--- a/reports/dicionario_dados.docx
+++ b/reports/dicionario_dados.docx
@@ -78,7 +78,7 @@
         <w:br/>
         <w:t>• train_identity.csv — 144.233 linhas × 41 colunas</w:t>
         <w:br/>
-        <w:t xml:space="preserve">  Contém dados sobre o dispositivo e identidade digital do usuário.   Presente em ~60% das transações.</w:t>
+        <w:t xml:space="preserve">  Contém dados sobre o dispositivo e identidade digital do usuário.   Presente em 24,4% das transações de treino.</w:t>
         <w:br/>
         <w:br/>
         <w:t>• Taxa de fraude: 3,5% (20.663 fraudes de 590.540 transações)</w:t>
@@ -298,7 +298,7 @@
               <w:rPr>
                 <w:sz w:val="18"/>
               </w:rPr>
-              <w:t>0 = transação legítima | 1 = fraude confirmada. Variável alvo do projeto. Nunca use como feature de entrada.</w:t>
+              <w:t>Rótulo binário fornecido pela competição: 0 = classe negativa | 1 = classe de fraude. Não equivale a decisão jurídica sobre Pix e nunca deve ser usado como feature de entrada.</w:t>
             </w:r>
           </w:p>
         </w:tc>
@@ -573,7 +573,7 @@
               <w:rPr>
                 <w:sz w:val="18"/>
               </w:rPr>
-              <w:t>Segundos decorridos desde uma data-base secreta. Para extrair dia da semana e hora, use: dt % 86400 // 3600 = hora do dia.</w:t>
+              <w:t>Segundos decorridos desde uma referência não divulgada. O módulo por 86400 indica posição relativa no ciclo diário; não deve ser chamado de hora local sem data-base e fuso.</w:t>
             </w:r>
           </w:p>
         </w:tc>
@@ -645,7 +645,7 @@
               <w:rPr>
                 <w:sz w:val="18"/>
               </w:rPr>
-              <w:t>Valor da transação em dólares (USD). Fraudes tendem a ter valores específicos — analise a distribuição com escala log.</w:t>
+              <w:t>Valor de pagamento da transação no domínio original. Analisar a distribuição e os valores extremos sem presumir padrão causal.</w:t>
             </w:r>
           </w:p>
         </w:tc>
@@ -717,7 +717,7 @@
               <w:rPr>
                 <w:sz w:val="18"/>
               </w:rPr>
-              <w:t>Código do produto/serviço comprado. W é o mais frequente. Significado exato não divulgado, mas correlaciona com risco.</w:t>
+              <w:t>Código de produto. O significado dos códigos não foi divulgado; eventuais associações com o alvo precisam ser medidas no treino.</w:t>
             </w:r>
           </w:p>
         </w:tc>
@@ -760,7 +760,7 @@
           <w:i/>
           <w:sz w:val="20"/>
         </w:rPr>
-        <w:t>Dados sobre o cartão usado na transação. card4 e card6 têm valores legíveis; os demais são codificados pela Vesta.</w:t>
+        <w:t>Informações do cartão no domínio original. card4 e card6 têm categorias legíveis; o significado individual de card1, card2, card3 e card5 não foi publicado.</w:t>
       </w:r>
     </w:p>
     <w:tbl>
@@ -920,7 +920,7 @@
               <w:rPr>
                 <w:sz w:val="18"/>
               </w:rPr>
-              <w:t>Identificador do tipo de cartão (codificado). Alta cardinalidade — considere frequency encoding ou target encoding.</w:t>
+              <w:t>Atributo codificado de cartão com alta cardinalidade. O significado exato não foi divulgado.</w:t>
             </w:r>
           </w:p>
         </w:tc>
@@ -1136,7 +1136,7 @@
               <w:rPr>
                 <w:sz w:val="18"/>
               </w:rPr>
-              <w:t>Bandeira do cartão. Mais interpretável que os outros. Visa é a mais comum (~60% das transações).</w:t>
+              <w:t>Rede/bandeira do cartão no domínio original.</w:t>
             </w:r>
           </w:p>
         </w:tc>
@@ -1280,7 +1280,7 @@
               <w:rPr>
                 <w:sz w:val="18"/>
               </w:rPr>
-              <w:t>Tipo do cartão. Cartões de débito são mais frequentes.</w:t>
+              <w:t>Tipo do cartão no domínio original.</w:t>
             </w:r>
           </w:p>
         </w:tc>
@@ -1483,7 +1483,7 @@
               <w:rPr>
                 <w:sz w:val="18"/>
               </w:rPr>
-              <w:t>Região de cobrança (billing region). Codificada numericamente. ~13% de valores nulos.</w:t>
+              <w:t>Região de cobrança codificada numericamente.</w:t>
             </w:r>
           </w:p>
         </w:tc>
@@ -1555,7 +1555,7 @@
               <w:rPr>
                 <w:sz w:val="18"/>
               </w:rPr>
-              <w:t>País de cobrança (billing country). Baixa variabilidade — maioria das transações é do mesmo país.</w:t>
+              <w:t>País de cobrança codificado numericamente.</w:t>
             </w:r>
           </w:p>
         </w:tc>
@@ -1627,7 +1627,7 @@
               <w:rPr>
                 <w:sz w:val="18"/>
               </w:rPr>
-              <w:t>Distância entre o endereço de cobrança e o de entrega. Distâncias grandes podem indicar fraude. ~60% de nulos.</w:t>
+              <w:t>Uma das medidas de distância fornecidas no domínio original; definição detalhada não publicada.</w:t>
             </w:r>
           </w:p>
         </w:tc>
@@ -1699,7 +1699,7 @@
               <w:rPr>
                 <w:sz w:val="18"/>
               </w:rPr>
-              <w:t>Segunda medida de distância (entre outros endereços associados). ~94% de nulos — use com cautela.</w:t>
+              <w:t>Segunda medida de distância; definição detalhada não publicada e alta presença de nulos.</w:t>
             </w:r>
           </w:p>
         </w:tc>
@@ -1742,7 +1742,7 @@
           <w:i/>
           <w:sz w:val="20"/>
         </w:rPr>
-        <w:t>Domínios de e-mail do comprador (P = purchaser) e do destinatário (R = recipient). E-mails anônimos (gmail, yahoo) têm correlação diferente de e-mails corporativos.</w:t>
+        <w:t>Domínios de e-mail do comprador (P = purchaser) e do destinatário (R = recipient). Qualquer associação com o alvo deve ser medida, não presumida.</w:t>
       </w:r>
     </w:p>
     <w:tbl>
@@ -1902,7 +1902,7 @@
               <w:rPr>
                 <w:sz w:val="18"/>
               </w:rPr>
-              <w:t>Domínio do e-mail de quem comprou. Domínios menos comuns ou de outros países → maior risco.</w:t>
+              <w:t>Domínio do e-mail de quem comprou no domínio original.</w:t>
             </w:r>
           </w:p>
         </w:tc>
@@ -1974,7 +1974,7 @@
               <w:rPr>
                 <w:sz w:val="18"/>
               </w:rPr>
-              <w:t>Domínio do e-mail do destinatário. 'anonymous.com' é especialmente relevante — alta taxa de fraude associada.</w:t>
+              <w:t>Domínio do e-mail do destinatário no domínio original.</w:t>
             </w:r>
           </w:p>
         </w:tc>
@@ -2017,7 +2017,7 @@
           <w:i/>
           <w:sz w:val="20"/>
         </w:rPr>
-        <w:t>Contagens relacionadas ao histórico do cartão/endereço. Exemplos: quantos endereços diferentes já foram associados a esse cartão, quantos e-mails diferentes, etc. Significado exato não divulgado pela Vesta, mas inferido pela comunidade Kaggle.</w:t>
+        <w:t>Grupo descrito oficialmente como contagens. O evento contado por cada coluna não foi divulgado. Interpretações da comunidade são hipóteses e não devem ser apresentadas como dicionário factual ou equivalência com sinais Pix.</w:t>
       </w:r>
     </w:p>
     <w:tbl>
@@ -2126,7 +2126,7 @@
                 <w:color w:val="06B6D4"/>
                 <w:sz w:val="18"/>
               </w:rPr>
-              <w:t>C1</w:t>
+              <w:t>C1–C14</w:t>
             </w:r>
           </w:p>
         </w:tc>
@@ -2160,7 +2160,7 @@
               <w:rPr>
                 <w:sz w:val="18"/>
               </w:rPr>
-              <w:t>1–17</w:t>
+              <w:t>contagens</w:t>
             </w:r>
           </w:p>
         </w:tc>
@@ -2177,943 +2177,7 @@
               <w:rPr>
                 <w:sz w:val="18"/>
               </w:rPr>
-              <w:t>Nº de endereços associados ao cartão. C1=1 → cartão novo ou pouco usado.</w:t>
-            </w:r>
-          </w:p>
-        </w:tc>
-      </w:tr>
-      <w:tr>
-        <w:tc>
-          <w:tcPr>
-            <w:tcW w:type="dxa" w:w="2422"/>
-            <w:shd w:val="clear" w:color="auto" w:fill="FFFFFF"/>
-          </w:tcPr>
-          <w:p>
-            <w:pPr>
-              <w:spacing w:before="40" w:after="40"/>
-            </w:pPr>
-            <w:r>
-              <w:rPr>
-                <w:b/>
-                <w:color w:val="06B6D4"/>
-                <w:sz w:val="18"/>
-              </w:rPr>
-              <w:t>C2</w:t>
-            </w:r>
-          </w:p>
-        </w:tc>
-        <w:tc>
-          <w:tcPr>
-            <w:tcW w:type="dxa" w:w="2422"/>
-            <w:shd w:val="clear" w:color="auto" w:fill="FFFFFF"/>
-          </w:tcPr>
-          <w:p>
-            <w:pPr>
-              <w:spacing w:before="40" w:after="40"/>
-            </w:pPr>
-            <w:r>
-              <w:rPr>
-                <w:sz w:val="18"/>
-              </w:rPr>
-              <w:t>float</w:t>
-            </w:r>
-          </w:p>
-        </w:tc>
-        <w:tc>
-          <w:tcPr>
-            <w:tcW w:type="dxa" w:w="2422"/>
-            <w:shd w:val="clear" w:color="auto" w:fill="FFFFFF"/>
-          </w:tcPr>
-          <w:p>
-            <w:pPr>
-              <w:spacing w:before="40" w:after="40"/>
-            </w:pPr>
-            <w:r>
-              <w:rPr>
-                <w:sz w:val="18"/>
-              </w:rPr>
-              <w:t>1–17</w:t>
-            </w:r>
-          </w:p>
-        </w:tc>
-        <w:tc>
-          <w:tcPr>
-            <w:tcW w:type="dxa" w:w="2422"/>
-            <w:shd w:val="clear" w:color="auto" w:fill="FFFFFF"/>
-          </w:tcPr>
-          <w:p>
-            <w:pPr>
-              <w:spacing w:before="40" w:after="40"/>
-            </w:pPr>
-            <w:r>
-              <w:rPr>
-                <w:sz w:val="18"/>
-              </w:rPr>
-              <w:t>Nº de endereços encontrados para o cartão (variante de C1).</w:t>
-            </w:r>
-          </w:p>
-        </w:tc>
-      </w:tr>
-      <w:tr>
-        <w:tc>
-          <w:tcPr>
-            <w:tcW w:type="dxa" w:w="2422"/>
-            <w:shd w:val="clear" w:color="auto" w:fill="F8F9FC"/>
-          </w:tcPr>
-          <w:p>
-            <w:pPr>
-              <w:spacing w:before="40" w:after="40"/>
-            </w:pPr>
-            <w:r>
-              <w:rPr>
-                <w:b/>
-                <w:color w:val="06B6D4"/>
-                <w:sz w:val="18"/>
-              </w:rPr>
-              <w:t>C3</w:t>
-            </w:r>
-          </w:p>
-        </w:tc>
-        <w:tc>
-          <w:tcPr>
-            <w:tcW w:type="dxa" w:w="2422"/>
-            <w:shd w:val="clear" w:color="auto" w:fill="F8F9FC"/>
-          </w:tcPr>
-          <w:p>
-            <w:pPr>
-              <w:spacing w:before="40" w:after="40"/>
-            </w:pPr>
-            <w:r>
-              <w:rPr>
-                <w:sz w:val="18"/>
-              </w:rPr>
-              <w:t>float</w:t>
-            </w:r>
-          </w:p>
-        </w:tc>
-        <w:tc>
-          <w:tcPr>
-            <w:tcW w:type="dxa" w:w="2422"/>
-            <w:shd w:val="clear" w:color="auto" w:fill="F8F9FC"/>
-          </w:tcPr>
-          <w:p>
-            <w:pPr>
-              <w:spacing w:before="40" w:after="40"/>
-            </w:pPr>
-            <w:r>
-              <w:rPr>
-                <w:sz w:val="18"/>
-              </w:rPr>
-              <w:t>0–26</w:t>
-            </w:r>
-          </w:p>
-        </w:tc>
-        <w:tc>
-          <w:tcPr>
-            <w:tcW w:type="dxa" w:w="2422"/>
-            <w:shd w:val="clear" w:color="auto" w:fill="F8F9FC"/>
-          </w:tcPr>
-          <w:p>
-            <w:pPr>
-              <w:spacing w:before="40" w:after="40"/>
-            </w:pPr>
-            <w:r>
-              <w:rPr>
-                <w:sz w:val="18"/>
-              </w:rPr>
-              <w:t>Contagem relacionada ao histórico do cartão (semântica não confirmada).</w:t>
-            </w:r>
-          </w:p>
-        </w:tc>
-      </w:tr>
-      <w:tr>
-        <w:tc>
-          <w:tcPr>
-            <w:tcW w:type="dxa" w:w="2422"/>
-            <w:shd w:val="clear" w:color="auto" w:fill="FFFFFF"/>
-          </w:tcPr>
-          <w:p>
-            <w:pPr>
-              <w:spacing w:before="40" w:after="40"/>
-            </w:pPr>
-            <w:r>
-              <w:rPr>
-                <w:b/>
-                <w:color w:val="06B6D4"/>
-                <w:sz w:val="18"/>
-              </w:rPr>
-              <w:t>C4</w:t>
-            </w:r>
-          </w:p>
-        </w:tc>
-        <w:tc>
-          <w:tcPr>
-            <w:tcW w:type="dxa" w:w="2422"/>
-            <w:shd w:val="clear" w:color="auto" w:fill="FFFFFF"/>
-          </w:tcPr>
-          <w:p>
-            <w:pPr>
-              <w:spacing w:before="40" w:after="40"/>
-            </w:pPr>
-            <w:r>
-              <w:rPr>
-                <w:sz w:val="18"/>
-              </w:rPr>
-              <w:t>float</w:t>
-            </w:r>
-          </w:p>
-        </w:tc>
-        <w:tc>
-          <w:tcPr>
-            <w:tcW w:type="dxa" w:w="2422"/>
-            <w:shd w:val="clear" w:color="auto" w:fill="FFFFFF"/>
-          </w:tcPr>
-          <w:p>
-            <w:pPr>
-              <w:spacing w:before="40" w:after="40"/>
-            </w:pPr>
-            <w:r>
-              <w:rPr>
-                <w:sz w:val="18"/>
-              </w:rPr>
-              <w:t>0–15</w:t>
-            </w:r>
-          </w:p>
-        </w:tc>
-        <w:tc>
-          <w:tcPr>
-            <w:tcW w:type="dxa" w:w="2422"/>
-            <w:shd w:val="clear" w:color="auto" w:fill="FFFFFF"/>
-          </w:tcPr>
-          <w:p>
-            <w:pPr>
-              <w:spacing w:before="40" w:after="40"/>
-            </w:pPr>
-            <w:r>
-              <w:rPr>
-                <w:sz w:val="18"/>
-              </w:rPr>
-              <w:t>Contagem de transações com o mesmo endereço de entrega.</w:t>
-            </w:r>
-          </w:p>
-        </w:tc>
-      </w:tr>
-      <w:tr>
-        <w:tc>
-          <w:tcPr>
-            <w:tcW w:type="dxa" w:w="2422"/>
-            <w:shd w:val="clear" w:color="auto" w:fill="F8F9FC"/>
-          </w:tcPr>
-          <w:p>
-            <w:pPr>
-              <w:spacing w:before="40" w:after="40"/>
-            </w:pPr>
-            <w:r>
-              <w:rPr>
-                <w:b/>
-                <w:color w:val="06B6D4"/>
-                <w:sz w:val="18"/>
-              </w:rPr>
-              <w:t>C5</w:t>
-            </w:r>
-          </w:p>
-        </w:tc>
-        <w:tc>
-          <w:tcPr>
-            <w:tcW w:type="dxa" w:w="2422"/>
-            <w:shd w:val="clear" w:color="auto" w:fill="F8F9FC"/>
-          </w:tcPr>
-          <w:p>
-            <w:pPr>
-              <w:spacing w:before="40" w:after="40"/>
-            </w:pPr>
-            <w:r>
-              <w:rPr>
-                <w:sz w:val="18"/>
-              </w:rPr>
-              <w:t>float</w:t>
-            </w:r>
-          </w:p>
-        </w:tc>
-        <w:tc>
-          <w:tcPr>
-            <w:tcW w:type="dxa" w:w="2422"/>
-            <w:shd w:val="clear" w:color="auto" w:fill="F8F9FC"/>
-          </w:tcPr>
-          <w:p>
-            <w:pPr>
-              <w:spacing w:before="40" w:after="40"/>
-            </w:pPr>
-            <w:r>
-              <w:rPr>
-                <w:sz w:val="18"/>
-              </w:rPr>
-              <w:t>0–5</w:t>
-            </w:r>
-          </w:p>
-        </w:tc>
-        <w:tc>
-          <w:tcPr>
-            <w:tcW w:type="dxa" w:w="2422"/>
-            <w:shd w:val="clear" w:color="auto" w:fill="F8F9FC"/>
-          </w:tcPr>
-          <w:p>
-            <w:pPr>
-              <w:spacing w:before="40" w:after="40"/>
-            </w:pPr>
-            <w:r>
-              <w:rPr>
-                <w:sz w:val="18"/>
-              </w:rPr>
-              <w:t>Contagem de e-mails diferentes usados com esse cartão.</w:t>
-            </w:r>
-          </w:p>
-        </w:tc>
-      </w:tr>
-      <w:tr>
-        <w:tc>
-          <w:tcPr>
-            <w:tcW w:type="dxa" w:w="2422"/>
-            <w:shd w:val="clear" w:color="auto" w:fill="FFFFFF"/>
-          </w:tcPr>
-          <w:p>
-            <w:pPr>
-              <w:spacing w:before="40" w:after="40"/>
-            </w:pPr>
-            <w:r>
-              <w:rPr>
-                <w:b/>
-                <w:color w:val="06B6D4"/>
-                <w:sz w:val="18"/>
-              </w:rPr>
-              <w:t>C6</w:t>
-            </w:r>
-          </w:p>
-        </w:tc>
-        <w:tc>
-          <w:tcPr>
-            <w:tcW w:type="dxa" w:w="2422"/>
-            <w:shd w:val="clear" w:color="auto" w:fill="FFFFFF"/>
-          </w:tcPr>
-          <w:p>
-            <w:pPr>
-              <w:spacing w:before="40" w:after="40"/>
-            </w:pPr>
-            <w:r>
-              <w:rPr>
-                <w:sz w:val="18"/>
-              </w:rPr>
-              <w:t>float</w:t>
-            </w:r>
-          </w:p>
-        </w:tc>
-        <w:tc>
-          <w:tcPr>
-            <w:tcW w:type="dxa" w:w="2422"/>
-            <w:shd w:val="clear" w:color="auto" w:fill="FFFFFF"/>
-          </w:tcPr>
-          <w:p>
-            <w:pPr>
-              <w:spacing w:before="40" w:after="40"/>
-            </w:pPr>
-            <w:r>
-              <w:rPr>
-                <w:sz w:val="18"/>
-              </w:rPr>
-              <w:t>1–15</w:t>
-            </w:r>
-          </w:p>
-        </w:tc>
-        <w:tc>
-          <w:tcPr>
-            <w:tcW w:type="dxa" w:w="2422"/>
-            <w:shd w:val="clear" w:color="auto" w:fill="FFFFFF"/>
-          </w:tcPr>
-          <w:p>
-            <w:pPr>
-              <w:spacing w:before="40" w:after="40"/>
-            </w:pPr>
-            <w:r>
-              <w:rPr>
-                <w:sz w:val="18"/>
-              </w:rPr>
-              <w:t>Contagem de endereços de cobrança distintos no histórico.</w:t>
-            </w:r>
-          </w:p>
-        </w:tc>
-      </w:tr>
-      <w:tr>
-        <w:tc>
-          <w:tcPr>
-            <w:tcW w:type="dxa" w:w="2422"/>
-            <w:shd w:val="clear" w:color="auto" w:fill="F8F9FC"/>
-          </w:tcPr>
-          <w:p>
-            <w:pPr>
-              <w:spacing w:before="40" w:after="40"/>
-            </w:pPr>
-            <w:r>
-              <w:rPr>
-                <w:b/>
-                <w:color w:val="06B6D4"/>
-                <w:sz w:val="18"/>
-              </w:rPr>
-              <w:t>C7</w:t>
-            </w:r>
-          </w:p>
-        </w:tc>
-        <w:tc>
-          <w:tcPr>
-            <w:tcW w:type="dxa" w:w="2422"/>
-            <w:shd w:val="clear" w:color="auto" w:fill="F8F9FC"/>
-          </w:tcPr>
-          <w:p>
-            <w:pPr>
-              <w:spacing w:before="40" w:after="40"/>
-            </w:pPr>
-            <w:r>
-              <w:rPr>
-                <w:sz w:val="18"/>
-              </w:rPr>
-              <w:t>float</w:t>
-            </w:r>
-          </w:p>
-        </w:tc>
-        <w:tc>
-          <w:tcPr>
-            <w:tcW w:type="dxa" w:w="2422"/>
-            <w:shd w:val="clear" w:color="auto" w:fill="F8F9FC"/>
-          </w:tcPr>
-          <w:p>
-            <w:pPr>
-              <w:spacing w:before="40" w:after="40"/>
-            </w:pPr>
-            <w:r>
-              <w:rPr>
-                <w:sz w:val="18"/>
-              </w:rPr>
-              <w:t>0–8</w:t>
-            </w:r>
-          </w:p>
-        </w:tc>
-        <w:tc>
-          <w:tcPr>
-            <w:tcW w:type="dxa" w:w="2422"/>
-            <w:shd w:val="clear" w:color="auto" w:fill="F8F9FC"/>
-          </w:tcPr>
-          <w:p>
-            <w:pPr>
-              <w:spacing w:before="40" w:after="40"/>
-            </w:pPr>
-            <w:r>
-              <w:rPr>
-                <w:sz w:val="18"/>
-              </w:rPr>
-              <w:t>Contagem de transações recentes (janela de tempo curta).</w:t>
-            </w:r>
-          </w:p>
-        </w:tc>
-      </w:tr>
-      <w:tr>
-        <w:tc>
-          <w:tcPr>
-            <w:tcW w:type="dxa" w:w="2422"/>
-            <w:shd w:val="clear" w:color="auto" w:fill="FFFFFF"/>
-          </w:tcPr>
-          <w:p>
-            <w:pPr>
-              <w:spacing w:before="40" w:after="40"/>
-            </w:pPr>
-            <w:r>
-              <w:rPr>
-                <w:b/>
-                <w:color w:val="06B6D4"/>
-                <w:sz w:val="18"/>
-              </w:rPr>
-              <w:t>C8</w:t>
-            </w:r>
-          </w:p>
-        </w:tc>
-        <w:tc>
-          <w:tcPr>
-            <w:tcW w:type="dxa" w:w="2422"/>
-            <w:shd w:val="clear" w:color="auto" w:fill="FFFFFF"/>
-          </w:tcPr>
-          <w:p>
-            <w:pPr>
-              <w:spacing w:before="40" w:after="40"/>
-            </w:pPr>
-            <w:r>
-              <w:rPr>
-                <w:sz w:val="18"/>
-              </w:rPr>
-              <w:t>float</w:t>
-            </w:r>
-          </w:p>
-        </w:tc>
-        <w:tc>
-          <w:tcPr>
-            <w:tcW w:type="dxa" w:w="2422"/>
-            <w:shd w:val="clear" w:color="auto" w:fill="FFFFFF"/>
-          </w:tcPr>
-          <w:p>
-            <w:pPr>
-              <w:spacing w:before="40" w:after="40"/>
-            </w:pPr>
-            <w:r>
-              <w:rPr>
-                <w:sz w:val="18"/>
-              </w:rPr>
-              <w:t>1–16</w:t>
-            </w:r>
-          </w:p>
-        </w:tc>
-        <w:tc>
-          <w:tcPr>
-            <w:tcW w:type="dxa" w:w="2422"/>
-            <w:shd w:val="clear" w:color="auto" w:fill="FFFFFF"/>
-          </w:tcPr>
-          <w:p>
-            <w:pPr>
-              <w:spacing w:before="40" w:after="40"/>
-            </w:pPr>
-            <w:r>
-              <w:rPr>
-                <w:sz w:val="18"/>
-              </w:rPr>
-              <w:t>Contagem similar a C1/C2 — possivelmente por janela de tempo diferente.</w:t>
-            </w:r>
-          </w:p>
-        </w:tc>
-      </w:tr>
-      <w:tr>
-        <w:tc>
-          <w:tcPr>
-            <w:tcW w:type="dxa" w:w="2422"/>
-            <w:shd w:val="clear" w:color="auto" w:fill="F8F9FC"/>
-          </w:tcPr>
-          <w:p>
-            <w:pPr>
-              <w:spacing w:before="40" w:after="40"/>
-            </w:pPr>
-            <w:r>
-              <w:rPr>
-                <w:b/>
-                <w:color w:val="06B6D4"/>
-                <w:sz w:val="18"/>
-              </w:rPr>
-              <w:t>C9</w:t>
-            </w:r>
-          </w:p>
-        </w:tc>
-        <w:tc>
-          <w:tcPr>
-            <w:tcW w:type="dxa" w:w="2422"/>
-            <w:shd w:val="clear" w:color="auto" w:fill="F8F9FC"/>
-          </w:tcPr>
-          <w:p>
-            <w:pPr>
-              <w:spacing w:before="40" w:after="40"/>
-            </w:pPr>
-            <w:r>
-              <w:rPr>
-                <w:sz w:val="18"/>
-              </w:rPr>
-              <w:t>float</w:t>
-            </w:r>
-          </w:p>
-        </w:tc>
-        <w:tc>
-          <w:tcPr>
-            <w:tcW w:type="dxa" w:w="2422"/>
-            <w:shd w:val="clear" w:color="auto" w:fill="F8F9FC"/>
-          </w:tcPr>
-          <w:p>
-            <w:pPr>
-              <w:spacing w:before="40" w:after="40"/>
-            </w:pPr>
-            <w:r>
-              <w:rPr>
-                <w:sz w:val="18"/>
-              </w:rPr>
-              <w:t>0–7</w:t>
-            </w:r>
-          </w:p>
-        </w:tc>
-        <w:tc>
-          <w:tcPr>
-            <w:tcW w:type="dxa" w:w="2422"/>
-            <w:shd w:val="clear" w:color="auto" w:fill="F8F9FC"/>
-          </w:tcPr>
-          <w:p>
-            <w:pPr>
-              <w:spacing w:before="40" w:after="40"/>
-            </w:pPr>
-            <w:r>
-              <w:rPr>
-                <w:sz w:val="18"/>
-              </w:rPr>
-              <w:t>Nº de transações com o mesmo endereço de entrega (variante).</w:t>
-            </w:r>
-          </w:p>
-        </w:tc>
-      </w:tr>
-      <w:tr>
-        <w:tc>
-          <w:tcPr>
-            <w:tcW w:type="dxa" w:w="2422"/>
-            <w:shd w:val="clear" w:color="auto" w:fill="FFFFFF"/>
-          </w:tcPr>
-          <w:p>
-            <w:pPr>
-              <w:spacing w:before="40" w:after="40"/>
-            </w:pPr>
-            <w:r>
-              <w:rPr>
-                <w:b/>
-                <w:color w:val="06B6D4"/>
-                <w:sz w:val="18"/>
-              </w:rPr>
-              <w:t>C10</w:t>
-            </w:r>
-          </w:p>
-        </w:tc>
-        <w:tc>
-          <w:tcPr>
-            <w:tcW w:type="dxa" w:w="2422"/>
-            <w:shd w:val="clear" w:color="auto" w:fill="FFFFFF"/>
-          </w:tcPr>
-          <w:p>
-            <w:pPr>
-              <w:spacing w:before="40" w:after="40"/>
-            </w:pPr>
-            <w:r>
-              <w:rPr>
-                <w:sz w:val="18"/>
-              </w:rPr>
-              <w:t>float</w:t>
-            </w:r>
-          </w:p>
-        </w:tc>
-        <w:tc>
-          <w:tcPr>
-            <w:tcW w:type="dxa" w:w="2422"/>
-            <w:shd w:val="clear" w:color="auto" w:fill="FFFFFF"/>
-          </w:tcPr>
-          <w:p>
-            <w:pPr>
-              <w:spacing w:before="40" w:after="40"/>
-            </w:pPr>
-            <w:r>
-              <w:rPr>
-                <w:sz w:val="18"/>
-              </w:rPr>
-              <w:t>0–14</w:t>
-            </w:r>
-          </w:p>
-        </w:tc>
-        <w:tc>
-          <w:tcPr>
-            <w:tcW w:type="dxa" w:w="2422"/>
-            <w:shd w:val="clear" w:color="auto" w:fill="FFFFFF"/>
-          </w:tcPr>
-          <w:p>
-            <w:pPr>
-              <w:spacing w:before="40" w:after="40"/>
-            </w:pPr>
-            <w:r>
-              <w:rPr>
-                <w:sz w:val="18"/>
-              </w:rPr>
-              <w:t>Contagem de dispositivos diferentes usados com esse cartão.</w:t>
-            </w:r>
-          </w:p>
-        </w:tc>
-      </w:tr>
-      <w:tr>
-        <w:tc>
-          <w:tcPr>
-            <w:tcW w:type="dxa" w:w="2422"/>
-            <w:shd w:val="clear" w:color="auto" w:fill="F8F9FC"/>
-          </w:tcPr>
-          <w:p>
-            <w:pPr>
-              <w:spacing w:before="40" w:after="40"/>
-            </w:pPr>
-            <w:r>
-              <w:rPr>
-                <w:b/>
-                <w:color w:val="06B6D4"/>
-                <w:sz w:val="18"/>
-              </w:rPr>
-              <w:t>C11</w:t>
-            </w:r>
-          </w:p>
-        </w:tc>
-        <w:tc>
-          <w:tcPr>
-            <w:tcW w:type="dxa" w:w="2422"/>
-            <w:shd w:val="clear" w:color="auto" w:fill="F8F9FC"/>
-          </w:tcPr>
-          <w:p>
-            <w:pPr>
-              <w:spacing w:before="40" w:after="40"/>
-            </w:pPr>
-            <w:r>
-              <w:rPr>
-                <w:sz w:val="18"/>
-              </w:rPr>
-              <w:t>float</w:t>
-            </w:r>
-          </w:p>
-        </w:tc>
-        <w:tc>
-          <w:tcPr>
-            <w:tcW w:type="dxa" w:w="2422"/>
-            <w:shd w:val="clear" w:color="auto" w:fill="F8F9FC"/>
-          </w:tcPr>
-          <w:p>
-            <w:pPr>
-              <w:spacing w:before="40" w:after="40"/>
-            </w:pPr>
-            <w:r>
-              <w:rPr>
-                <w:sz w:val="18"/>
-              </w:rPr>
-              <w:t>1–17</w:t>
-            </w:r>
-          </w:p>
-        </w:tc>
-        <w:tc>
-          <w:tcPr>
-            <w:tcW w:type="dxa" w:w="2422"/>
-            <w:shd w:val="clear" w:color="auto" w:fill="F8F9FC"/>
-          </w:tcPr>
-          <w:p>
-            <w:pPr>
-              <w:spacing w:before="40" w:after="40"/>
-            </w:pPr>
-            <w:r>
-              <w:rPr>
-                <w:sz w:val="18"/>
-              </w:rPr>
-              <w:t>Contagem geral de histórico do cartão.</w:t>
-            </w:r>
-          </w:p>
-        </w:tc>
-      </w:tr>
-      <w:tr>
-        <w:tc>
-          <w:tcPr>
-            <w:tcW w:type="dxa" w:w="2422"/>
-            <w:shd w:val="clear" w:color="auto" w:fill="FFFFFF"/>
-          </w:tcPr>
-          <w:p>
-            <w:pPr>
-              <w:spacing w:before="40" w:after="40"/>
-            </w:pPr>
-            <w:r>
-              <w:rPr>
-                <w:b/>
-                <w:color w:val="06B6D4"/>
-                <w:sz w:val="18"/>
-              </w:rPr>
-              <w:t>C12</w:t>
-            </w:r>
-          </w:p>
-        </w:tc>
-        <w:tc>
-          <w:tcPr>
-            <w:tcW w:type="dxa" w:w="2422"/>
-            <w:shd w:val="clear" w:color="auto" w:fill="FFFFFF"/>
-          </w:tcPr>
-          <w:p>
-            <w:pPr>
-              <w:spacing w:before="40" w:after="40"/>
-            </w:pPr>
-            <w:r>
-              <w:rPr>
-                <w:sz w:val="18"/>
-              </w:rPr>
-              <w:t>float</w:t>
-            </w:r>
-          </w:p>
-        </w:tc>
-        <w:tc>
-          <w:tcPr>
-            <w:tcW w:type="dxa" w:w="2422"/>
-            <w:shd w:val="clear" w:color="auto" w:fill="FFFFFF"/>
-          </w:tcPr>
-          <w:p>
-            <w:pPr>
-              <w:spacing w:before="40" w:after="40"/>
-            </w:pPr>
-            <w:r>
-              <w:rPr>
-                <w:sz w:val="18"/>
-              </w:rPr>
-              <w:t>0–15</w:t>
-            </w:r>
-          </w:p>
-        </w:tc>
-        <w:tc>
-          <w:tcPr>
-            <w:tcW w:type="dxa" w:w="2422"/>
-            <w:shd w:val="clear" w:color="auto" w:fill="FFFFFF"/>
-          </w:tcPr>
-          <w:p>
-            <w:pPr>
-              <w:spacing w:before="40" w:after="40"/>
-            </w:pPr>
-            <w:r>
-              <w:rPr>
-                <w:sz w:val="18"/>
-              </w:rPr>
-              <w:t>Contagem de transações negadas anteriores.</w:t>
-            </w:r>
-          </w:p>
-        </w:tc>
-      </w:tr>
-      <w:tr>
-        <w:tc>
-          <w:tcPr>
-            <w:tcW w:type="dxa" w:w="2422"/>
-            <w:shd w:val="clear" w:color="auto" w:fill="F8F9FC"/>
-          </w:tcPr>
-          <w:p>
-            <w:pPr>
-              <w:spacing w:before="40" w:after="40"/>
-            </w:pPr>
-            <w:r>
-              <w:rPr>
-                <w:b/>
-                <w:color w:val="06B6D4"/>
-                <w:sz w:val="18"/>
-              </w:rPr>
-              <w:t>C13</w:t>
-            </w:r>
-          </w:p>
-        </w:tc>
-        <w:tc>
-          <w:tcPr>
-            <w:tcW w:type="dxa" w:w="2422"/>
-            <w:shd w:val="clear" w:color="auto" w:fill="F8F9FC"/>
-          </w:tcPr>
-          <w:p>
-            <w:pPr>
-              <w:spacing w:before="40" w:after="40"/>
-            </w:pPr>
-            <w:r>
-              <w:rPr>
-                <w:sz w:val="18"/>
-              </w:rPr>
-              <w:t>float</w:t>
-            </w:r>
-          </w:p>
-        </w:tc>
-        <w:tc>
-          <w:tcPr>
-            <w:tcW w:type="dxa" w:w="2422"/>
-            <w:shd w:val="clear" w:color="auto" w:fill="F8F9FC"/>
-          </w:tcPr>
-          <w:p>
-            <w:pPr>
-              <w:spacing w:before="40" w:after="40"/>
-            </w:pPr>
-            <w:r>
-              <w:rPr>
-                <w:sz w:val="18"/>
-              </w:rPr>
-              <w:t>1–2918</w:t>
-            </w:r>
-          </w:p>
-        </w:tc>
-        <w:tc>
-          <w:tcPr>
-            <w:tcW w:type="dxa" w:w="2422"/>
-            <w:shd w:val="clear" w:color="auto" w:fill="F8F9FC"/>
-          </w:tcPr>
-          <w:p>
-            <w:pPr>
-              <w:spacing w:before="40" w:after="40"/>
-            </w:pPr>
-            <w:r>
-              <w:rPr>
-                <w:sz w:val="18"/>
-              </w:rPr>
-              <w:t>Contagem de transações totais do comprador — alta cardinalidade.</w:t>
-            </w:r>
-          </w:p>
-        </w:tc>
-      </w:tr>
-      <w:tr>
-        <w:tc>
-          <w:tcPr>
-            <w:tcW w:type="dxa" w:w="2422"/>
-            <w:shd w:val="clear" w:color="auto" w:fill="FFFFFF"/>
-          </w:tcPr>
-          <w:p>
-            <w:pPr>
-              <w:spacing w:before="40" w:after="40"/>
-            </w:pPr>
-            <w:r>
-              <w:rPr>
-                <w:b/>
-                <w:color w:val="06B6D4"/>
-                <w:sz w:val="18"/>
-              </w:rPr>
-              <w:t>C14</w:t>
-            </w:r>
-          </w:p>
-        </w:tc>
-        <w:tc>
-          <w:tcPr>
-            <w:tcW w:type="dxa" w:w="2422"/>
-            <w:shd w:val="clear" w:color="auto" w:fill="FFFFFF"/>
-          </w:tcPr>
-          <w:p>
-            <w:pPr>
-              <w:spacing w:before="40" w:after="40"/>
-            </w:pPr>
-            <w:r>
-              <w:rPr>
-                <w:sz w:val="18"/>
-              </w:rPr>
-              <w:t>float</w:t>
-            </w:r>
-          </w:p>
-        </w:tc>
-        <w:tc>
-          <w:tcPr>
-            <w:tcW w:type="dxa" w:w="2422"/>
-            <w:shd w:val="clear" w:color="auto" w:fill="FFFFFF"/>
-          </w:tcPr>
-          <w:p>
-            <w:pPr>
-              <w:spacing w:before="40" w:after="40"/>
-            </w:pPr>
-            <w:r>
-              <w:rPr>
-                <w:sz w:val="18"/>
-              </w:rPr>
-              <w:t>1–33</w:t>
-            </w:r>
-          </w:p>
-        </w:tc>
-        <w:tc>
-          <w:tcPr>
-            <w:tcW w:type="dxa" w:w="2422"/>
-            <w:shd w:val="clear" w:color="auto" w:fill="FFFFFF"/>
-          </w:tcPr>
-          <w:p>
-            <w:pPr>
-              <w:spacing w:before="40" w:after="40"/>
-            </w:pPr>
-            <w:r>
-              <w:rPr>
-                <w:sz w:val="18"/>
-              </w:rPr>
-              <w:t>Contagem de endereços distintos (janela longa).</w:t>
+              <w:t>14 atributos de contagem anonimizados; semântica individual não publicada.</w:t>
             </w:r>
           </w:p>
         </w:tc>
@@ -3156,7 +2220,7 @@
           <w:i/>
           <w:sz w:val="20"/>
         </w:rPr>
-        <w:t>Diferenças de tempo em dias entre eventos relacionados ao cartão/conta. D1 é a mais importante: representa há quantos dias o cartão foi visto pela última vez. Valores muito altos ou muito baixos podem indicar cartões recém-criados para fraude.</w:t>
+        <w:t>Grupo descrito oficialmente como deltas temporais. Os eventos de origem e destino de cada delta não foram publicados. Importância e associação com o alvo dependem do experimento.</w:t>
       </w:r>
     </w:p>
     <w:tbl>
@@ -3265,7 +2329,7 @@
                 <w:color w:val="84CC16"/>
                 <w:sz w:val="18"/>
               </w:rPr>
-              <w:t>D1</w:t>
+              <w:t>D1–D15</w:t>
             </w:r>
           </w:p>
         </w:tc>
@@ -3299,7 +2363,7 @@
               <w:rPr>
                 <w:sz w:val="18"/>
               </w:rPr>
-              <w:t>0–640</w:t>
+              <w:t>deltas temporais</w:t>
             </w:r>
           </w:p>
         </w:tc>
@@ -3316,1015 +2380,7 @@
               <w:rPr>
                 <w:sz w:val="18"/>
               </w:rPr>
-              <w:t>Dias desde a transação anterior com esse cartão. ⭐ Uma das features mais correlacionadas com isFraud.</w:t>
-            </w:r>
-          </w:p>
-        </w:tc>
-      </w:tr>
-      <w:tr>
-        <w:tc>
-          <w:tcPr>
-            <w:tcW w:type="dxa" w:w="2422"/>
-            <w:shd w:val="clear" w:color="auto" w:fill="FFFFFF"/>
-          </w:tcPr>
-          <w:p>
-            <w:pPr>
-              <w:spacing w:before="40" w:after="40"/>
-            </w:pPr>
-            <w:r>
-              <w:rPr>
-                <w:b/>
-                <w:color w:val="84CC16"/>
-                <w:sz w:val="18"/>
-              </w:rPr>
-              <w:t>D2</w:t>
-            </w:r>
-          </w:p>
-        </w:tc>
-        <w:tc>
-          <w:tcPr>
-            <w:tcW w:type="dxa" w:w="2422"/>
-            <w:shd w:val="clear" w:color="auto" w:fill="FFFFFF"/>
-          </w:tcPr>
-          <w:p>
-            <w:pPr>
-              <w:spacing w:before="40" w:after="40"/>
-            </w:pPr>
-            <w:r>
-              <w:rPr>
-                <w:sz w:val="18"/>
-              </w:rPr>
-              <w:t>float</w:t>
-            </w:r>
-          </w:p>
-        </w:tc>
-        <w:tc>
-          <w:tcPr>
-            <w:tcW w:type="dxa" w:w="2422"/>
-            <w:shd w:val="clear" w:color="auto" w:fill="FFFFFF"/>
-          </w:tcPr>
-          <w:p>
-            <w:pPr>
-              <w:spacing w:before="40" w:after="40"/>
-            </w:pPr>
-            <w:r>
-              <w:rPr>
-                <w:sz w:val="18"/>
-              </w:rPr>
-              <w:t>0–640</w:t>
-            </w:r>
-          </w:p>
-        </w:tc>
-        <w:tc>
-          <w:tcPr>
-            <w:tcW w:type="dxa" w:w="2422"/>
-            <w:shd w:val="clear" w:color="auto" w:fill="FFFFFF"/>
-          </w:tcPr>
-          <w:p>
-            <w:pPr>
-              <w:spacing w:before="40" w:after="40"/>
-            </w:pPr>
-            <w:r>
-              <w:rPr>
-                <w:sz w:val="18"/>
-              </w:rPr>
-              <w:t>Dias desde a transação anterior (variante — às vezes igual a D1).</w:t>
-            </w:r>
-          </w:p>
-        </w:tc>
-      </w:tr>
-      <w:tr>
-        <w:tc>
-          <w:tcPr>
-            <w:tcW w:type="dxa" w:w="2422"/>
-            <w:shd w:val="clear" w:color="auto" w:fill="F8F9FC"/>
-          </w:tcPr>
-          <w:p>
-            <w:pPr>
-              <w:spacing w:before="40" w:after="40"/>
-            </w:pPr>
-            <w:r>
-              <w:rPr>
-                <w:b/>
-                <w:color w:val="84CC16"/>
-                <w:sz w:val="18"/>
-              </w:rPr>
-              <w:t>D3</w:t>
-            </w:r>
-          </w:p>
-        </w:tc>
-        <w:tc>
-          <w:tcPr>
-            <w:tcW w:type="dxa" w:w="2422"/>
-            <w:shd w:val="clear" w:color="auto" w:fill="F8F9FC"/>
-          </w:tcPr>
-          <w:p>
-            <w:pPr>
-              <w:spacing w:before="40" w:after="40"/>
-            </w:pPr>
-            <w:r>
-              <w:rPr>
-                <w:sz w:val="18"/>
-              </w:rPr>
-              <w:t>float</w:t>
-            </w:r>
-          </w:p>
-        </w:tc>
-        <w:tc>
-          <w:tcPr>
-            <w:tcW w:type="dxa" w:w="2422"/>
-            <w:shd w:val="clear" w:color="auto" w:fill="F8F9FC"/>
-          </w:tcPr>
-          <w:p>
-            <w:pPr>
-              <w:spacing w:before="40" w:after="40"/>
-            </w:pPr>
-            <w:r>
-              <w:rPr>
-                <w:sz w:val="18"/>
-              </w:rPr>
-              <w:t>0–819</w:t>
-            </w:r>
-          </w:p>
-        </w:tc>
-        <w:tc>
-          <w:tcPr>
-            <w:tcW w:type="dxa" w:w="2422"/>
-            <w:shd w:val="clear" w:color="auto" w:fill="F8F9FC"/>
-          </w:tcPr>
-          <w:p>
-            <w:pPr>
-              <w:spacing w:before="40" w:after="40"/>
-            </w:pPr>
-            <w:r>
-              <w:rPr>
-                <w:sz w:val="18"/>
-              </w:rPr>
-              <w:t>Dias desde que o endereço de entrega foi visto pela última vez.</w:t>
-            </w:r>
-          </w:p>
-        </w:tc>
-      </w:tr>
-      <w:tr>
-        <w:tc>
-          <w:tcPr>
-            <w:tcW w:type="dxa" w:w="2422"/>
-            <w:shd w:val="clear" w:color="auto" w:fill="FFFFFF"/>
-          </w:tcPr>
-          <w:p>
-            <w:pPr>
-              <w:spacing w:before="40" w:after="40"/>
-            </w:pPr>
-            <w:r>
-              <w:rPr>
-                <w:b/>
-                <w:color w:val="84CC16"/>
-                <w:sz w:val="18"/>
-              </w:rPr>
-              <w:t>D4</w:t>
-            </w:r>
-          </w:p>
-        </w:tc>
-        <w:tc>
-          <w:tcPr>
-            <w:tcW w:type="dxa" w:w="2422"/>
-            <w:shd w:val="clear" w:color="auto" w:fill="FFFFFF"/>
-          </w:tcPr>
-          <w:p>
-            <w:pPr>
-              <w:spacing w:before="40" w:after="40"/>
-            </w:pPr>
-            <w:r>
-              <w:rPr>
-                <w:sz w:val="18"/>
-              </w:rPr>
-              <w:t>float</w:t>
-            </w:r>
-          </w:p>
-        </w:tc>
-        <w:tc>
-          <w:tcPr>
-            <w:tcW w:type="dxa" w:w="2422"/>
-            <w:shd w:val="clear" w:color="auto" w:fill="FFFFFF"/>
-          </w:tcPr>
-          <w:p>
-            <w:pPr>
-              <w:spacing w:before="40" w:after="40"/>
-            </w:pPr>
-            <w:r>
-              <w:rPr>
-                <w:sz w:val="18"/>
-              </w:rPr>
-              <w:t>0–869</w:t>
-            </w:r>
-          </w:p>
-        </w:tc>
-        <w:tc>
-          <w:tcPr>
-            <w:tcW w:type="dxa" w:w="2422"/>
-            <w:shd w:val="clear" w:color="auto" w:fill="FFFFFF"/>
-          </w:tcPr>
-          <w:p>
-            <w:pPr>
-              <w:spacing w:before="40" w:after="40"/>
-            </w:pPr>
-            <w:r>
-              <w:rPr>
-                <w:sz w:val="18"/>
-              </w:rPr>
-              <w:t>Dias desde transação anterior (escopo diferente de D1).</w:t>
-            </w:r>
-          </w:p>
-        </w:tc>
-      </w:tr>
-      <w:tr>
-        <w:tc>
-          <w:tcPr>
-            <w:tcW w:type="dxa" w:w="2422"/>
-            <w:shd w:val="clear" w:color="auto" w:fill="F8F9FC"/>
-          </w:tcPr>
-          <w:p>
-            <w:pPr>
-              <w:spacing w:before="40" w:after="40"/>
-            </w:pPr>
-            <w:r>
-              <w:rPr>
-                <w:b/>
-                <w:color w:val="84CC16"/>
-                <w:sz w:val="18"/>
-              </w:rPr>
-              <w:t>D5</w:t>
-            </w:r>
-          </w:p>
-        </w:tc>
-        <w:tc>
-          <w:tcPr>
-            <w:tcW w:type="dxa" w:w="2422"/>
-            <w:shd w:val="clear" w:color="auto" w:fill="F8F9FC"/>
-          </w:tcPr>
-          <w:p>
-            <w:pPr>
-              <w:spacing w:before="40" w:after="40"/>
-            </w:pPr>
-            <w:r>
-              <w:rPr>
-                <w:sz w:val="18"/>
-              </w:rPr>
-              <w:t>float</w:t>
-            </w:r>
-          </w:p>
-        </w:tc>
-        <w:tc>
-          <w:tcPr>
-            <w:tcW w:type="dxa" w:w="2422"/>
-            <w:shd w:val="clear" w:color="auto" w:fill="F8F9FC"/>
-          </w:tcPr>
-          <w:p>
-            <w:pPr>
-              <w:spacing w:before="40" w:after="40"/>
-            </w:pPr>
-            <w:r>
-              <w:rPr>
-                <w:sz w:val="18"/>
-              </w:rPr>
-              <w:t>0–819</w:t>
-            </w:r>
-          </w:p>
-        </w:tc>
-        <w:tc>
-          <w:tcPr>
-            <w:tcW w:type="dxa" w:w="2422"/>
-            <w:shd w:val="clear" w:color="auto" w:fill="F8F9FC"/>
-          </w:tcPr>
-          <w:p>
-            <w:pPr>
-              <w:spacing w:before="40" w:after="40"/>
-            </w:pPr>
-            <w:r>
-              <w:rPr>
-                <w:sz w:val="18"/>
-              </w:rPr>
-              <w:t>Dias desde o último uso do e-mail do comprador.</w:t>
-            </w:r>
-          </w:p>
-        </w:tc>
-      </w:tr>
-      <w:tr>
-        <w:tc>
-          <w:tcPr>
-            <w:tcW w:type="dxa" w:w="2422"/>
-            <w:shd w:val="clear" w:color="auto" w:fill="FFFFFF"/>
-          </w:tcPr>
-          <w:p>
-            <w:pPr>
-              <w:spacing w:before="40" w:after="40"/>
-            </w:pPr>
-            <w:r>
-              <w:rPr>
-                <w:b/>
-                <w:color w:val="84CC16"/>
-                <w:sz w:val="18"/>
-              </w:rPr>
-              <w:t>D6</w:t>
-            </w:r>
-          </w:p>
-        </w:tc>
-        <w:tc>
-          <w:tcPr>
-            <w:tcW w:type="dxa" w:w="2422"/>
-            <w:shd w:val="clear" w:color="auto" w:fill="FFFFFF"/>
-          </w:tcPr>
-          <w:p>
-            <w:pPr>
-              <w:spacing w:before="40" w:after="40"/>
-            </w:pPr>
-            <w:r>
-              <w:rPr>
-                <w:sz w:val="18"/>
-              </w:rPr>
-              <w:t>float</w:t>
-            </w:r>
-          </w:p>
-        </w:tc>
-        <w:tc>
-          <w:tcPr>
-            <w:tcW w:type="dxa" w:w="2422"/>
-            <w:shd w:val="clear" w:color="auto" w:fill="FFFFFF"/>
-          </w:tcPr>
-          <w:p>
-            <w:pPr>
-              <w:spacing w:before="40" w:after="40"/>
-            </w:pPr>
-            <w:r>
-              <w:rPr>
-                <w:sz w:val="18"/>
-              </w:rPr>
-              <w:t>0–836</w:t>
-            </w:r>
-          </w:p>
-        </w:tc>
-        <w:tc>
-          <w:tcPr>
-            <w:tcW w:type="dxa" w:w="2422"/>
-            <w:shd w:val="clear" w:color="auto" w:fill="FFFFFF"/>
-          </w:tcPr>
-          <w:p>
-            <w:pPr>
-              <w:spacing w:before="40" w:after="40"/>
-            </w:pPr>
-            <w:r>
-              <w:rPr>
-                <w:sz w:val="18"/>
-              </w:rPr>
-              <w:t>Variável de tempo (semântica incerta, ~88% nulos).</w:t>
-            </w:r>
-          </w:p>
-        </w:tc>
-      </w:tr>
-      <w:tr>
-        <w:tc>
-          <w:tcPr>
-            <w:tcW w:type="dxa" w:w="2422"/>
-            <w:shd w:val="clear" w:color="auto" w:fill="F8F9FC"/>
-          </w:tcPr>
-          <w:p>
-            <w:pPr>
-              <w:spacing w:before="40" w:after="40"/>
-            </w:pPr>
-            <w:r>
-              <w:rPr>
-                <w:b/>
-                <w:color w:val="84CC16"/>
-                <w:sz w:val="18"/>
-              </w:rPr>
-              <w:t>D7</w:t>
-            </w:r>
-          </w:p>
-        </w:tc>
-        <w:tc>
-          <w:tcPr>
-            <w:tcW w:type="dxa" w:w="2422"/>
-            <w:shd w:val="clear" w:color="auto" w:fill="F8F9FC"/>
-          </w:tcPr>
-          <w:p>
-            <w:pPr>
-              <w:spacing w:before="40" w:after="40"/>
-            </w:pPr>
-            <w:r>
-              <w:rPr>
-                <w:sz w:val="18"/>
-              </w:rPr>
-              <w:t>float</w:t>
-            </w:r>
-          </w:p>
-        </w:tc>
-        <w:tc>
-          <w:tcPr>
-            <w:tcW w:type="dxa" w:w="2422"/>
-            <w:shd w:val="clear" w:color="auto" w:fill="F8F9FC"/>
-          </w:tcPr>
-          <w:p>
-            <w:pPr>
-              <w:spacing w:before="40" w:after="40"/>
-            </w:pPr>
-            <w:r>
-              <w:rPr>
-                <w:sz w:val="18"/>
-              </w:rPr>
-              <w:t>0–843</w:t>
-            </w:r>
-          </w:p>
-        </w:tc>
-        <w:tc>
-          <w:tcPr>
-            <w:tcW w:type="dxa" w:w="2422"/>
-            <w:shd w:val="clear" w:color="auto" w:fill="F8F9FC"/>
-          </w:tcPr>
-          <w:p>
-            <w:pPr>
-              <w:spacing w:before="40" w:after="40"/>
-            </w:pPr>
-            <w:r>
-              <w:rPr>
-                <w:sz w:val="18"/>
-              </w:rPr>
-              <w:t>Variável de tempo (~93% nulos).</w:t>
-            </w:r>
-          </w:p>
-        </w:tc>
-      </w:tr>
-      <w:tr>
-        <w:tc>
-          <w:tcPr>
-            <w:tcW w:type="dxa" w:w="2422"/>
-            <w:shd w:val="clear" w:color="auto" w:fill="FFFFFF"/>
-          </w:tcPr>
-          <w:p>
-            <w:pPr>
-              <w:spacing w:before="40" w:after="40"/>
-            </w:pPr>
-            <w:r>
-              <w:rPr>
-                <w:b/>
-                <w:color w:val="84CC16"/>
-                <w:sz w:val="18"/>
-              </w:rPr>
-              <w:t>D8</w:t>
-            </w:r>
-          </w:p>
-        </w:tc>
-        <w:tc>
-          <w:tcPr>
-            <w:tcW w:type="dxa" w:w="2422"/>
-            <w:shd w:val="clear" w:color="auto" w:fill="FFFFFF"/>
-          </w:tcPr>
-          <w:p>
-            <w:pPr>
-              <w:spacing w:before="40" w:after="40"/>
-            </w:pPr>
-            <w:r>
-              <w:rPr>
-                <w:sz w:val="18"/>
-              </w:rPr>
-              <w:t>float</w:t>
-            </w:r>
-          </w:p>
-        </w:tc>
-        <w:tc>
-          <w:tcPr>
-            <w:tcW w:type="dxa" w:w="2422"/>
-            <w:shd w:val="clear" w:color="auto" w:fill="FFFFFF"/>
-          </w:tcPr>
-          <w:p>
-            <w:pPr>
-              <w:spacing w:before="40" w:after="40"/>
-            </w:pPr>
-            <w:r>
-              <w:rPr>
-                <w:sz w:val="18"/>
-              </w:rPr>
-              <w:t>0–1708</w:t>
-            </w:r>
-          </w:p>
-        </w:tc>
-        <w:tc>
-          <w:tcPr>
-            <w:tcW w:type="dxa" w:w="2422"/>
-            <w:shd w:val="clear" w:color="auto" w:fill="FFFFFF"/>
-          </w:tcPr>
-          <w:p>
-            <w:pPr>
-              <w:spacing w:before="40" w:after="40"/>
-            </w:pPr>
-            <w:r>
-              <w:rPr>
-                <w:sz w:val="18"/>
-              </w:rPr>
-              <w:t>Dias desde o cadastro da conta (inferido pela comunidade).</w:t>
-            </w:r>
-          </w:p>
-        </w:tc>
-      </w:tr>
-      <w:tr>
-        <w:tc>
-          <w:tcPr>
-            <w:tcW w:type="dxa" w:w="2422"/>
-            <w:shd w:val="clear" w:color="auto" w:fill="F8F9FC"/>
-          </w:tcPr>
-          <w:p>
-            <w:pPr>
-              <w:spacing w:before="40" w:after="40"/>
-            </w:pPr>
-            <w:r>
-              <w:rPr>
-                <w:b/>
-                <w:color w:val="84CC16"/>
-                <w:sz w:val="18"/>
-              </w:rPr>
-              <w:t>D9</w:t>
-            </w:r>
-          </w:p>
-        </w:tc>
-        <w:tc>
-          <w:tcPr>
-            <w:tcW w:type="dxa" w:w="2422"/>
-            <w:shd w:val="clear" w:color="auto" w:fill="F8F9FC"/>
-          </w:tcPr>
-          <w:p>
-            <w:pPr>
-              <w:spacing w:before="40" w:after="40"/>
-            </w:pPr>
-            <w:r>
-              <w:rPr>
-                <w:sz w:val="18"/>
-              </w:rPr>
-              <w:t>float</w:t>
-            </w:r>
-          </w:p>
-        </w:tc>
-        <w:tc>
-          <w:tcPr>
-            <w:tcW w:type="dxa" w:w="2422"/>
-            <w:shd w:val="clear" w:color="auto" w:fill="F8F9FC"/>
-          </w:tcPr>
-          <w:p>
-            <w:pPr>
-              <w:spacing w:before="40" w:after="40"/>
-            </w:pPr>
-            <w:r>
-              <w:rPr>
-                <w:sz w:val="18"/>
-              </w:rPr>
-              <w:t>0–1</w:t>
-            </w:r>
-          </w:p>
-        </w:tc>
-        <w:tc>
-          <w:tcPr>
-            <w:tcW w:type="dxa" w:w="2422"/>
-            <w:shd w:val="clear" w:color="auto" w:fill="F8F9FC"/>
-          </w:tcPr>
-          <w:p>
-            <w:pPr>
-              <w:spacing w:before="40" w:after="40"/>
-            </w:pPr>
-            <w:r>
-              <w:rPr>
-                <w:sz w:val="18"/>
-              </w:rPr>
-              <w:t>Fração do dia (hora/24) da última transação. Valor entre 0 e 1.</w:t>
-            </w:r>
-          </w:p>
-        </w:tc>
-      </w:tr>
-      <w:tr>
-        <w:tc>
-          <w:tcPr>
-            <w:tcW w:type="dxa" w:w="2422"/>
-            <w:shd w:val="clear" w:color="auto" w:fill="FFFFFF"/>
-          </w:tcPr>
-          <w:p>
-            <w:pPr>
-              <w:spacing w:before="40" w:after="40"/>
-            </w:pPr>
-            <w:r>
-              <w:rPr>
-                <w:b/>
-                <w:color w:val="84CC16"/>
-                <w:sz w:val="18"/>
-              </w:rPr>
-              <w:t>D10</w:t>
-            </w:r>
-          </w:p>
-        </w:tc>
-        <w:tc>
-          <w:tcPr>
-            <w:tcW w:type="dxa" w:w="2422"/>
-            <w:shd w:val="clear" w:color="auto" w:fill="FFFFFF"/>
-          </w:tcPr>
-          <w:p>
-            <w:pPr>
-              <w:spacing w:before="40" w:after="40"/>
-            </w:pPr>
-            <w:r>
-              <w:rPr>
-                <w:sz w:val="18"/>
-              </w:rPr>
-              <w:t>float</w:t>
-            </w:r>
-          </w:p>
-        </w:tc>
-        <w:tc>
-          <w:tcPr>
-            <w:tcW w:type="dxa" w:w="2422"/>
-            <w:shd w:val="clear" w:color="auto" w:fill="FFFFFF"/>
-          </w:tcPr>
-          <w:p>
-            <w:pPr>
-              <w:spacing w:before="40" w:after="40"/>
-            </w:pPr>
-            <w:r>
-              <w:rPr>
-                <w:sz w:val="18"/>
-              </w:rPr>
-              <w:t>0–876</w:t>
-            </w:r>
-          </w:p>
-        </w:tc>
-        <w:tc>
-          <w:tcPr>
-            <w:tcW w:type="dxa" w:w="2422"/>
-            <w:shd w:val="clear" w:color="auto" w:fill="FFFFFF"/>
-          </w:tcPr>
-          <w:p>
-            <w:pPr>
-              <w:spacing w:before="40" w:after="40"/>
-            </w:pPr>
-            <w:r>
-              <w:rPr>
-                <w:sz w:val="18"/>
-              </w:rPr>
-              <w:t>Dias desde última transação no mesmo dispositivo.</w:t>
-            </w:r>
-          </w:p>
-        </w:tc>
-      </w:tr>
-      <w:tr>
-        <w:tc>
-          <w:tcPr>
-            <w:tcW w:type="dxa" w:w="2422"/>
-            <w:shd w:val="clear" w:color="auto" w:fill="F8F9FC"/>
-          </w:tcPr>
-          <w:p>
-            <w:pPr>
-              <w:spacing w:before="40" w:after="40"/>
-            </w:pPr>
-            <w:r>
-              <w:rPr>
-                <w:b/>
-                <w:color w:val="84CC16"/>
-                <w:sz w:val="18"/>
-              </w:rPr>
-              <w:t>D11</w:t>
-            </w:r>
-          </w:p>
-        </w:tc>
-        <w:tc>
-          <w:tcPr>
-            <w:tcW w:type="dxa" w:w="2422"/>
-            <w:shd w:val="clear" w:color="auto" w:fill="F8F9FC"/>
-          </w:tcPr>
-          <w:p>
-            <w:pPr>
-              <w:spacing w:before="40" w:after="40"/>
-            </w:pPr>
-            <w:r>
-              <w:rPr>
-                <w:sz w:val="18"/>
-              </w:rPr>
-              <w:t>float</w:t>
-            </w:r>
-          </w:p>
-        </w:tc>
-        <w:tc>
-          <w:tcPr>
-            <w:tcW w:type="dxa" w:w="2422"/>
-            <w:shd w:val="clear" w:color="auto" w:fill="F8F9FC"/>
-          </w:tcPr>
-          <w:p>
-            <w:pPr>
-              <w:spacing w:before="40" w:after="40"/>
-            </w:pPr>
-            <w:r>
-              <w:rPr>
-                <w:sz w:val="18"/>
-              </w:rPr>
-              <w:t>0–670</w:t>
-            </w:r>
-          </w:p>
-        </w:tc>
-        <w:tc>
-          <w:tcPr>
-            <w:tcW w:type="dxa" w:w="2422"/>
-            <w:shd w:val="clear" w:color="auto" w:fill="F8F9FC"/>
-          </w:tcPr>
-          <w:p>
-            <w:pPr>
-              <w:spacing w:before="40" w:after="40"/>
-            </w:pPr>
-            <w:r>
-              <w:rPr>
-                <w:sz w:val="18"/>
-              </w:rPr>
-              <w:t>Dias desde o cadastro do comprador (~47% nulos).</w:t>
-            </w:r>
-          </w:p>
-        </w:tc>
-      </w:tr>
-      <w:tr>
-        <w:tc>
-          <w:tcPr>
-            <w:tcW w:type="dxa" w:w="2422"/>
-            <w:shd w:val="clear" w:color="auto" w:fill="FFFFFF"/>
-          </w:tcPr>
-          <w:p>
-            <w:pPr>
-              <w:spacing w:before="40" w:after="40"/>
-            </w:pPr>
-            <w:r>
-              <w:rPr>
-                <w:b/>
-                <w:color w:val="84CC16"/>
-                <w:sz w:val="18"/>
-              </w:rPr>
-              <w:t>D12</w:t>
-            </w:r>
-          </w:p>
-        </w:tc>
-        <w:tc>
-          <w:tcPr>
-            <w:tcW w:type="dxa" w:w="2422"/>
-            <w:shd w:val="clear" w:color="auto" w:fill="FFFFFF"/>
-          </w:tcPr>
-          <w:p>
-            <w:pPr>
-              <w:spacing w:before="40" w:after="40"/>
-            </w:pPr>
-            <w:r>
-              <w:rPr>
-                <w:sz w:val="18"/>
-              </w:rPr>
-              <w:t>float</w:t>
-            </w:r>
-          </w:p>
-        </w:tc>
-        <w:tc>
-          <w:tcPr>
-            <w:tcW w:type="dxa" w:w="2422"/>
-            <w:shd w:val="clear" w:color="auto" w:fill="FFFFFF"/>
-          </w:tcPr>
-          <w:p>
-            <w:pPr>
-              <w:spacing w:before="40" w:after="40"/>
-            </w:pPr>
-            <w:r>
-              <w:rPr>
-                <w:sz w:val="18"/>
-              </w:rPr>
-              <w:t>0–649</w:t>
-            </w:r>
-          </w:p>
-        </w:tc>
-        <w:tc>
-          <w:tcPr>
-            <w:tcW w:type="dxa" w:w="2422"/>
-            <w:shd w:val="clear" w:color="auto" w:fill="FFFFFF"/>
-          </w:tcPr>
-          <w:p>
-            <w:pPr>
-              <w:spacing w:before="40" w:after="40"/>
-            </w:pPr>
-            <w:r>
-              <w:rPr>
-                <w:sz w:val="18"/>
-              </w:rPr>
-              <w:t>Variável de tempo (~94% nulos).</w:t>
-            </w:r>
-          </w:p>
-        </w:tc>
-      </w:tr>
-      <w:tr>
-        <w:tc>
-          <w:tcPr>
-            <w:tcW w:type="dxa" w:w="2422"/>
-            <w:shd w:val="clear" w:color="auto" w:fill="F8F9FC"/>
-          </w:tcPr>
-          <w:p>
-            <w:pPr>
-              <w:spacing w:before="40" w:after="40"/>
-            </w:pPr>
-            <w:r>
-              <w:rPr>
-                <w:b/>
-                <w:color w:val="84CC16"/>
-                <w:sz w:val="18"/>
-              </w:rPr>
-              <w:t>D13</w:t>
-            </w:r>
-          </w:p>
-        </w:tc>
-        <w:tc>
-          <w:tcPr>
-            <w:tcW w:type="dxa" w:w="2422"/>
-            <w:shd w:val="clear" w:color="auto" w:fill="F8F9FC"/>
-          </w:tcPr>
-          <w:p>
-            <w:pPr>
-              <w:spacing w:before="40" w:after="40"/>
-            </w:pPr>
-            <w:r>
-              <w:rPr>
-                <w:sz w:val="18"/>
-              </w:rPr>
-              <w:t>float</w:t>
-            </w:r>
-          </w:p>
-        </w:tc>
-        <w:tc>
-          <w:tcPr>
-            <w:tcW w:type="dxa" w:w="2422"/>
-            <w:shd w:val="clear" w:color="auto" w:fill="F8F9FC"/>
-          </w:tcPr>
-          <w:p>
-            <w:pPr>
-              <w:spacing w:before="40" w:after="40"/>
-            </w:pPr>
-            <w:r>
-              <w:rPr>
-                <w:sz w:val="18"/>
-              </w:rPr>
-              <w:t>0–820</w:t>
-            </w:r>
-          </w:p>
-        </w:tc>
-        <w:tc>
-          <w:tcPr>
-            <w:tcW w:type="dxa" w:w="2422"/>
-            <w:shd w:val="clear" w:color="auto" w:fill="F8F9FC"/>
-          </w:tcPr>
-          <w:p>
-            <w:pPr>
-              <w:spacing w:before="40" w:after="40"/>
-            </w:pPr>
-            <w:r>
-              <w:rPr>
-                <w:sz w:val="18"/>
-              </w:rPr>
-              <w:t>Variável de tempo (~95% nulos).</w:t>
-            </w:r>
-          </w:p>
-        </w:tc>
-      </w:tr>
-      <w:tr>
-        <w:tc>
-          <w:tcPr>
-            <w:tcW w:type="dxa" w:w="2422"/>
-            <w:shd w:val="clear" w:color="auto" w:fill="FFFFFF"/>
-          </w:tcPr>
-          <w:p>
-            <w:pPr>
-              <w:spacing w:before="40" w:after="40"/>
-            </w:pPr>
-            <w:r>
-              <w:rPr>
-                <w:b/>
-                <w:color w:val="84CC16"/>
-                <w:sz w:val="18"/>
-              </w:rPr>
-              <w:t>D14</w:t>
-            </w:r>
-          </w:p>
-        </w:tc>
-        <w:tc>
-          <w:tcPr>
-            <w:tcW w:type="dxa" w:w="2422"/>
-            <w:shd w:val="clear" w:color="auto" w:fill="FFFFFF"/>
-          </w:tcPr>
-          <w:p>
-            <w:pPr>
-              <w:spacing w:before="40" w:after="40"/>
-            </w:pPr>
-            <w:r>
-              <w:rPr>
-                <w:sz w:val="18"/>
-              </w:rPr>
-              <w:t>float</w:t>
-            </w:r>
-          </w:p>
-        </w:tc>
-        <w:tc>
-          <w:tcPr>
-            <w:tcW w:type="dxa" w:w="2422"/>
-            <w:shd w:val="clear" w:color="auto" w:fill="FFFFFF"/>
-          </w:tcPr>
-          <w:p>
-            <w:pPr>
-              <w:spacing w:before="40" w:after="40"/>
-            </w:pPr>
-            <w:r>
-              <w:rPr>
-                <w:sz w:val="18"/>
-              </w:rPr>
-              <w:t>0–855</w:t>
-            </w:r>
-          </w:p>
-        </w:tc>
-        <w:tc>
-          <w:tcPr>
-            <w:tcW w:type="dxa" w:w="2422"/>
-            <w:shd w:val="clear" w:color="auto" w:fill="FFFFFF"/>
-          </w:tcPr>
-          <w:p>
-            <w:pPr>
-              <w:spacing w:before="40" w:after="40"/>
-            </w:pPr>
-            <w:r>
-              <w:rPr>
-                <w:sz w:val="18"/>
-              </w:rPr>
-              <w:t>Variável de tempo (~95% nulos).</w:t>
-            </w:r>
-          </w:p>
-        </w:tc>
-      </w:tr>
-      <w:tr>
-        <w:tc>
-          <w:tcPr>
-            <w:tcW w:type="dxa" w:w="2422"/>
-            <w:shd w:val="clear" w:color="auto" w:fill="F8F9FC"/>
-          </w:tcPr>
-          <w:p>
-            <w:pPr>
-              <w:spacing w:before="40" w:after="40"/>
-            </w:pPr>
-            <w:r>
-              <w:rPr>
-                <w:b/>
-                <w:color w:val="84CC16"/>
-                <w:sz w:val="18"/>
-              </w:rPr>
-              <w:t>D15</w:t>
-            </w:r>
-          </w:p>
-        </w:tc>
-        <w:tc>
-          <w:tcPr>
-            <w:tcW w:type="dxa" w:w="2422"/>
-            <w:shd w:val="clear" w:color="auto" w:fill="F8F9FC"/>
-          </w:tcPr>
-          <w:p>
-            <w:pPr>
-              <w:spacing w:before="40" w:after="40"/>
-            </w:pPr>
-            <w:r>
-              <w:rPr>
-                <w:sz w:val="18"/>
-              </w:rPr>
-              <w:t>float</w:t>
-            </w:r>
-          </w:p>
-        </w:tc>
-        <w:tc>
-          <w:tcPr>
-            <w:tcW w:type="dxa" w:w="2422"/>
-            <w:shd w:val="clear" w:color="auto" w:fill="F8F9FC"/>
-          </w:tcPr>
-          <w:p>
-            <w:pPr>
-              <w:spacing w:before="40" w:after="40"/>
-            </w:pPr>
-            <w:r>
-              <w:rPr>
-                <w:sz w:val="18"/>
-              </w:rPr>
-              <w:t>0–879</w:t>
-            </w:r>
-          </w:p>
-        </w:tc>
-        <w:tc>
-          <w:tcPr>
-            <w:tcW w:type="dxa" w:w="2422"/>
-            <w:shd w:val="clear" w:color="auto" w:fill="F8F9FC"/>
-          </w:tcPr>
-          <w:p>
-            <w:pPr>
-              <w:spacing w:before="40" w:after="40"/>
-            </w:pPr>
-            <w:r>
-              <w:rPr>
-                <w:sz w:val="18"/>
-              </w:rPr>
-              <w:t>Dias desde a última mudança de endereço (~44% nulos).</w:t>
+              <w:t>15 atributos temporais anonimizados; semântica individual não publicada.</w:t>
             </w:r>
           </w:p>
         </w:tc>
@@ -4367,7 +2423,7 @@
           <w:i/>
           <w:sz w:val="20"/>
         </w:rPr>
-        <w:t>Flags booleanas (True/False/NaN) que indicam se informações batem entre si. Por exemplo: o nome no cartão bate com o nome de cobrança? Divergências são sinais clássicos de fraude.</w:t>
+        <w:t>Indicadores de correspondência (match) do domínio original. A variável M4 possui categorias próprias; as demais aparecem como T/F/ausente. O significado individual não foi publicado.</w:t>
       </w:r>
     </w:p>
     <w:tbl>
@@ -4476,7 +2532,7 @@
                 <w:color w:val="F97316"/>
                 <w:sz w:val="18"/>
               </w:rPr>
-              <w:t>M1</w:t>
+              <w:t>M1–M3</w:t>
             </w:r>
           </w:p>
         </w:tc>
@@ -4527,151 +2583,7 @@
               <w:rPr>
                 <w:sz w:val="18"/>
               </w:rPr>
-              <w:t>Nome no cartão bate com nome de cobrança.</w:t>
-            </w:r>
-          </w:p>
-        </w:tc>
-      </w:tr>
-      <w:tr>
-        <w:tc>
-          <w:tcPr>
-            <w:tcW w:type="dxa" w:w="2422"/>
-            <w:shd w:val="clear" w:color="auto" w:fill="FFFFFF"/>
-          </w:tcPr>
-          <w:p>
-            <w:pPr>
-              <w:spacing w:before="40" w:after="40"/>
-            </w:pPr>
-            <w:r>
-              <w:rPr>
-                <w:b/>
-                <w:color w:val="F97316"/>
-                <w:sz w:val="18"/>
-              </w:rPr>
-              <w:t>M2</w:t>
-            </w:r>
-          </w:p>
-        </w:tc>
-        <w:tc>
-          <w:tcPr>
-            <w:tcW w:type="dxa" w:w="2422"/>
-            <w:shd w:val="clear" w:color="auto" w:fill="FFFFFF"/>
-          </w:tcPr>
-          <w:p>
-            <w:pPr>
-              <w:spacing w:before="40" w:after="40"/>
-            </w:pPr>
-            <w:r>
-              <w:rPr>
-                <w:sz w:val="18"/>
-              </w:rPr>
-              <w:t>str</w:t>
-            </w:r>
-          </w:p>
-        </w:tc>
-        <w:tc>
-          <w:tcPr>
-            <w:tcW w:type="dxa" w:w="2422"/>
-            <w:shd w:val="clear" w:color="auto" w:fill="FFFFFF"/>
-          </w:tcPr>
-          <w:p>
-            <w:pPr>
-              <w:spacing w:before="40" w:after="40"/>
-            </w:pPr>
-            <w:r>
-              <w:rPr>
-                <w:sz w:val="18"/>
-              </w:rPr>
-              <w:t>T, F, NaN</w:t>
-            </w:r>
-          </w:p>
-        </w:tc>
-        <w:tc>
-          <w:tcPr>
-            <w:tcW w:type="dxa" w:w="2422"/>
-            <w:shd w:val="clear" w:color="auto" w:fill="FFFFFF"/>
-          </w:tcPr>
-          <w:p>
-            <w:pPr>
-              <w:spacing w:before="40" w:after="40"/>
-            </w:pPr>
-            <w:r>
-              <w:rPr>
-                <w:sz w:val="18"/>
-              </w:rPr>
-              <w:t>Atributo de match (semântica não confirmada).</w:t>
-            </w:r>
-          </w:p>
-        </w:tc>
-      </w:tr>
-      <w:tr>
-        <w:tc>
-          <w:tcPr>
-            <w:tcW w:type="dxa" w:w="2422"/>
-            <w:shd w:val="clear" w:color="auto" w:fill="F8F9FC"/>
-          </w:tcPr>
-          <w:p>
-            <w:pPr>
-              <w:spacing w:before="40" w:after="40"/>
-            </w:pPr>
-            <w:r>
-              <w:rPr>
-                <w:b/>
-                <w:color w:val="F97316"/>
-                <w:sz w:val="18"/>
-              </w:rPr>
-              <w:t>M3</w:t>
-            </w:r>
-          </w:p>
-        </w:tc>
-        <w:tc>
-          <w:tcPr>
-            <w:tcW w:type="dxa" w:w="2422"/>
-            <w:shd w:val="clear" w:color="auto" w:fill="F8F9FC"/>
-          </w:tcPr>
-          <w:p>
-            <w:pPr>
-              <w:spacing w:before="40" w:after="40"/>
-            </w:pPr>
-            <w:r>
-              <w:rPr>
-                <w:sz w:val="18"/>
-              </w:rPr>
-              <w:t>str</w:t>
-            </w:r>
-          </w:p>
-        </w:tc>
-        <w:tc>
-          <w:tcPr>
-            <w:tcW w:type="dxa" w:w="2422"/>
-            <w:shd w:val="clear" w:color="auto" w:fill="F8F9FC"/>
-          </w:tcPr>
-          <w:p>
-            <w:pPr>
-              <w:spacing w:before="40" w:after="40"/>
-            </w:pPr>
-            <w:r>
-              <w:rPr>
-                <w:sz w:val="18"/>
-              </w:rPr>
-              <w:t>T, F, NaN</w:t>
-            </w:r>
-          </w:p>
-        </w:tc>
-        <w:tc>
-          <w:tcPr>
-            <w:tcW w:type="dxa" w:w="2422"/>
-            <w:shd w:val="clear" w:color="auto" w:fill="F8F9FC"/>
-          </w:tcPr>
-          <w:p>
-            <w:pPr>
-              <w:spacing w:before="40" w:after="40"/>
-            </w:pPr>
-            <w:r>
-              <w:rPr>
-                <w:sz w:val="18"/>
-              </w:rPr>
-              <w:t>Endereço de cobrança bate com endereço no cadastro do cartão.</w:t>
+              <w:t>Indicadores de match anonimizados.</w:t>
             </w:r>
           </w:p>
         </w:tc>
@@ -4726,7 +2638,7 @@
               <w:rPr>
                 <w:sz w:val="18"/>
               </w:rPr>
-              <w:t>M0–M6</w:t>
+              <w:t>M0–M6, NaN</w:t>
             </w:r>
           </w:p>
         </w:tc>
@@ -4743,7 +2655,7 @@
               <w:rPr>
                 <w:sz w:val="18"/>
               </w:rPr>
-              <w:t>Variável de match com múltiplos níveis (não apenas T/F).</w:t>
+              <w:t>Indicador categórico de match com significado não publicado.</w:t>
             </w:r>
           </w:p>
         </w:tc>
@@ -4764,7 +2676,7 @@
                 <w:color w:val="F97316"/>
                 <w:sz w:val="18"/>
               </w:rPr>
-              <w:t>M5</w:t>
+              <w:t>M5–M9</w:t>
             </w:r>
           </w:p>
         </w:tc>
@@ -4815,295 +2727,7 @@
               <w:rPr>
                 <w:sz w:val="18"/>
               </w:rPr>
-              <w:t>E-mail do comprador bate com e-mail cadastrado no cartão.</w:t>
-            </w:r>
-          </w:p>
-        </w:tc>
-      </w:tr>
-      <w:tr>
-        <w:tc>
-          <w:tcPr>
-            <w:tcW w:type="dxa" w:w="2422"/>
-            <w:shd w:val="clear" w:color="auto" w:fill="FFFFFF"/>
-          </w:tcPr>
-          <w:p>
-            <w:pPr>
-              <w:spacing w:before="40" w:after="40"/>
-            </w:pPr>
-            <w:r>
-              <w:rPr>
-                <w:b/>
-                <w:color w:val="F97316"/>
-                <w:sz w:val="18"/>
-              </w:rPr>
-              <w:t>M6</w:t>
-            </w:r>
-          </w:p>
-        </w:tc>
-        <w:tc>
-          <w:tcPr>
-            <w:tcW w:type="dxa" w:w="2422"/>
-            <w:shd w:val="clear" w:color="auto" w:fill="FFFFFF"/>
-          </w:tcPr>
-          <w:p>
-            <w:pPr>
-              <w:spacing w:before="40" w:after="40"/>
-            </w:pPr>
-            <w:r>
-              <w:rPr>
-                <w:sz w:val="18"/>
-              </w:rPr>
-              <w:t>str</w:t>
-            </w:r>
-          </w:p>
-        </w:tc>
-        <w:tc>
-          <w:tcPr>
-            <w:tcW w:type="dxa" w:w="2422"/>
-            <w:shd w:val="clear" w:color="auto" w:fill="FFFFFF"/>
-          </w:tcPr>
-          <w:p>
-            <w:pPr>
-              <w:spacing w:before="40" w:after="40"/>
-            </w:pPr>
-            <w:r>
-              <w:rPr>
-                <w:sz w:val="18"/>
-              </w:rPr>
-              <w:t>T, F, NaN</w:t>
-            </w:r>
-          </w:p>
-        </w:tc>
-        <w:tc>
-          <w:tcPr>
-            <w:tcW w:type="dxa" w:w="2422"/>
-            <w:shd w:val="clear" w:color="auto" w:fill="FFFFFF"/>
-          </w:tcPr>
-          <w:p>
-            <w:pPr>
-              <w:spacing w:before="40" w:after="40"/>
-            </w:pPr>
-            <w:r>
-              <w:rPr>
-                <w:sz w:val="18"/>
-              </w:rPr>
-              <w:t>Match de outro atributo do cartão.</w:t>
-            </w:r>
-          </w:p>
-        </w:tc>
-      </w:tr>
-      <w:tr>
-        <w:tc>
-          <w:tcPr>
-            <w:tcW w:type="dxa" w:w="2422"/>
-            <w:shd w:val="clear" w:color="auto" w:fill="F8F9FC"/>
-          </w:tcPr>
-          <w:p>
-            <w:pPr>
-              <w:spacing w:before="40" w:after="40"/>
-            </w:pPr>
-            <w:r>
-              <w:rPr>
-                <w:b/>
-                <w:color w:val="F97316"/>
-                <w:sz w:val="18"/>
-              </w:rPr>
-              <w:t>M7</w:t>
-            </w:r>
-          </w:p>
-        </w:tc>
-        <w:tc>
-          <w:tcPr>
-            <w:tcW w:type="dxa" w:w="2422"/>
-            <w:shd w:val="clear" w:color="auto" w:fill="F8F9FC"/>
-          </w:tcPr>
-          <w:p>
-            <w:pPr>
-              <w:spacing w:before="40" w:after="40"/>
-            </w:pPr>
-            <w:r>
-              <w:rPr>
-                <w:sz w:val="18"/>
-              </w:rPr>
-              <w:t>str</w:t>
-            </w:r>
-          </w:p>
-        </w:tc>
-        <w:tc>
-          <w:tcPr>
-            <w:tcW w:type="dxa" w:w="2422"/>
-            <w:shd w:val="clear" w:color="auto" w:fill="F8F9FC"/>
-          </w:tcPr>
-          <w:p>
-            <w:pPr>
-              <w:spacing w:before="40" w:after="40"/>
-            </w:pPr>
-            <w:r>
-              <w:rPr>
-                <w:sz w:val="18"/>
-              </w:rPr>
-              <w:t>T, F, NaN</w:t>
-            </w:r>
-          </w:p>
-        </w:tc>
-        <w:tc>
-          <w:tcPr>
-            <w:tcW w:type="dxa" w:w="2422"/>
-            <w:shd w:val="clear" w:color="auto" w:fill="F8F9FC"/>
-          </w:tcPr>
-          <w:p>
-            <w:pPr>
-              <w:spacing w:before="40" w:after="40"/>
-            </w:pPr>
-            <w:r>
-              <w:rPr>
-                <w:sz w:val="18"/>
-              </w:rPr>
-              <w:t>Match (~86% nulos).</w:t>
-            </w:r>
-          </w:p>
-        </w:tc>
-      </w:tr>
-      <w:tr>
-        <w:tc>
-          <w:tcPr>
-            <w:tcW w:type="dxa" w:w="2422"/>
-            <w:shd w:val="clear" w:color="auto" w:fill="FFFFFF"/>
-          </w:tcPr>
-          <w:p>
-            <w:pPr>
-              <w:spacing w:before="40" w:after="40"/>
-            </w:pPr>
-            <w:r>
-              <w:rPr>
-                <w:b/>
-                <w:color w:val="F97316"/>
-                <w:sz w:val="18"/>
-              </w:rPr>
-              <w:t>M8</w:t>
-            </w:r>
-          </w:p>
-        </w:tc>
-        <w:tc>
-          <w:tcPr>
-            <w:tcW w:type="dxa" w:w="2422"/>
-            <w:shd w:val="clear" w:color="auto" w:fill="FFFFFF"/>
-          </w:tcPr>
-          <w:p>
-            <w:pPr>
-              <w:spacing w:before="40" w:after="40"/>
-            </w:pPr>
-            <w:r>
-              <w:rPr>
-                <w:sz w:val="18"/>
-              </w:rPr>
-              <w:t>str</w:t>
-            </w:r>
-          </w:p>
-        </w:tc>
-        <w:tc>
-          <w:tcPr>
-            <w:tcW w:type="dxa" w:w="2422"/>
-            <w:shd w:val="clear" w:color="auto" w:fill="FFFFFF"/>
-          </w:tcPr>
-          <w:p>
-            <w:pPr>
-              <w:spacing w:before="40" w:after="40"/>
-            </w:pPr>
-            <w:r>
-              <w:rPr>
-                <w:sz w:val="18"/>
-              </w:rPr>
-              <w:t>T, F, NaN</w:t>
-            </w:r>
-          </w:p>
-        </w:tc>
-        <w:tc>
-          <w:tcPr>
-            <w:tcW w:type="dxa" w:w="2422"/>
-            <w:shd w:val="clear" w:color="auto" w:fill="FFFFFF"/>
-          </w:tcPr>
-          <w:p>
-            <w:pPr>
-              <w:spacing w:before="40" w:after="40"/>
-            </w:pPr>
-            <w:r>
-              <w:rPr>
-                <w:sz w:val="18"/>
-              </w:rPr>
-              <w:t>Match (~87% nulos).</w:t>
-            </w:r>
-          </w:p>
-        </w:tc>
-      </w:tr>
-      <w:tr>
-        <w:tc>
-          <w:tcPr>
-            <w:tcW w:type="dxa" w:w="2422"/>
-            <w:shd w:val="clear" w:color="auto" w:fill="F8F9FC"/>
-          </w:tcPr>
-          <w:p>
-            <w:pPr>
-              <w:spacing w:before="40" w:after="40"/>
-            </w:pPr>
-            <w:r>
-              <w:rPr>
-                <w:b/>
-                <w:color w:val="F97316"/>
-                <w:sz w:val="18"/>
-              </w:rPr>
-              <w:t>M9</w:t>
-            </w:r>
-          </w:p>
-        </w:tc>
-        <w:tc>
-          <w:tcPr>
-            <w:tcW w:type="dxa" w:w="2422"/>
-            <w:shd w:val="clear" w:color="auto" w:fill="F8F9FC"/>
-          </w:tcPr>
-          <w:p>
-            <w:pPr>
-              <w:spacing w:before="40" w:after="40"/>
-            </w:pPr>
-            <w:r>
-              <w:rPr>
-                <w:sz w:val="18"/>
-              </w:rPr>
-              <w:t>str</w:t>
-            </w:r>
-          </w:p>
-        </w:tc>
-        <w:tc>
-          <w:tcPr>
-            <w:tcW w:type="dxa" w:w="2422"/>
-            <w:shd w:val="clear" w:color="auto" w:fill="F8F9FC"/>
-          </w:tcPr>
-          <w:p>
-            <w:pPr>
-              <w:spacing w:before="40" w:after="40"/>
-            </w:pPr>
-            <w:r>
-              <w:rPr>
-                <w:sz w:val="18"/>
-              </w:rPr>
-              <w:t>T, F, NaN</w:t>
-            </w:r>
-          </w:p>
-        </w:tc>
-        <w:tc>
-          <w:tcPr>
-            <w:tcW w:type="dxa" w:w="2422"/>
-            <w:shd w:val="clear" w:color="auto" w:fill="F8F9FC"/>
-          </w:tcPr>
-          <w:p>
-            <w:pPr>
-              <w:spacing w:before="40" w:after="40"/>
-            </w:pPr>
-            <w:r>
-              <w:rPr>
-                <w:sz w:val="18"/>
-              </w:rPr>
-              <w:t>Match (~87% nulos).</w:t>
+              <w:t>Indicadores de match anonimizados.</w:t>
             </w:r>
           </w:p>
         </w:tc>
@@ -5146,7 +2770,7 @@
           <w:i/>
           <w:sz w:val="20"/>
         </w:rPr>
-        <w:t>339 features proprietárias criadas pela Vesta Corporation. São combinações e transformações das outras colunas, mais sinais internos de risco que a Vesta não divulga. Muitas têm &gt;90% de nulos. Agrupadas por faixas conforme análise da comunidade Kaggle.</w:t>
+        <w:t>339 atributos numéricos engenheirados pela Vesta e anonimizados. A competição não publicou agrupamentos semânticos por faixa. Nulos e distribuição devem ser medidos coluna a coluna no EDA.</w:t>
       </w:r>
     </w:p>
     <w:tbl>
@@ -5255,7 +2879,7 @@
                 <w:color w:val="6B7280"/>
                 <w:sz w:val="18"/>
               </w:rPr>
-              <w:t>V1–V11</w:t>
+              <w:t>V1–V339</w:t>
             </w:r>
           </w:p>
         </w:tc>
@@ -5289,7 +2913,7 @@
               <w:rPr>
                 <w:sz w:val="18"/>
               </w:rPr>
-              <w:t>0–1 ou contagens</w:t>
+              <w:t>valores numéricos e NaN</w:t>
             </w:r>
           </w:p>
         </w:tc>
@@ -5306,655 +2930,7 @@
               <w:rPr>
                 <w:sz w:val="18"/>
               </w:rPr>
-              <w:t>Relacionadas ao cartão e histórico de pagamento.</w:t>
-            </w:r>
-          </w:p>
-        </w:tc>
-      </w:tr>
-      <w:tr>
-        <w:tc>
-          <w:tcPr>
-            <w:tcW w:type="dxa" w:w="2422"/>
-            <w:shd w:val="clear" w:color="auto" w:fill="FFFFFF"/>
-          </w:tcPr>
-          <w:p>
-            <w:pPr>
-              <w:spacing w:before="40" w:after="40"/>
-            </w:pPr>
-            <w:r>
-              <w:rPr>
-                <w:b/>
-                <w:color w:val="6B7280"/>
-                <w:sz w:val="18"/>
-              </w:rPr>
-              <w:t>V12–V34</w:t>
-            </w:r>
-          </w:p>
-        </w:tc>
-        <w:tc>
-          <w:tcPr>
-            <w:tcW w:type="dxa" w:w="2422"/>
-            <w:shd w:val="clear" w:color="auto" w:fill="FFFFFF"/>
-          </w:tcPr>
-          <w:p>
-            <w:pPr>
-              <w:spacing w:before="40" w:after="40"/>
-            </w:pPr>
-            <w:r>
-              <w:rPr>
-                <w:sz w:val="18"/>
-              </w:rPr>
-              <w:t>float</w:t>
-            </w:r>
-          </w:p>
-        </w:tc>
-        <w:tc>
-          <w:tcPr>
-            <w:tcW w:type="dxa" w:w="2422"/>
-            <w:shd w:val="clear" w:color="auto" w:fill="FFFFFF"/>
-          </w:tcPr>
-          <w:p>
-            <w:pPr>
-              <w:spacing w:before="40" w:after="40"/>
-            </w:pPr>
-            <w:r>
-              <w:rPr>
-                <w:sz w:val="18"/>
-              </w:rPr>
-              <w:t>0–1 ou contagens</w:t>
-            </w:r>
-          </w:p>
-        </w:tc>
-        <w:tc>
-          <w:tcPr>
-            <w:tcW w:type="dxa" w:w="2422"/>
-            <w:shd w:val="clear" w:color="auto" w:fill="FFFFFF"/>
-          </w:tcPr>
-          <w:p>
-            <w:pPr>
-              <w:spacing w:before="40" w:after="40"/>
-            </w:pPr>
-            <w:r>
-              <w:rPr>
-                <w:sz w:val="18"/>
-              </w:rPr>
-              <w:t>Relacionadas a endereço e localização.</w:t>
-            </w:r>
-          </w:p>
-        </w:tc>
-      </w:tr>
-      <w:tr>
-        <w:tc>
-          <w:tcPr>
-            <w:tcW w:type="dxa" w:w="2422"/>
-            <w:shd w:val="clear" w:color="auto" w:fill="F8F9FC"/>
-          </w:tcPr>
-          <w:p>
-            <w:pPr>
-              <w:spacing w:before="40" w:after="40"/>
-            </w:pPr>
-            <w:r>
-              <w:rPr>
-                <w:b/>
-                <w:color w:val="6B7280"/>
-                <w:sz w:val="18"/>
-              </w:rPr>
-              <w:t>V35–V52</w:t>
-            </w:r>
-          </w:p>
-        </w:tc>
-        <w:tc>
-          <w:tcPr>
-            <w:tcW w:type="dxa" w:w="2422"/>
-            <w:shd w:val="clear" w:color="auto" w:fill="F8F9FC"/>
-          </w:tcPr>
-          <w:p>
-            <w:pPr>
-              <w:spacing w:before="40" w:after="40"/>
-            </w:pPr>
-            <w:r>
-              <w:rPr>
-                <w:sz w:val="18"/>
-              </w:rPr>
-              <w:t>float</w:t>
-            </w:r>
-          </w:p>
-        </w:tc>
-        <w:tc>
-          <w:tcPr>
-            <w:tcW w:type="dxa" w:w="2422"/>
-            <w:shd w:val="clear" w:color="auto" w:fill="F8F9FC"/>
-          </w:tcPr>
-          <w:p>
-            <w:pPr>
-              <w:spacing w:before="40" w:after="40"/>
-            </w:pPr>
-            <w:r>
-              <w:rPr>
-                <w:sz w:val="18"/>
-              </w:rPr>
-              <w:t>0–1 ou contagens</w:t>
-            </w:r>
-          </w:p>
-        </w:tc>
-        <w:tc>
-          <w:tcPr>
-            <w:tcW w:type="dxa" w:w="2422"/>
-            <w:shd w:val="clear" w:color="auto" w:fill="F8F9FC"/>
-          </w:tcPr>
-          <w:p>
-            <w:pPr>
-              <w:spacing w:before="40" w:after="40"/>
-            </w:pPr>
-            <w:r>
-              <w:rPr>
-                <w:sz w:val="18"/>
-              </w:rPr>
-              <w:t>Relacionadas ao dispositivo usado.</w:t>
-            </w:r>
-          </w:p>
-        </w:tc>
-      </w:tr>
-      <w:tr>
-        <w:tc>
-          <w:tcPr>
-            <w:tcW w:type="dxa" w:w="2422"/>
-            <w:shd w:val="clear" w:color="auto" w:fill="FFFFFF"/>
-          </w:tcPr>
-          <w:p>
-            <w:pPr>
-              <w:spacing w:before="40" w:after="40"/>
-            </w:pPr>
-            <w:r>
-              <w:rPr>
-                <w:b/>
-                <w:color w:val="6B7280"/>
-                <w:sz w:val="18"/>
-              </w:rPr>
-              <w:t>V53–V74</w:t>
-            </w:r>
-          </w:p>
-        </w:tc>
-        <w:tc>
-          <w:tcPr>
-            <w:tcW w:type="dxa" w:w="2422"/>
-            <w:shd w:val="clear" w:color="auto" w:fill="FFFFFF"/>
-          </w:tcPr>
-          <w:p>
-            <w:pPr>
-              <w:spacing w:before="40" w:after="40"/>
-            </w:pPr>
-            <w:r>
-              <w:rPr>
-                <w:sz w:val="18"/>
-              </w:rPr>
-              <w:t>float</w:t>
-            </w:r>
-          </w:p>
-        </w:tc>
-        <w:tc>
-          <w:tcPr>
-            <w:tcW w:type="dxa" w:w="2422"/>
-            <w:shd w:val="clear" w:color="auto" w:fill="FFFFFF"/>
-          </w:tcPr>
-          <w:p>
-            <w:pPr>
-              <w:spacing w:before="40" w:after="40"/>
-            </w:pPr>
-            <w:r>
-              <w:rPr>
-                <w:sz w:val="18"/>
-              </w:rPr>
-              <w:t>0–1 ou contagens</w:t>
-            </w:r>
-          </w:p>
-        </w:tc>
-        <w:tc>
-          <w:tcPr>
-            <w:tcW w:type="dxa" w:w="2422"/>
-            <w:shd w:val="clear" w:color="auto" w:fill="FFFFFF"/>
-          </w:tcPr>
-          <w:p>
-            <w:pPr>
-              <w:spacing w:before="40" w:after="40"/>
-            </w:pPr>
-            <w:r>
-              <w:rPr>
-                <w:sz w:val="18"/>
-              </w:rPr>
-              <w:t>Relacionadas ao e-mail do comprador e destinatário.</w:t>
-            </w:r>
-          </w:p>
-        </w:tc>
-      </w:tr>
-      <w:tr>
-        <w:tc>
-          <w:tcPr>
-            <w:tcW w:type="dxa" w:w="2422"/>
-            <w:shd w:val="clear" w:color="auto" w:fill="F8F9FC"/>
-          </w:tcPr>
-          <w:p>
-            <w:pPr>
-              <w:spacing w:before="40" w:after="40"/>
-            </w:pPr>
-            <w:r>
-              <w:rPr>
-                <w:b/>
-                <w:color w:val="6B7280"/>
-                <w:sz w:val="18"/>
-              </w:rPr>
-              <w:t>V75–V94</w:t>
-            </w:r>
-          </w:p>
-        </w:tc>
-        <w:tc>
-          <w:tcPr>
-            <w:tcW w:type="dxa" w:w="2422"/>
-            <w:shd w:val="clear" w:color="auto" w:fill="F8F9FC"/>
-          </w:tcPr>
-          <w:p>
-            <w:pPr>
-              <w:spacing w:before="40" w:after="40"/>
-            </w:pPr>
-            <w:r>
-              <w:rPr>
-                <w:sz w:val="18"/>
-              </w:rPr>
-              <w:t>float</w:t>
-            </w:r>
-          </w:p>
-        </w:tc>
-        <w:tc>
-          <w:tcPr>
-            <w:tcW w:type="dxa" w:w="2422"/>
-            <w:shd w:val="clear" w:color="auto" w:fill="F8F9FC"/>
-          </w:tcPr>
-          <w:p>
-            <w:pPr>
-              <w:spacing w:before="40" w:after="40"/>
-            </w:pPr>
-            <w:r>
-              <w:rPr>
-                <w:sz w:val="18"/>
-              </w:rPr>
-              <w:t>0–1 ou contagens</w:t>
-            </w:r>
-          </w:p>
-        </w:tc>
-        <w:tc>
-          <w:tcPr>
-            <w:tcW w:type="dxa" w:w="2422"/>
-            <w:shd w:val="clear" w:color="auto" w:fill="F8F9FC"/>
-          </w:tcPr>
-          <w:p>
-            <w:pPr>
-              <w:spacing w:before="40" w:after="40"/>
-            </w:pPr>
-            <w:r>
-              <w:rPr>
-                <w:sz w:val="18"/>
-              </w:rPr>
-              <w:t>Relacionadas ao valor da transação (TransactionAmt).</w:t>
-            </w:r>
-          </w:p>
-        </w:tc>
-      </w:tr>
-      <w:tr>
-        <w:tc>
-          <w:tcPr>
-            <w:tcW w:type="dxa" w:w="2422"/>
-            <w:shd w:val="clear" w:color="auto" w:fill="FFFFFF"/>
-          </w:tcPr>
-          <w:p>
-            <w:pPr>
-              <w:spacing w:before="40" w:after="40"/>
-            </w:pPr>
-            <w:r>
-              <w:rPr>
-                <w:b/>
-                <w:color w:val="6B7280"/>
-                <w:sz w:val="18"/>
-              </w:rPr>
-              <w:t>V95–V137</w:t>
-            </w:r>
-          </w:p>
-        </w:tc>
-        <w:tc>
-          <w:tcPr>
-            <w:tcW w:type="dxa" w:w="2422"/>
-            <w:shd w:val="clear" w:color="auto" w:fill="FFFFFF"/>
-          </w:tcPr>
-          <w:p>
-            <w:pPr>
-              <w:spacing w:before="40" w:after="40"/>
-            </w:pPr>
-            <w:r>
-              <w:rPr>
-                <w:sz w:val="18"/>
-              </w:rPr>
-              <w:t>float</w:t>
-            </w:r>
-          </w:p>
-        </w:tc>
-        <w:tc>
-          <w:tcPr>
-            <w:tcW w:type="dxa" w:w="2422"/>
-            <w:shd w:val="clear" w:color="auto" w:fill="FFFFFF"/>
-          </w:tcPr>
-          <w:p>
-            <w:pPr>
-              <w:spacing w:before="40" w:after="40"/>
-            </w:pPr>
-            <w:r>
-              <w:rPr>
-                <w:sz w:val="18"/>
-              </w:rPr>
-              <w:t>0–1 ou contagens</w:t>
-            </w:r>
-          </w:p>
-        </w:tc>
-        <w:tc>
-          <w:tcPr>
-            <w:tcW w:type="dxa" w:w="2422"/>
-            <w:shd w:val="clear" w:color="auto" w:fill="FFFFFF"/>
-          </w:tcPr>
-          <w:p>
-            <w:pPr>
-              <w:spacing w:before="40" w:after="40"/>
-            </w:pPr>
-            <w:r>
-              <w:rPr>
-                <w:sz w:val="18"/>
-              </w:rPr>
-              <w:t>Relacionadas a janelas de tempo e frequência.</w:t>
-            </w:r>
-          </w:p>
-        </w:tc>
-      </w:tr>
-      <w:tr>
-        <w:tc>
-          <w:tcPr>
-            <w:tcW w:type="dxa" w:w="2422"/>
-            <w:shd w:val="clear" w:color="auto" w:fill="F8F9FC"/>
-          </w:tcPr>
-          <w:p>
-            <w:pPr>
-              <w:spacing w:before="40" w:after="40"/>
-            </w:pPr>
-            <w:r>
-              <w:rPr>
-                <w:b/>
-                <w:color w:val="6B7280"/>
-                <w:sz w:val="18"/>
-              </w:rPr>
-              <w:t>V138–V166</w:t>
-            </w:r>
-          </w:p>
-        </w:tc>
-        <w:tc>
-          <w:tcPr>
-            <w:tcW w:type="dxa" w:w="2422"/>
-            <w:shd w:val="clear" w:color="auto" w:fill="F8F9FC"/>
-          </w:tcPr>
-          <w:p>
-            <w:pPr>
-              <w:spacing w:before="40" w:after="40"/>
-            </w:pPr>
-            <w:r>
-              <w:rPr>
-                <w:sz w:val="18"/>
-              </w:rPr>
-              <w:t>float</w:t>
-            </w:r>
-          </w:p>
-        </w:tc>
-        <w:tc>
-          <w:tcPr>
-            <w:tcW w:type="dxa" w:w="2422"/>
-            <w:shd w:val="clear" w:color="auto" w:fill="F8F9FC"/>
-          </w:tcPr>
-          <w:p>
-            <w:pPr>
-              <w:spacing w:before="40" w:after="40"/>
-            </w:pPr>
-            <w:r>
-              <w:rPr>
-                <w:sz w:val="18"/>
-              </w:rPr>
-              <w:t>0–1 ou contagens</w:t>
-            </w:r>
-          </w:p>
-        </w:tc>
-        <w:tc>
-          <w:tcPr>
-            <w:tcW w:type="dxa" w:w="2422"/>
-            <w:shd w:val="clear" w:color="auto" w:fill="F8F9FC"/>
-          </w:tcPr>
-          <w:p>
-            <w:pPr>
-              <w:spacing w:before="40" w:after="40"/>
-            </w:pPr>
-            <w:r>
-              <w:rPr>
-                <w:sz w:val="18"/>
-              </w:rPr>
-              <w:t>Features de contagem derivadas.</w:t>
-            </w:r>
-          </w:p>
-        </w:tc>
-      </w:tr>
-      <w:tr>
-        <w:tc>
-          <w:tcPr>
-            <w:tcW w:type="dxa" w:w="2422"/>
-            <w:shd w:val="clear" w:color="auto" w:fill="FFFFFF"/>
-          </w:tcPr>
-          <w:p>
-            <w:pPr>
-              <w:spacing w:before="40" w:after="40"/>
-            </w:pPr>
-            <w:r>
-              <w:rPr>
-                <w:b/>
-                <w:color w:val="6B7280"/>
-                <w:sz w:val="18"/>
-              </w:rPr>
-              <w:t>V167–V278</w:t>
-            </w:r>
-          </w:p>
-        </w:tc>
-        <w:tc>
-          <w:tcPr>
-            <w:tcW w:type="dxa" w:w="2422"/>
-            <w:shd w:val="clear" w:color="auto" w:fill="FFFFFF"/>
-          </w:tcPr>
-          <w:p>
-            <w:pPr>
-              <w:spacing w:before="40" w:after="40"/>
-            </w:pPr>
-            <w:r>
-              <w:rPr>
-                <w:sz w:val="18"/>
-              </w:rPr>
-              <w:t>float</w:t>
-            </w:r>
-          </w:p>
-        </w:tc>
-        <w:tc>
-          <w:tcPr>
-            <w:tcW w:type="dxa" w:w="2422"/>
-            <w:shd w:val="clear" w:color="auto" w:fill="FFFFFF"/>
-          </w:tcPr>
-          <w:p>
-            <w:pPr>
-              <w:spacing w:before="40" w:after="40"/>
-            </w:pPr>
-            <w:r>
-              <w:rPr>
-                <w:sz w:val="18"/>
-              </w:rPr>
-              <w:t>0–1 ou contagens</w:t>
-            </w:r>
-          </w:p>
-        </w:tc>
-        <w:tc>
-          <w:tcPr>
-            <w:tcW w:type="dxa" w:w="2422"/>
-            <w:shd w:val="clear" w:color="auto" w:fill="FFFFFF"/>
-          </w:tcPr>
-          <w:p>
-            <w:pPr>
-              <w:spacing w:before="40" w:after="40"/>
-            </w:pPr>
-            <w:r>
-              <w:rPr>
-                <w:sz w:val="18"/>
-              </w:rPr>
-              <w:t>Features mistas — maior concentração de nulos.</w:t>
-            </w:r>
-          </w:p>
-        </w:tc>
-      </w:tr>
-      <w:tr>
-        <w:tc>
-          <w:tcPr>
-            <w:tcW w:type="dxa" w:w="2422"/>
-            <w:shd w:val="clear" w:color="auto" w:fill="F8F9FC"/>
-          </w:tcPr>
-          <w:p>
-            <w:pPr>
-              <w:spacing w:before="40" w:after="40"/>
-            </w:pPr>
-            <w:r>
-              <w:rPr>
-                <w:b/>
-                <w:color w:val="6B7280"/>
-                <w:sz w:val="18"/>
-              </w:rPr>
-              <w:t>V279–V321</w:t>
-            </w:r>
-          </w:p>
-        </w:tc>
-        <w:tc>
-          <w:tcPr>
-            <w:tcW w:type="dxa" w:w="2422"/>
-            <w:shd w:val="clear" w:color="auto" w:fill="F8F9FC"/>
-          </w:tcPr>
-          <w:p>
-            <w:pPr>
-              <w:spacing w:before="40" w:after="40"/>
-            </w:pPr>
-            <w:r>
-              <w:rPr>
-                <w:sz w:val="18"/>
-              </w:rPr>
-              <w:t>float</w:t>
-            </w:r>
-          </w:p>
-        </w:tc>
-        <w:tc>
-          <w:tcPr>
-            <w:tcW w:type="dxa" w:w="2422"/>
-            <w:shd w:val="clear" w:color="auto" w:fill="F8F9FC"/>
-          </w:tcPr>
-          <w:p>
-            <w:pPr>
-              <w:spacing w:before="40" w:after="40"/>
-            </w:pPr>
-            <w:r>
-              <w:rPr>
-                <w:sz w:val="18"/>
-              </w:rPr>
-              <w:t>0–1 ou contagens</w:t>
-            </w:r>
-          </w:p>
-        </w:tc>
-        <w:tc>
-          <w:tcPr>
-            <w:tcW w:type="dxa" w:w="2422"/>
-            <w:shd w:val="clear" w:color="auto" w:fill="F8F9FC"/>
-          </w:tcPr>
-          <w:p>
-            <w:pPr>
-              <w:spacing w:before="40" w:after="40"/>
-            </w:pPr>
-            <w:r>
-              <w:rPr>
-                <w:sz w:val="18"/>
-              </w:rPr>
-              <w:t>Features mistas — correlação com identidade.</w:t>
-            </w:r>
-          </w:p>
-        </w:tc>
-      </w:tr>
-      <w:tr>
-        <w:tc>
-          <w:tcPr>
-            <w:tcW w:type="dxa" w:w="2422"/>
-            <w:shd w:val="clear" w:color="auto" w:fill="FFFFFF"/>
-          </w:tcPr>
-          <w:p>
-            <w:pPr>
-              <w:spacing w:before="40" w:after="40"/>
-            </w:pPr>
-            <w:r>
-              <w:rPr>
-                <w:b/>
-                <w:color w:val="6B7280"/>
-                <w:sz w:val="18"/>
-              </w:rPr>
-              <w:t>V322–V339</w:t>
-            </w:r>
-          </w:p>
-        </w:tc>
-        <w:tc>
-          <w:tcPr>
-            <w:tcW w:type="dxa" w:w="2422"/>
-            <w:shd w:val="clear" w:color="auto" w:fill="FFFFFF"/>
-          </w:tcPr>
-          <w:p>
-            <w:pPr>
-              <w:spacing w:before="40" w:after="40"/>
-            </w:pPr>
-            <w:r>
-              <w:rPr>
-                <w:sz w:val="18"/>
-              </w:rPr>
-              <w:t>float</w:t>
-            </w:r>
-          </w:p>
-        </w:tc>
-        <w:tc>
-          <w:tcPr>
-            <w:tcW w:type="dxa" w:w="2422"/>
-            <w:shd w:val="clear" w:color="auto" w:fill="FFFFFF"/>
-          </w:tcPr>
-          <w:p>
-            <w:pPr>
-              <w:spacing w:before="40" w:after="40"/>
-            </w:pPr>
-            <w:r>
-              <w:rPr>
-                <w:sz w:val="18"/>
-              </w:rPr>
-              <w:t>0–1 ou contagens</w:t>
-            </w:r>
-          </w:p>
-        </w:tc>
-        <w:tc>
-          <w:tcPr>
-            <w:tcW w:type="dxa" w:w="2422"/>
-            <w:shd w:val="clear" w:color="auto" w:fill="FFFFFF"/>
-          </w:tcPr>
-          <w:p>
-            <w:pPr>
-              <w:spacing w:before="40" w:after="40"/>
-            </w:pPr>
-            <w:r>
-              <w:rPr>
-                <w:sz w:val="18"/>
-              </w:rPr>
-              <w:t>Últimas features Vesta — menor variância, muitos nulos.</w:t>
+              <w:t>Atributos Vesta anonimizados; semântica individual e por faixa não publicada.</w:t>
             </w:r>
           </w:p>
         </w:tc>
@@ -5997,7 +2973,7 @@
           <w:i/>
           <w:sz w:val="20"/>
         </w:rPr>
-        <w:t>Informações sobre o dispositivo, rede e comportamento do usuário. Presentes em apenas ~60% das transações (nem toda transação tem identity). Muitas colunas têm semântica parcialmente inferida pela comunidade.</w:t>
+        <w:t>Atributos de identidade, rede e assinatura digital do domínio original. No treino, existem para 144.233 de 590.540 transações (24,4%). A competição não publicou o significado individual de id_01 a id_38.</w:t>
       </w:r>
     </w:p>
     <w:tbl>
@@ -6106,7 +3082,7 @@
                 <w:color w:val="EC4899"/>
                 <w:sz w:val="18"/>
               </w:rPr>
-              <w:t>id_01</w:t>
+              <w:t>id_01–id_11</w:t>
             </w:r>
           </w:p>
         </w:tc>
@@ -6123,7 +3099,7 @@
               <w:rPr>
                 <w:sz w:val="18"/>
               </w:rPr>
-              <w:t>float</w:t>
+              <w:t>numérico</w:t>
             </w:r>
           </w:p>
         </w:tc>
@@ -6140,7 +3116,7 @@
               <w:rPr>
                 <w:sz w:val="18"/>
               </w:rPr>
-              <w:t>-5 a 0</w:t>
+              <w:t>valores e NaN</w:t>
             </w:r>
           </w:p>
         </w:tc>
@@ -6157,7 +3133,7 @@
               <w:rPr>
                 <w:sz w:val="18"/>
               </w:rPr>
-              <w:t>Score de risco de identidade (negativo = mais seguro).</w:t>
+              <w:t>Atributos numéricos anonimizados; definição individual não publicada.</w:t>
             </w:r>
           </w:p>
         </w:tc>
@@ -6178,7 +3154,7 @@
                 <w:color w:val="EC4899"/>
                 <w:sz w:val="18"/>
               </w:rPr>
-              <w:t>id_02</w:t>
+              <w:t>id_12–id_38</w:t>
             </w:r>
           </w:p>
         </w:tc>
@@ -6195,7 +3171,7 @@
               <w:rPr>
                 <w:sz w:val="18"/>
               </w:rPr>
-              <w:t>float</w:t>
+              <w:t>categórico/numérico</w:t>
             </w:r>
           </w:p>
         </w:tc>
@@ -6212,7 +3188,7 @@
               <w:rPr>
                 <w:sz w:val="18"/>
               </w:rPr>
-              <w:t>0–526523</w:t>
+              <w:t>categorias, valores e NaN</w:t>
             </w:r>
           </w:p>
         </w:tc>
@@ -6229,2599 +3205,7 @@
               <w:rPr>
                 <w:sz w:val="18"/>
               </w:rPr>
-              <w:t>Score numérico de identidade (possível ID interno).</w:t>
-            </w:r>
-          </w:p>
-        </w:tc>
-      </w:tr>
-      <w:tr>
-        <w:tc>
-          <w:tcPr>
-            <w:tcW w:type="dxa" w:w="2422"/>
-            <w:shd w:val="clear" w:color="auto" w:fill="F8F9FC"/>
-          </w:tcPr>
-          <w:p>
-            <w:pPr>
-              <w:spacing w:before="40" w:after="40"/>
-            </w:pPr>
-            <w:r>
-              <w:rPr>
-                <w:b/>
-                <w:color w:val="EC4899"/>
-                <w:sz w:val="18"/>
-              </w:rPr>
-              <w:t>id_03</w:t>
-            </w:r>
-          </w:p>
-        </w:tc>
-        <w:tc>
-          <w:tcPr>
-            <w:tcW w:type="dxa" w:w="2422"/>
-            <w:shd w:val="clear" w:color="auto" w:fill="F8F9FC"/>
-          </w:tcPr>
-          <w:p>
-            <w:pPr>
-              <w:spacing w:before="40" w:after="40"/>
-            </w:pPr>
-            <w:r>
-              <w:rPr>
-                <w:sz w:val="18"/>
-              </w:rPr>
-              <w:t>float</w:t>
-            </w:r>
-          </w:p>
-        </w:tc>
-        <w:tc>
-          <w:tcPr>
-            <w:tcW w:type="dxa" w:w="2422"/>
-            <w:shd w:val="clear" w:color="auto" w:fill="F8F9FC"/>
-          </w:tcPr>
-          <w:p>
-            <w:pPr>
-              <w:spacing w:before="40" w:after="40"/>
-            </w:pPr>
-            <w:r>
-              <w:rPr>
-                <w:sz w:val="18"/>
-              </w:rPr>
-              <w:t>0–824</w:t>
-            </w:r>
-          </w:p>
-        </w:tc>
-        <w:tc>
-          <w:tcPr>
-            <w:tcW w:type="dxa" w:w="2422"/>
-            <w:shd w:val="clear" w:color="auto" w:fill="F8F9FC"/>
-          </w:tcPr>
-          <w:p>
-            <w:pPr>
-              <w:spacing w:before="40" w:after="40"/>
-            </w:pPr>
-            <w:r>
-              <w:rPr>
-                <w:sz w:val="18"/>
-              </w:rPr>
-              <w:t>Contagem relacionada à identidade.</w:t>
-            </w:r>
-          </w:p>
-        </w:tc>
-      </w:tr>
-      <w:tr>
-        <w:tc>
-          <w:tcPr>
-            <w:tcW w:type="dxa" w:w="2422"/>
-            <w:shd w:val="clear" w:color="auto" w:fill="FFFFFF"/>
-          </w:tcPr>
-          <w:p>
-            <w:pPr>
-              <w:spacing w:before="40" w:after="40"/>
-            </w:pPr>
-            <w:r>
-              <w:rPr>
-                <w:b/>
-                <w:color w:val="EC4899"/>
-                <w:sz w:val="18"/>
-              </w:rPr>
-              <w:t>id_04</w:t>
-            </w:r>
-          </w:p>
-        </w:tc>
-        <w:tc>
-          <w:tcPr>
-            <w:tcW w:type="dxa" w:w="2422"/>
-            <w:shd w:val="clear" w:color="auto" w:fill="FFFFFF"/>
-          </w:tcPr>
-          <w:p>
-            <w:pPr>
-              <w:spacing w:before="40" w:after="40"/>
-            </w:pPr>
-            <w:r>
-              <w:rPr>
-                <w:sz w:val="18"/>
-              </w:rPr>
-              <w:t>float</w:t>
-            </w:r>
-          </w:p>
-        </w:tc>
-        <w:tc>
-          <w:tcPr>
-            <w:tcW w:type="dxa" w:w="2422"/>
-            <w:shd w:val="clear" w:color="auto" w:fill="FFFFFF"/>
-          </w:tcPr>
-          <w:p>
-            <w:pPr>
-              <w:spacing w:before="40" w:after="40"/>
-            </w:pPr>
-            <w:r>
-              <w:rPr>
-                <w:sz w:val="18"/>
-              </w:rPr>
-              <w:t>0–429</w:t>
-            </w:r>
-          </w:p>
-        </w:tc>
-        <w:tc>
-          <w:tcPr>
-            <w:tcW w:type="dxa" w:w="2422"/>
-            <w:shd w:val="clear" w:color="auto" w:fill="FFFFFF"/>
-          </w:tcPr>
-          <w:p>
-            <w:pPr>
-              <w:spacing w:before="40" w:after="40"/>
-            </w:pPr>
-            <w:r>
-              <w:rPr>
-                <w:sz w:val="18"/>
-              </w:rPr>
-              <w:t>Contagem relacionada à identidade.</w:t>
-            </w:r>
-          </w:p>
-        </w:tc>
-      </w:tr>
-      <w:tr>
-        <w:tc>
-          <w:tcPr>
-            <w:tcW w:type="dxa" w:w="2422"/>
-            <w:shd w:val="clear" w:color="auto" w:fill="F8F9FC"/>
-          </w:tcPr>
-          <w:p>
-            <w:pPr>
-              <w:spacing w:before="40" w:after="40"/>
-            </w:pPr>
-            <w:r>
-              <w:rPr>
-                <w:b/>
-                <w:color w:val="EC4899"/>
-                <w:sz w:val="18"/>
-              </w:rPr>
-              <w:t>id_05</w:t>
-            </w:r>
-          </w:p>
-        </w:tc>
-        <w:tc>
-          <w:tcPr>
-            <w:tcW w:type="dxa" w:w="2422"/>
-            <w:shd w:val="clear" w:color="auto" w:fill="F8F9FC"/>
-          </w:tcPr>
-          <w:p>
-            <w:pPr>
-              <w:spacing w:before="40" w:after="40"/>
-            </w:pPr>
-            <w:r>
-              <w:rPr>
-                <w:sz w:val="18"/>
-              </w:rPr>
-              <w:t>float</w:t>
-            </w:r>
-          </w:p>
-        </w:tc>
-        <w:tc>
-          <w:tcPr>
-            <w:tcW w:type="dxa" w:w="2422"/>
-            <w:shd w:val="clear" w:color="auto" w:fill="F8F9FC"/>
-          </w:tcPr>
-          <w:p>
-            <w:pPr>
-              <w:spacing w:before="40" w:after="40"/>
-            </w:pPr>
-            <w:r>
-              <w:rPr>
-                <w:sz w:val="18"/>
-              </w:rPr>
-              <w:t>0–480</w:t>
-            </w:r>
-          </w:p>
-        </w:tc>
-        <w:tc>
-          <w:tcPr>
-            <w:tcW w:type="dxa" w:w="2422"/>
-            <w:shd w:val="clear" w:color="auto" w:fill="F8F9FC"/>
-          </w:tcPr>
-          <w:p>
-            <w:pPr>
-              <w:spacing w:before="40" w:after="40"/>
-            </w:pPr>
-            <w:r>
-              <w:rPr>
-                <w:sz w:val="18"/>
-              </w:rPr>
-              <w:t>Número de eventos de risco associados à conta.</w:t>
-            </w:r>
-          </w:p>
-        </w:tc>
-      </w:tr>
-      <w:tr>
-        <w:tc>
-          <w:tcPr>
-            <w:tcW w:type="dxa" w:w="2422"/>
-            <w:shd w:val="clear" w:color="auto" w:fill="FFFFFF"/>
-          </w:tcPr>
-          <w:p>
-            <w:pPr>
-              <w:spacing w:before="40" w:after="40"/>
-            </w:pPr>
-            <w:r>
-              <w:rPr>
-                <w:b/>
-                <w:color w:val="EC4899"/>
-                <w:sz w:val="18"/>
-              </w:rPr>
-              <w:t>id_06</w:t>
-            </w:r>
-          </w:p>
-        </w:tc>
-        <w:tc>
-          <w:tcPr>
-            <w:tcW w:type="dxa" w:w="2422"/>
-            <w:shd w:val="clear" w:color="auto" w:fill="FFFFFF"/>
-          </w:tcPr>
-          <w:p>
-            <w:pPr>
-              <w:spacing w:before="40" w:after="40"/>
-            </w:pPr>
-            <w:r>
-              <w:rPr>
-                <w:sz w:val="18"/>
-              </w:rPr>
-              <w:t>float</w:t>
-            </w:r>
-          </w:p>
-        </w:tc>
-        <w:tc>
-          <w:tcPr>
-            <w:tcW w:type="dxa" w:w="2422"/>
-            <w:shd w:val="clear" w:color="auto" w:fill="FFFFFF"/>
-          </w:tcPr>
-          <w:p>
-            <w:pPr>
-              <w:spacing w:before="40" w:after="40"/>
-            </w:pPr>
-            <w:r>
-              <w:rPr>
-                <w:sz w:val="18"/>
-              </w:rPr>
-              <w:t>-112 a 0</w:t>
-            </w:r>
-          </w:p>
-        </w:tc>
-        <w:tc>
-          <w:tcPr>
-            <w:tcW w:type="dxa" w:w="2422"/>
-            <w:shd w:val="clear" w:color="auto" w:fill="FFFFFF"/>
-          </w:tcPr>
-          <w:p>
-            <w:pPr>
-              <w:spacing w:before="40" w:after="40"/>
-            </w:pPr>
-            <w:r>
-              <w:rPr>
-                <w:sz w:val="18"/>
-              </w:rPr>
-              <w:t>Score negativo — quanto menor, mais suspeito.</w:t>
-            </w:r>
-          </w:p>
-        </w:tc>
-      </w:tr>
-      <w:tr>
-        <w:tc>
-          <w:tcPr>
-            <w:tcW w:type="dxa" w:w="2422"/>
-            <w:shd w:val="clear" w:color="auto" w:fill="F8F9FC"/>
-          </w:tcPr>
-          <w:p>
-            <w:pPr>
-              <w:spacing w:before="40" w:after="40"/>
-            </w:pPr>
-            <w:r>
-              <w:rPr>
-                <w:b/>
-                <w:color w:val="EC4899"/>
-                <w:sz w:val="18"/>
-              </w:rPr>
-              <w:t>id_07</w:t>
-            </w:r>
-          </w:p>
-        </w:tc>
-        <w:tc>
-          <w:tcPr>
-            <w:tcW w:type="dxa" w:w="2422"/>
-            <w:shd w:val="clear" w:color="auto" w:fill="F8F9FC"/>
-          </w:tcPr>
-          <w:p>
-            <w:pPr>
-              <w:spacing w:before="40" w:after="40"/>
-            </w:pPr>
-            <w:r>
-              <w:rPr>
-                <w:sz w:val="18"/>
-              </w:rPr>
-              <w:t>float</w:t>
-            </w:r>
-          </w:p>
-        </w:tc>
-        <w:tc>
-          <w:tcPr>
-            <w:tcW w:type="dxa" w:w="2422"/>
-            <w:shd w:val="clear" w:color="auto" w:fill="F8F9FC"/>
-          </w:tcPr>
-          <w:p>
-            <w:pPr>
-              <w:spacing w:before="40" w:after="40"/>
-            </w:pPr>
-            <w:r>
-              <w:rPr>
-                <w:sz w:val="18"/>
-              </w:rPr>
-              <w:t>0–5</w:t>
-            </w:r>
-          </w:p>
-        </w:tc>
-        <w:tc>
-          <w:tcPr>
-            <w:tcW w:type="dxa" w:w="2422"/>
-            <w:shd w:val="clear" w:color="auto" w:fill="F8F9FC"/>
-          </w:tcPr>
-          <w:p>
-            <w:pPr>
-              <w:spacing w:before="40" w:after="40"/>
-            </w:pPr>
-            <w:r>
-              <w:rPr>
-                <w:sz w:val="18"/>
-              </w:rPr>
-              <w:t>Contagem de correspondências de identidade.</w:t>
-            </w:r>
-          </w:p>
-        </w:tc>
-      </w:tr>
-      <w:tr>
-        <w:tc>
-          <w:tcPr>
-            <w:tcW w:type="dxa" w:w="2422"/>
-            <w:shd w:val="clear" w:color="auto" w:fill="FFFFFF"/>
-          </w:tcPr>
-          <w:p>
-            <w:pPr>
-              <w:spacing w:before="40" w:after="40"/>
-            </w:pPr>
-            <w:r>
-              <w:rPr>
-                <w:b/>
-                <w:color w:val="EC4899"/>
-                <w:sz w:val="18"/>
-              </w:rPr>
-              <w:t>id_08</w:t>
-            </w:r>
-          </w:p>
-        </w:tc>
-        <w:tc>
-          <w:tcPr>
-            <w:tcW w:type="dxa" w:w="2422"/>
-            <w:shd w:val="clear" w:color="auto" w:fill="FFFFFF"/>
-          </w:tcPr>
-          <w:p>
-            <w:pPr>
-              <w:spacing w:before="40" w:after="40"/>
-            </w:pPr>
-            <w:r>
-              <w:rPr>
-                <w:sz w:val="18"/>
-              </w:rPr>
-              <w:t>float</w:t>
-            </w:r>
-          </w:p>
-        </w:tc>
-        <w:tc>
-          <w:tcPr>
-            <w:tcW w:type="dxa" w:w="2422"/>
-            <w:shd w:val="clear" w:color="auto" w:fill="FFFFFF"/>
-          </w:tcPr>
-          <w:p>
-            <w:pPr>
-              <w:spacing w:before="40" w:after="40"/>
-            </w:pPr>
-            <w:r>
-              <w:rPr>
-                <w:sz w:val="18"/>
-              </w:rPr>
-              <w:t>0–5</w:t>
-            </w:r>
-          </w:p>
-        </w:tc>
-        <w:tc>
-          <w:tcPr>
-            <w:tcW w:type="dxa" w:w="2422"/>
-            <w:shd w:val="clear" w:color="auto" w:fill="FFFFFF"/>
-          </w:tcPr>
-          <w:p>
-            <w:pPr>
-              <w:spacing w:before="40" w:after="40"/>
-            </w:pPr>
-            <w:r>
-              <w:rPr>
-                <w:sz w:val="18"/>
-              </w:rPr>
-              <w:t>Contagem de correspondências de identidade.</w:t>
-            </w:r>
-          </w:p>
-        </w:tc>
-      </w:tr>
-      <w:tr>
-        <w:tc>
-          <w:tcPr>
-            <w:tcW w:type="dxa" w:w="2422"/>
-            <w:shd w:val="clear" w:color="auto" w:fill="F8F9FC"/>
-          </w:tcPr>
-          <w:p>
-            <w:pPr>
-              <w:spacing w:before="40" w:after="40"/>
-            </w:pPr>
-            <w:r>
-              <w:rPr>
-                <w:b/>
-                <w:color w:val="EC4899"/>
-                <w:sz w:val="18"/>
-              </w:rPr>
-              <w:t>id_09</w:t>
-            </w:r>
-          </w:p>
-        </w:tc>
-        <w:tc>
-          <w:tcPr>
-            <w:tcW w:type="dxa" w:w="2422"/>
-            <w:shd w:val="clear" w:color="auto" w:fill="F8F9FC"/>
-          </w:tcPr>
-          <w:p>
-            <w:pPr>
-              <w:spacing w:before="40" w:after="40"/>
-            </w:pPr>
-            <w:r>
-              <w:rPr>
-                <w:sz w:val="18"/>
-              </w:rPr>
-              <w:t>float</w:t>
-            </w:r>
-          </w:p>
-        </w:tc>
-        <w:tc>
-          <w:tcPr>
-            <w:tcW w:type="dxa" w:w="2422"/>
-            <w:shd w:val="clear" w:color="auto" w:fill="F8F9FC"/>
-          </w:tcPr>
-          <w:p>
-            <w:pPr>
-              <w:spacing w:before="40" w:after="40"/>
-            </w:pPr>
-            <w:r>
-              <w:rPr>
-                <w:sz w:val="18"/>
-              </w:rPr>
-              <w:t>0–1</w:t>
-            </w:r>
-          </w:p>
-        </w:tc>
-        <w:tc>
-          <w:tcPr>
-            <w:tcW w:type="dxa" w:w="2422"/>
-            <w:shd w:val="clear" w:color="auto" w:fill="F8F9FC"/>
-          </w:tcPr>
-          <w:p>
-            <w:pPr>
-              <w:spacing w:before="40" w:after="40"/>
-            </w:pPr>
-            <w:r>
-              <w:rPr>
-                <w:sz w:val="18"/>
-              </w:rPr>
-              <w:t>Flag de verificação de identidade.</w:t>
-            </w:r>
-          </w:p>
-        </w:tc>
-      </w:tr>
-      <w:tr>
-        <w:tc>
-          <w:tcPr>
-            <w:tcW w:type="dxa" w:w="2422"/>
-            <w:shd w:val="clear" w:color="auto" w:fill="FFFFFF"/>
-          </w:tcPr>
-          <w:p>
-            <w:pPr>
-              <w:spacing w:before="40" w:after="40"/>
-            </w:pPr>
-            <w:r>
-              <w:rPr>
-                <w:b/>
-                <w:color w:val="EC4899"/>
-                <w:sz w:val="18"/>
-              </w:rPr>
-              <w:t>id_10</w:t>
-            </w:r>
-          </w:p>
-        </w:tc>
-        <w:tc>
-          <w:tcPr>
-            <w:tcW w:type="dxa" w:w="2422"/>
-            <w:shd w:val="clear" w:color="auto" w:fill="FFFFFF"/>
-          </w:tcPr>
-          <w:p>
-            <w:pPr>
-              <w:spacing w:before="40" w:after="40"/>
-            </w:pPr>
-            <w:r>
-              <w:rPr>
-                <w:sz w:val="18"/>
-              </w:rPr>
-              <w:t>float</w:t>
-            </w:r>
-          </w:p>
-        </w:tc>
-        <w:tc>
-          <w:tcPr>
-            <w:tcW w:type="dxa" w:w="2422"/>
-            <w:shd w:val="clear" w:color="auto" w:fill="FFFFFF"/>
-          </w:tcPr>
-          <w:p>
-            <w:pPr>
-              <w:spacing w:before="40" w:after="40"/>
-            </w:pPr>
-            <w:r>
-              <w:rPr>
-                <w:sz w:val="18"/>
-              </w:rPr>
-              <w:t>0–1</w:t>
-            </w:r>
-          </w:p>
-        </w:tc>
-        <w:tc>
-          <w:tcPr>
-            <w:tcW w:type="dxa" w:w="2422"/>
-            <w:shd w:val="clear" w:color="auto" w:fill="FFFFFF"/>
-          </w:tcPr>
-          <w:p>
-            <w:pPr>
-              <w:spacing w:before="40" w:after="40"/>
-            </w:pPr>
-            <w:r>
-              <w:rPr>
-                <w:sz w:val="18"/>
-              </w:rPr>
-              <w:t>Flag de verificação de identidade.</w:t>
-            </w:r>
-          </w:p>
-        </w:tc>
-      </w:tr>
-      <w:tr>
-        <w:tc>
-          <w:tcPr>
-            <w:tcW w:type="dxa" w:w="2422"/>
-            <w:shd w:val="clear" w:color="auto" w:fill="F8F9FC"/>
-          </w:tcPr>
-          <w:p>
-            <w:pPr>
-              <w:spacing w:before="40" w:after="40"/>
-            </w:pPr>
-            <w:r>
-              <w:rPr>
-                <w:b/>
-                <w:color w:val="EC4899"/>
-                <w:sz w:val="18"/>
-              </w:rPr>
-              <w:t>id_11</w:t>
-            </w:r>
-          </w:p>
-        </w:tc>
-        <w:tc>
-          <w:tcPr>
-            <w:tcW w:type="dxa" w:w="2422"/>
-            <w:shd w:val="clear" w:color="auto" w:fill="F8F9FC"/>
-          </w:tcPr>
-          <w:p>
-            <w:pPr>
-              <w:spacing w:before="40" w:after="40"/>
-            </w:pPr>
-            <w:r>
-              <w:rPr>
-                <w:sz w:val="18"/>
-              </w:rPr>
-              <w:t>float</w:t>
-            </w:r>
-          </w:p>
-        </w:tc>
-        <w:tc>
-          <w:tcPr>
-            <w:tcW w:type="dxa" w:w="2422"/>
-            <w:shd w:val="clear" w:color="auto" w:fill="F8F9FC"/>
-          </w:tcPr>
-          <w:p>
-            <w:pPr>
-              <w:spacing w:before="40" w:after="40"/>
-            </w:pPr>
-            <w:r>
-              <w:rPr>
-                <w:sz w:val="18"/>
-              </w:rPr>
-              <w:t>100–600</w:t>
-            </w:r>
-          </w:p>
-        </w:tc>
-        <w:tc>
-          <w:tcPr>
-            <w:tcW w:type="dxa" w:w="2422"/>
-            <w:shd w:val="clear" w:color="auto" w:fill="F8F9FC"/>
-          </w:tcPr>
-          <w:p>
-            <w:pPr>
-              <w:spacing w:before="40" w:after="40"/>
-            </w:pPr>
-            <w:r>
-              <w:rPr>
-                <w:sz w:val="18"/>
-              </w:rPr>
-              <w:t>Score de conta/sessão.</w:t>
-            </w:r>
-          </w:p>
-        </w:tc>
-      </w:tr>
-      <w:tr>
-        <w:tc>
-          <w:tcPr>
-            <w:tcW w:type="dxa" w:w="2422"/>
-            <w:shd w:val="clear" w:color="auto" w:fill="FFFFFF"/>
-          </w:tcPr>
-          <w:p>
-            <w:pPr>
-              <w:spacing w:before="40" w:after="40"/>
-            </w:pPr>
-            <w:r>
-              <w:rPr>
-                <w:b/>
-                <w:color w:val="EC4899"/>
-                <w:sz w:val="18"/>
-              </w:rPr>
-              <w:t>id_12</w:t>
-            </w:r>
-          </w:p>
-        </w:tc>
-        <w:tc>
-          <w:tcPr>
-            <w:tcW w:type="dxa" w:w="2422"/>
-            <w:shd w:val="clear" w:color="auto" w:fill="FFFFFF"/>
-          </w:tcPr>
-          <w:p>
-            <w:pPr>
-              <w:spacing w:before="40" w:after="40"/>
-            </w:pPr>
-            <w:r>
-              <w:rPr>
-                <w:sz w:val="18"/>
-              </w:rPr>
-              <w:t>str</w:t>
-            </w:r>
-          </w:p>
-        </w:tc>
-        <w:tc>
-          <w:tcPr>
-            <w:tcW w:type="dxa" w:w="2422"/>
-            <w:shd w:val="clear" w:color="auto" w:fill="FFFFFF"/>
-          </w:tcPr>
-          <w:p>
-            <w:pPr>
-              <w:spacing w:before="40" w:after="40"/>
-            </w:pPr>
-            <w:r>
-              <w:rPr>
-                <w:sz w:val="18"/>
-              </w:rPr>
-              <w:t>Found, NotFound</w:t>
-            </w:r>
-          </w:p>
-        </w:tc>
-        <w:tc>
-          <w:tcPr>
-            <w:tcW w:type="dxa" w:w="2422"/>
-            <w:shd w:val="clear" w:color="auto" w:fill="FFFFFF"/>
-          </w:tcPr>
-          <w:p>
-            <w:pPr>
-              <w:spacing w:before="40" w:after="40"/>
-            </w:pPr>
-            <w:r>
-              <w:rPr>
-                <w:sz w:val="18"/>
-              </w:rPr>
-              <w:t>IP está em base de proxies conhecidos? Found = proxy.</w:t>
-            </w:r>
-          </w:p>
-        </w:tc>
-      </w:tr>
-      <w:tr>
-        <w:tc>
-          <w:tcPr>
-            <w:tcW w:type="dxa" w:w="2422"/>
-            <w:shd w:val="clear" w:color="auto" w:fill="F8F9FC"/>
-          </w:tcPr>
-          <w:p>
-            <w:pPr>
-              <w:spacing w:before="40" w:after="40"/>
-            </w:pPr>
-            <w:r>
-              <w:rPr>
-                <w:b/>
-                <w:color w:val="EC4899"/>
-                <w:sz w:val="18"/>
-              </w:rPr>
-              <w:t>id_13</w:t>
-            </w:r>
-          </w:p>
-        </w:tc>
-        <w:tc>
-          <w:tcPr>
-            <w:tcW w:type="dxa" w:w="2422"/>
-            <w:shd w:val="clear" w:color="auto" w:fill="F8F9FC"/>
-          </w:tcPr>
-          <w:p>
-            <w:pPr>
-              <w:spacing w:before="40" w:after="40"/>
-            </w:pPr>
-            <w:r>
-              <w:rPr>
-                <w:sz w:val="18"/>
-              </w:rPr>
-              <w:t>float</w:t>
-            </w:r>
-          </w:p>
-        </w:tc>
-        <w:tc>
-          <w:tcPr>
-            <w:tcW w:type="dxa" w:w="2422"/>
-            <w:shd w:val="clear" w:color="auto" w:fill="F8F9FC"/>
-          </w:tcPr>
-          <w:p>
-            <w:pPr>
-              <w:spacing w:before="40" w:after="40"/>
-            </w:pPr>
-            <w:r>
-              <w:rPr>
-                <w:sz w:val="18"/>
-              </w:rPr>
-              <w:t>1–2918</w:t>
-            </w:r>
-          </w:p>
-        </w:tc>
-        <w:tc>
-          <w:tcPr>
-            <w:tcW w:type="dxa" w:w="2422"/>
-            <w:shd w:val="clear" w:color="auto" w:fill="F8F9FC"/>
-          </w:tcPr>
-          <w:p>
-            <w:pPr>
-              <w:spacing w:before="40" w:after="40"/>
-            </w:pPr>
-            <w:r>
-              <w:rPr>
-                <w:sz w:val="18"/>
-              </w:rPr>
-              <w:t>Contagem de transações associadas a esse dispositivo.</w:t>
-            </w:r>
-          </w:p>
-        </w:tc>
-      </w:tr>
-      <w:tr>
-        <w:tc>
-          <w:tcPr>
-            <w:tcW w:type="dxa" w:w="2422"/>
-            <w:shd w:val="clear" w:color="auto" w:fill="FFFFFF"/>
-          </w:tcPr>
-          <w:p>
-            <w:pPr>
-              <w:spacing w:before="40" w:after="40"/>
-            </w:pPr>
-            <w:r>
-              <w:rPr>
-                <w:b/>
-                <w:color w:val="EC4899"/>
-                <w:sz w:val="18"/>
-              </w:rPr>
-              <w:t>id_14</w:t>
-            </w:r>
-          </w:p>
-        </w:tc>
-        <w:tc>
-          <w:tcPr>
-            <w:tcW w:type="dxa" w:w="2422"/>
-            <w:shd w:val="clear" w:color="auto" w:fill="FFFFFF"/>
-          </w:tcPr>
-          <w:p>
-            <w:pPr>
-              <w:spacing w:before="40" w:after="40"/>
-            </w:pPr>
-            <w:r>
-              <w:rPr>
-                <w:sz w:val="18"/>
-              </w:rPr>
-              <w:t>float</w:t>
-            </w:r>
-          </w:p>
-        </w:tc>
-        <w:tc>
-          <w:tcPr>
-            <w:tcW w:type="dxa" w:w="2422"/>
-            <w:shd w:val="clear" w:color="auto" w:fill="FFFFFF"/>
-          </w:tcPr>
-          <w:p>
-            <w:pPr>
-              <w:spacing w:before="40" w:after="40"/>
-            </w:pPr>
-            <w:r>
-              <w:rPr>
-                <w:sz w:val="18"/>
-              </w:rPr>
-              <w:t>-480 a 480</w:t>
-            </w:r>
-          </w:p>
-        </w:tc>
-        <w:tc>
-          <w:tcPr>
-            <w:tcW w:type="dxa" w:w="2422"/>
-            <w:shd w:val="clear" w:color="auto" w:fill="FFFFFF"/>
-          </w:tcPr>
-          <w:p>
-            <w:pPr>
-              <w:spacing w:before="40" w:after="40"/>
-            </w:pPr>
-            <w:r>
-              <w:rPr>
-                <w:sz w:val="18"/>
-              </w:rPr>
-              <w:t>Fuso horário do dispositivo (offset em minutos do UTC).</w:t>
-            </w:r>
-          </w:p>
-        </w:tc>
-      </w:tr>
-      <w:tr>
-        <w:tc>
-          <w:tcPr>
-            <w:tcW w:type="dxa" w:w="2422"/>
-            <w:shd w:val="clear" w:color="auto" w:fill="F8F9FC"/>
-          </w:tcPr>
-          <w:p>
-            <w:pPr>
-              <w:spacing w:before="40" w:after="40"/>
-            </w:pPr>
-            <w:r>
-              <w:rPr>
-                <w:b/>
-                <w:color w:val="EC4899"/>
-                <w:sz w:val="18"/>
-              </w:rPr>
-              <w:t>id_15</w:t>
-            </w:r>
-          </w:p>
-        </w:tc>
-        <w:tc>
-          <w:tcPr>
-            <w:tcW w:type="dxa" w:w="2422"/>
-            <w:shd w:val="clear" w:color="auto" w:fill="F8F9FC"/>
-          </w:tcPr>
-          <w:p>
-            <w:pPr>
-              <w:spacing w:before="40" w:after="40"/>
-            </w:pPr>
-            <w:r>
-              <w:rPr>
-                <w:sz w:val="18"/>
-              </w:rPr>
-              <w:t>str</w:t>
-            </w:r>
-          </w:p>
-        </w:tc>
-        <w:tc>
-          <w:tcPr>
-            <w:tcW w:type="dxa" w:w="2422"/>
-            <w:shd w:val="clear" w:color="auto" w:fill="F8F9FC"/>
-          </w:tcPr>
-          <w:p>
-            <w:pPr>
-              <w:spacing w:before="40" w:after="40"/>
-            </w:pPr>
-            <w:r>
-              <w:rPr>
-                <w:sz w:val="18"/>
-              </w:rPr>
-              <w:t>New, Found, Unknown</w:t>
-            </w:r>
-          </w:p>
-        </w:tc>
-        <w:tc>
-          <w:tcPr>
-            <w:tcW w:type="dxa" w:w="2422"/>
-            <w:shd w:val="clear" w:color="auto" w:fill="F8F9FC"/>
-          </w:tcPr>
-          <w:p>
-            <w:pPr>
-              <w:spacing w:before="40" w:after="40"/>
-            </w:pPr>
-            <w:r>
-              <w:rPr>
-                <w:sz w:val="18"/>
-              </w:rPr>
-              <w:t>Status do browser/OS: New = recém-instalado.</w:t>
-            </w:r>
-          </w:p>
-        </w:tc>
-      </w:tr>
-      <w:tr>
-        <w:tc>
-          <w:tcPr>
-            <w:tcW w:type="dxa" w:w="2422"/>
-            <w:shd w:val="clear" w:color="auto" w:fill="FFFFFF"/>
-          </w:tcPr>
-          <w:p>
-            <w:pPr>
-              <w:spacing w:before="40" w:after="40"/>
-            </w:pPr>
-            <w:r>
-              <w:rPr>
-                <w:b/>
-                <w:color w:val="EC4899"/>
-                <w:sz w:val="18"/>
-              </w:rPr>
-              <w:t>id_16</w:t>
-            </w:r>
-          </w:p>
-        </w:tc>
-        <w:tc>
-          <w:tcPr>
-            <w:tcW w:type="dxa" w:w="2422"/>
-            <w:shd w:val="clear" w:color="auto" w:fill="FFFFFF"/>
-          </w:tcPr>
-          <w:p>
-            <w:pPr>
-              <w:spacing w:before="40" w:after="40"/>
-            </w:pPr>
-            <w:r>
-              <w:rPr>
-                <w:sz w:val="18"/>
-              </w:rPr>
-              <w:t>str</w:t>
-            </w:r>
-          </w:p>
-        </w:tc>
-        <w:tc>
-          <w:tcPr>
-            <w:tcW w:type="dxa" w:w="2422"/>
-            <w:shd w:val="clear" w:color="auto" w:fill="FFFFFF"/>
-          </w:tcPr>
-          <w:p>
-            <w:pPr>
-              <w:spacing w:before="40" w:after="40"/>
-            </w:pPr>
-            <w:r>
-              <w:rPr>
-                <w:sz w:val="18"/>
-              </w:rPr>
-              <w:t>Found, NotFound</w:t>
-            </w:r>
-          </w:p>
-        </w:tc>
-        <w:tc>
-          <w:tcPr>
-            <w:tcW w:type="dxa" w:w="2422"/>
-            <w:shd w:val="clear" w:color="auto" w:fill="FFFFFF"/>
-          </w:tcPr>
-          <w:p>
-            <w:pPr>
-              <w:spacing w:before="40" w:after="40"/>
-            </w:pPr>
-            <w:r>
-              <w:rPr>
-                <w:sz w:val="18"/>
-              </w:rPr>
-              <w:t>Autofill do browser usado? Found = sim.</w:t>
-            </w:r>
-          </w:p>
-        </w:tc>
-      </w:tr>
-      <w:tr>
-        <w:tc>
-          <w:tcPr>
-            <w:tcW w:type="dxa" w:w="2422"/>
-            <w:shd w:val="clear" w:color="auto" w:fill="F8F9FC"/>
-          </w:tcPr>
-          <w:p>
-            <w:pPr>
-              <w:spacing w:before="40" w:after="40"/>
-            </w:pPr>
-            <w:r>
-              <w:rPr>
-                <w:b/>
-                <w:color w:val="EC4899"/>
-                <w:sz w:val="18"/>
-              </w:rPr>
-              <w:t>id_17</w:t>
-            </w:r>
-          </w:p>
-        </w:tc>
-        <w:tc>
-          <w:tcPr>
-            <w:tcW w:type="dxa" w:w="2422"/>
-            <w:shd w:val="clear" w:color="auto" w:fill="F8F9FC"/>
-          </w:tcPr>
-          <w:p>
-            <w:pPr>
-              <w:spacing w:before="40" w:after="40"/>
-            </w:pPr>
-            <w:r>
-              <w:rPr>
-                <w:sz w:val="18"/>
-              </w:rPr>
-              <w:t>float</w:t>
-            </w:r>
-          </w:p>
-        </w:tc>
-        <w:tc>
-          <w:tcPr>
-            <w:tcW w:type="dxa" w:w="2422"/>
-            <w:shd w:val="clear" w:color="auto" w:fill="F8F9FC"/>
-          </w:tcPr>
-          <w:p>
-            <w:pPr>
-              <w:spacing w:before="40" w:after="40"/>
-            </w:pPr>
-            <w:r>
-              <w:rPr>
-                <w:sz w:val="18"/>
-              </w:rPr>
-              <w:t>100–600</w:t>
-            </w:r>
-          </w:p>
-        </w:tc>
-        <w:tc>
-          <w:tcPr>
-            <w:tcW w:type="dxa" w:w="2422"/>
-            <w:shd w:val="clear" w:color="auto" w:fill="F8F9FC"/>
-          </w:tcPr>
-          <w:p>
-            <w:pPr>
-              <w:spacing w:before="40" w:after="40"/>
-            </w:pPr>
-            <w:r>
-              <w:rPr>
-                <w:sz w:val="18"/>
-              </w:rPr>
-              <w:t>Score de sessão/dispositivo.</w:t>
-            </w:r>
-          </w:p>
-        </w:tc>
-      </w:tr>
-      <w:tr>
-        <w:tc>
-          <w:tcPr>
-            <w:tcW w:type="dxa" w:w="2422"/>
-            <w:shd w:val="clear" w:color="auto" w:fill="FFFFFF"/>
-          </w:tcPr>
-          <w:p>
-            <w:pPr>
-              <w:spacing w:before="40" w:after="40"/>
-            </w:pPr>
-            <w:r>
-              <w:rPr>
-                <w:b/>
-                <w:color w:val="EC4899"/>
-                <w:sz w:val="18"/>
-              </w:rPr>
-              <w:t>id_18</w:t>
-            </w:r>
-          </w:p>
-        </w:tc>
-        <w:tc>
-          <w:tcPr>
-            <w:tcW w:type="dxa" w:w="2422"/>
-            <w:shd w:val="clear" w:color="auto" w:fill="FFFFFF"/>
-          </w:tcPr>
-          <w:p>
-            <w:pPr>
-              <w:spacing w:before="40" w:after="40"/>
-            </w:pPr>
-            <w:r>
-              <w:rPr>
-                <w:sz w:val="18"/>
-              </w:rPr>
-              <w:t>float</w:t>
-            </w:r>
-          </w:p>
-        </w:tc>
-        <w:tc>
-          <w:tcPr>
-            <w:tcW w:type="dxa" w:w="2422"/>
-            <w:shd w:val="clear" w:color="auto" w:fill="FFFFFF"/>
-          </w:tcPr>
-          <w:p>
-            <w:pPr>
-              <w:spacing w:before="40" w:after="40"/>
-            </w:pPr>
-            <w:r>
-              <w:rPr>
-                <w:sz w:val="18"/>
-              </w:rPr>
-              <w:t>0–1</w:t>
-            </w:r>
-          </w:p>
-        </w:tc>
-        <w:tc>
-          <w:tcPr>
-            <w:tcW w:type="dxa" w:w="2422"/>
-            <w:shd w:val="clear" w:color="auto" w:fill="FFFFFF"/>
-          </w:tcPr>
-          <w:p>
-            <w:pPr>
-              <w:spacing w:before="40" w:after="40"/>
-            </w:pPr>
-            <w:r>
-              <w:rPr>
-                <w:sz w:val="18"/>
-              </w:rPr>
-              <w:t>Flag de identidade.</w:t>
-            </w:r>
-          </w:p>
-        </w:tc>
-      </w:tr>
-      <w:tr>
-        <w:tc>
-          <w:tcPr>
-            <w:tcW w:type="dxa" w:w="2422"/>
-            <w:shd w:val="clear" w:color="auto" w:fill="F8F9FC"/>
-          </w:tcPr>
-          <w:p>
-            <w:pPr>
-              <w:spacing w:before="40" w:after="40"/>
-            </w:pPr>
-            <w:r>
-              <w:rPr>
-                <w:b/>
-                <w:color w:val="EC4899"/>
-                <w:sz w:val="18"/>
-              </w:rPr>
-              <w:t>id_19</w:t>
-            </w:r>
-          </w:p>
-        </w:tc>
-        <w:tc>
-          <w:tcPr>
-            <w:tcW w:type="dxa" w:w="2422"/>
-            <w:shd w:val="clear" w:color="auto" w:fill="F8F9FC"/>
-          </w:tcPr>
-          <w:p>
-            <w:pPr>
-              <w:spacing w:before="40" w:after="40"/>
-            </w:pPr>
-            <w:r>
-              <w:rPr>
-                <w:sz w:val="18"/>
-              </w:rPr>
-              <w:t>float</w:t>
-            </w:r>
-          </w:p>
-        </w:tc>
-        <w:tc>
-          <w:tcPr>
-            <w:tcW w:type="dxa" w:w="2422"/>
-            <w:shd w:val="clear" w:color="auto" w:fill="F8F9FC"/>
-          </w:tcPr>
-          <w:p>
-            <w:pPr>
-              <w:spacing w:before="40" w:after="40"/>
-            </w:pPr>
-            <w:r>
-              <w:rPr>
-                <w:sz w:val="18"/>
-              </w:rPr>
-              <w:t>30–600</w:t>
-            </w:r>
-          </w:p>
-        </w:tc>
-        <w:tc>
-          <w:tcPr>
-            <w:tcW w:type="dxa" w:w="2422"/>
-            <w:shd w:val="clear" w:color="auto" w:fill="F8F9FC"/>
-          </w:tcPr>
-          <w:p>
-            <w:pPr>
-              <w:spacing w:before="40" w:after="40"/>
-            </w:pPr>
-            <w:r>
-              <w:rPr>
-                <w:sz w:val="18"/>
-              </w:rPr>
-              <w:t>Score relacionado ao histórico do dispositivo.</w:t>
-            </w:r>
-          </w:p>
-        </w:tc>
-      </w:tr>
-      <w:tr>
-        <w:tc>
-          <w:tcPr>
-            <w:tcW w:type="dxa" w:w="2422"/>
-            <w:shd w:val="clear" w:color="auto" w:fill="FFFFFF"/>
-          </w:tcPr>
-          <w:p>
-            <w:pPr>
-              <w:spacing w:before="40" w:after="40"/>
-            </w:pPr>
-            <w:r>
-              <w:rPr>
-                <w:b/>
-                <w:color w:val="EC4899"/>
-                <w:sz w:val="18"/>
-              </w:rPr>
-              <w:t>id_20</w:t>
-            </w:r>
-          </w:p>
-        </w:tc>
-        <w:tc>
-          <w:tcPr>
-            <w:tcW w:type="dxa" w:w="2422"/>
-            <w:shd w:val="clear" w:color="auto" w:fill="FFFFFF"/>
-          </w:tcPr>
-          <w:p>
-            <w:pPr>
-              <w:spacing w:before="40" w:after="40"/>
-            </w:pPr>
-            <w:r>
-              <w:rPr>
-                <w:sz w:val="18"/>
-              </w:rPr>
-              <w:t>float</w:t>
-            </w:r>
-          </w:p>
-        </w:tc>
-        <w:tc>
-          <w:tcPr>
-            <w:tcW w:type="dxa" w:w="2422"/>
-            <w:shd w:val="clear" w:color="auto" w:fill="FFFFFF"/>
-          </w:tcPr>
-          <w:p>
-            <w:pPr>
-              <w:spacing w:before="40" w:after="40"/>
-            </w:pPr>
-            <w:r>
-              <w:rPr>
-                <w:sz w:val="18"/>
-              </w:rPr>
-              <w:t>30–600</w:t>
-            </w:r>
-          </w:p>
-        </w:tc>
-        <w:tc>
-          <w:tcPr>
-            <w:tcW w:type="dxa" w:w="2422"/>
-            <w:shd w:val="clear" w:color="auto" w:fill="FFFFFF"/>
-          </w:tcPr>
-          <w:p>
-            <w:pPr>
-              <w:spacing w:before="40" w:after="40"/>
-            </w:pPr>
-            <w:r>
-              <w:rPr>
-                <w:sz w:val="18"/>
-              </w:rPr>
-              <w:t>Score relacionado ao histórico do dispositivo.</w:t>
-            </w:r>
-          </w:p>
-        </w:tc>
-      </w:tr>
-      <w:tr>
-        <w:tc>
-          <w:tcPr>
-            <w:tcW w:type="dxa" w:w="2422"/>
-            <w:shd w:val="clear" w:color="auto" w:fill="F8F9FC"/>
-          </w:tcPr>
-          <w:p>
-            <w:pPr>
-              <w:spacing w:before="40" w:after="40"/>
-            </w:pPr>
-            <w:r>
-              <w:rPr>
-                <w:b/>
-                <w:color w:val="EC4899"/>
-                <w:sz w:val="18"/>
-              </w:rPr>
-              <w:t>id_21</w:t>
-            </w:r>
-          </w:p>
-        </w:tc>
-        <w:tc>
-          <w:tcPr>
-            <w:tcW w:type="dxa" w:w="2422"/>
-            <w:shd w:val="clear" w:color="auto" w:fill="F8F9FC"/>
-          </w:tcPr>
-          <w:p>
-            <w:pPr>
-              <w:spacing w:before="40" w:after="40"/>
-            </w:pPr>
-            <w:r>
-              <w:rPr>
-                <w:sz w:val="18"/>
-              </w:rPr>
-              <w:t>float</w:t>
-            </w:r>
-          </w:p>
-        </w:tc>
-        <w:tc>
-          <w:tcPr>
-            <w:tcW w:type="dxa" w:w="2422"/>
-            <w:shd w:val="clear" w:color="auto" w:fill="F8F9FC"/>
-          </w:tcPr>
-          <w:p>
-            <w:pPr>
-              <w:spacing w:before="40" w:after="40"/>
-            </w:pPr>
-            <w:r>
-              <w:rPr>
-                <w:sz w:val="18"/>
-              </w:rPr>
-              <w:t>0–1</w:t>
-            </w:r>
-          </w:p>
-        </w:tc>
-        <w:tc>
-          <w:tcPr>
-            <w:tcW w:type="dxa" w:w="2422"/>
-            <w:shd w:val="clear" w:color="auto" w:fill="F8F9FC"/>
-          </w:tcPr>
-          <w:p>
-            <w:pPr>
-              <w:spacing w:before="40" w:after="40"/>
-            </w:pPr>
-            <w:r>
-              <w:rPr>
-                <w:sz w:val="18"/>
-              </w:rPr>
-              <w:t>Flag (~97% nulos).</w:t>
-            </w:r>
-          </w:p>
-        </w:tc>
-      </w:tr>
-      <w:tr>
-        <w:tc>
-          <w:tcPr>
-            <w:tcW w:type="dxa" w:w="2422"/>
-            <w:shd w:val="clear" w:color="auto" w:fill="FFFFFF"/>
-          </w:tcPr>
-          <w:p>
-            <w:pPr>
-              <w:spacing w:before="40" w:after="40"/>
-            </w:pPr>
-            <w:r>
-              <w:rPr>
-                <w:b/>
-                <w:color w:val="EC4899"/>
-                <w:sz w:val="18"/>
-              </w:rPr>
-              <w:t>id_22</w:t>
-            </w:r>
-          </w:p>
-        </w:tc>
-        <w:tc>
-          <w:tcPr>
-            <w:tcW w:type="dxa" w:w="2422"/>
-            <w:shd w:val="clear" w:color="auto" w:fill="FFFFFF"/>
-          </w:tcPr>
-          <w:p>
-            <w:pPr>
-              <w:spacing w:before="40" w:after="40"/>
-            </w:pPr>
-            <w:r>
-              <w:rPr>
-                <w:sz w:val="18"/>
-              </w:rPr>
-              <w:t>float</w:t>
-            </w:r>
-          </w:p>
-        </w:tc>
-        <w:tc>
-          <w:tcPr>
-            <w:tcW w:type="dxa" w:w="2422"/>
-            <w:shd w:val="clear" w:color="auto" w:fill="FFFFFF"/>
-          </w:tcPr>
-          <w:p>
-            <w:pPr>
-              <w:spacing w:before="40" w:after="40"/>
-            </w:pPr>
-            <w:r>
-              <w:rPr>
-                <w:sz w:val="18"/>
-              </w:rPr>
-              <w:t>0–1</w:t>
-            </w:r>
-          </w:p>
-        </w:tc>
-        <w:tc>
-          <w:tcPr>
-            <w:tcW w:type="dxa" w:w="2422"/>
-            <w:shd w:val="clear" w:color="auto" w:fill="FFFFFF"/>
-          </w:tcPr>
-          <w:p>
-            <w:pPr>
-              <w:spacing w:before="40" w:after="40"/>
-            </w:pPr>
-            <w:r>
-              <w:rPr>
-                <w:sz w:val="18"/>
-              </w:rPr>
-              <w:t>Flag (~97% nulos).</w:t>
-            </w:r>
-          </w:p>
-        </w:tc>
-      </w:tr>
-      <w:tr>
-        <w:tc>
-          <w:tcPr>
-            <w:tcW w:type="dxa" w:w="2422"/>
-            <w:shd w:val="clear" w:color="auto" w:fill="F8F9FC"/>
-          </w:tcPr>
-          <w:p>
-            <w:pPr>
-              <w:spacing w:before="40" w:after="40"/>
-            </w:pPr>
-            <w:r>
-              <w:rPr>
-                <w:b/>
-                <w:color w:val="EC4899"/>
-                <w:sz w:val="18"/>
-              </w:rPr>
-              <w:t>id_23</w:t>
-            </w:r>
-          </w:p>
-        </w:tc>
-        <w:tc>
-          <w:tcPr>
-            <w:tcW w:type="dxa" w:w="2422"/>
-            <w:shd w:val="clear" w:color="auto" w:fill="F8F9FC"/>
-          </w:tcPr>
-          <w:p>
-            <w:pPr>
-              <w:spacing w:before="40" w:after="40"/>
-            </w:pPr>
-            <w:r>
-              <w:rPr>
-                <w:sz w:val="18"/>
-              </w:rPr>
-              <w:t>str</w:t>
-            </w:r>
-          </w:p>
-        </w:tc>
-        <w:tc>
-          <w:tcPr>
-            <w:tcW w:type="dxa" w:w="2422"/>
-            <w:shd w:val="clear" w:color="auto" w:fill="F8F9FC"/>
-          </w:tcPr>
-          <w:p>
-            <w:pPr>
-              <w:spacing w:before="40" w:after="40"/>
-            </w:pPr>
-            <w:r>
-              <w:rPr>
-                <w:sz w:val="18"/>
-              </w:rPr>
-              <w:t>TRANSPARENT</w:t>
-            </w:r>
-          </w:p>
-        </w:tc>
-        <w:tc>
-          <w:tcPr>
-            <w:tcW w:type="dxa" w:w="2422"/>
-            <w:shd w:val="clear" w:color="auto" w:fill="F8F9FC"/>
-          </w:tcPr>
-          <w:p>
-            <w:pPr>
-              <w:spacing w:before="40" w:after="40"/>
-            </w:pPr>
-            <w:r>
-              <w:rPr>
-                <w:sz w:val="18"/>
-              </w:rPr>
-              <w:t>Tipo de proxy (~97% nulos).</w:t>
-            </w:r>
-          </w:p>
-        </w:tc>
-      </w:tr>
-      <w:tr>
-        <w:tc>
-          <w:tcPr>
-            <w:tcW w:type="dxa" w:w="2422"/>
-            <w:shd w:val="clear" w:color="auto" w:fill="FFFFFF"/>
-          </w:tcPr>
-          <w:p>
-            <w:pPr>
-              <w:spacing w:before="40" w:after="40"/>
-            </w:pPr>
-            <w:r>
-              <w:rPr>
-                <w:b/>
-                <w:color w:val="EC4899"/>
-                <w:sz w:val="18"/>
-              </w:rPr>
-              <w:t>id_24</w:t>
-            </w:r>
-          </w:p>
-        </w:tc>
-        <w:tc>
-          <w:tcPr>
-            <w:tcW w:type="dxa" w:w="2422"/>
-            <w:shd w:val="clear" w:color="auto" w:fill="FFFFFF"/>
-          </w:tcPr>
-          <w:p>
-            <w:pPr>
-              <w:spacing w:before="40" w:after="40"/>
-            </w:pPr>
-            <w:r>
-              <w:rPr>
-                <w:sz w:val="18"/>
-              </w:rPr>
-              <w:t>float</w:t>
-            </w:r>
-          </w:p>
-        </w:tc>
-        <w:tc>
-          <w:tcPr>
-            <w:tcW w:type="dxa" w:w="2422"/>
-            <w:shd w:val="clear" w:color="auto" w:fill="FFFFFF"/>
-          </w:tcPr>
-          <w:p>
-            <w:pPr>
-              <w:spacing w:before="40" w:after="40"/>
-            </w:pPr>
-            <w:r>
-              <w:rPr>
-                <w:sz w:val="18"/>
-              </w:rPr>
-              <w:t>0–15</w:t>
-            </w:r>
-          </w:p>
-        </w:tc>
-        <w:tc>
-          <w:tcPr>
-            <w:tcW w:type="dxa" w:w="2422"/>
-            <w:shd w:val="clear" w:color="auto" w:fill="FFFFFF"/>
-          </w:tcPr>
-          <w:p>
-            <w:pPr>
-              <w:spacing w:before="40" w:after="40"/>
-            </w:pPr>
-            <w:r>
-              <w:rPr>
-                <w:sz w:val="18"/>
-              </w:rPr>
-              <w:t>Score de conta (~97% nulos).</w:t>
-            </w:r>
-          </w:p>
-        </w:tc>
-      </w:tr>
-      <w:tr>
-        <w:tc>
-          <w:tcPr>
-            <w:tcW w:type="dxa" w:w="2422"/>
-            <w:shd w:val="clear" w:color="auto" w:fill="F8F9FC"/>
-          </w:tcPr>
-          <w:p>
-            <w:pPr>
-              <w:spacing w:before="40" w:after="40"/>
-            </w:pPr>
-            <w:r>
-              <w:rPr>
-                <w:b/>
-                <w:color w:val="EC4899"/>
-                <w:sz w:val="18"/>
-              </w:rPr>
-              <w:t>id_25</w:t>
-            </w:r>
-          </w:p>
-        </w:tc>
-        <w:tc>
-          <w:tcPr>
-            <w:tcW w:type="dxa" w:w="2422"/>
-            <w:shd w:val="clear" w:color="auto" w:fill="F8F9FC"/>
-          </w:tcPr>
-          <w:p>
-            <w:pPr>
-              <w:spacing w:before="40" w:after="40"/>
-            </w:pPr>
-            <w:r>
-              <w:rPr>
-                <w:sz w:val="18"/>
-              </w:rPr>
-              <w:t>float</w:t>
-            </w:r>
-          </w:p>
-        </w:tc>
-        <w:tc>
-          <w:tcPr>
-            <w:tcW w:type="dxa" w:w="2422"/>
-            <w:shd w:val="clear" w:color="auto" w:fill="F8F9FC"/>
-          </w:tcPr>
-          <w:p>
-            <w:pPr>
-              <w:spacing w:before="40" w:after="40"/>
-            </w:pPr>
-            <w:r>
-              <w:rPr>
-                <w:sz w:val="18"/>
-              </w:rPr>
-              <w:t>1–2918</w:t>
-            </w:r>
-          </w:p>
-        </w:tc>
-        <w:tc>
-          <w:tcPr>
-            <w:tcW w:type="dxa" w:w="2422"/>
-            <w:shd w:val="clear" w:color="auto" w:fill="F8F9FC"/>
-          </w:tcPr>
-          <w:p>
-            <w:pPr>
-              <w:spacing w:before="40" w:after="40"/>
-            </w:pPr>
-            <w:r>
-              <w:rPr>
-                <w:sz w:val="18"/>
-              </w:rPr>
-              <w:t>Contagem de uso do dispositivo.</w:t>
-            </w:r>
-          </w:p>
-        </w:tc>
-      </w:tr>
-      <w:tr>
-        <w:tc>
-          <w:tcPr>
-            <w:tcW w:type="dxa" w:w="2422"/>
-            <w:shd w:val="clear" w:color="auto" w:fill="FFFFFF"/>
-          </w:tcPr>
-          <w:p>
-            <w:pPr>
-              <w:spacing w:before="40" w:after="40"/>
-            </w:pPr>
-            <w:r>
-              <w:rPr>
-                <w:b/>
-                <w:color w:val="EC4899"/>
-                <w:sz w:val="18"/>
-              </w:rPr>
-              <w:t>id_26</w:t>
-            </w:r>
-          </w:p>
-        </w:tc>
-        <w:tc>
-          <w:tcPr>
-            <w:tcW w:type="dxa" w:w="2422"/>
-            <w:shd w:val="clear" w:color="auto" w:fill="FFFFFF"/>
-          </w:tcPr>
-          <w:p>
-            <w:pPr>
-              <w:spacing w:before="40" w:after="40"/>
-            </w:pPr>
-            <w:r>
-              <w:rPr>
-                <w:sz w:val="18"/>
-              </w:rPr>
-              <w:t>float</w:t>
-            </w:r>
-          </w:p>
-        </w:tc>
-        <w:tc>
-          <w:tcPr>
-            <w:tcW w:type="dxa" w:w="2422"/>
-            <w:shd w:val="clear" w:color="auto" w:fill="FFFFFF"/>
-          </w:tcPr>
-          <w:p>
-            <w:pPr>
-              <w:spacing w:before="40" w:after="40"/>
-            </w:pPr>
-            <w:r>
-              <w:rPr>
-                <w:sz w:val="18"/>
-              </w:rPr>
-              <w:t>1–2918</w:t>
-            </w:r>
-          </w:p>
-        </w:tc>
-        <w:tc>
-          <w:tcPr>
-            <w:tcW w:type="dxa" w:w="2422"/>
-            <w:shd w:val="clear" w:color="auto" w:fill="FFFFFF"/>
-          </w:tcPr>
-          <w:p>
-            <w:pPr>
-              <w:spacing w:before="40" w:after="40"/>
-            </w:pPr>
-            <w:r>
-              <w:rPr>
-                <w:sz w:val="18"/>
-              </w:rPr>
-              <w:t>Contagem de uso do dispositivo.</w:t>
-            </w:r>
-          </w:p>
-        </w:tc>
-      </w:tr>
-      <w:tr>
-        <w:tc>
-          <w:tcPr>
-            <w:tcW w:type="dxa" w:w="2422"/>
-            <w:shd w:val="clear" w:color="auto" w:fill="F8F9FC"/>
-          </w:tcPr>
-          <w:p>
-            <w:pPr>
-              <w:spacing w:before="40" w:after="40"/>
-            </w:pPr>
-            <w:r>
-              <w:rPr>
-                <w:b/>
-                <w:color w:val="EC4899"/>
-                <w:sz w:val="18"/>
-              </w:rPr>
-              <w:t>id_27</w:t>
-            </w:r>
-          </w:p>
-        </w:tc>
-        <w:tc>
-          <w:tcPr>
-            <w:tcW w:type="dxa" w:w="2422"/>
-            <w:shd w:val="clear" w:color="auto" w:fill="F8F9FC"/>
-          </w:tcPr>
-          <w:p>
-            <w:pPr>
-              <w:spacing w:before="40" w:after="40"/>
-            </w:pPr>
-            <w:r>
-              <w:rPr>
-                <w:sz w:val="18"/>
-              </w:rPr>
-              <w:t>str</w:t>
-            </w:r>
-          </w:p>
-        </w:tc>
-        <w:tc>
-          <w:tcPr>
-            <w:tcW w:type="dxa" w:w="2422"/>
-            <w:shd w:val="clear" w:color="auto" w:fill="F8F9FC"/>
-          </w:tcPr>
-          <w:p>
-            <w:pPr>
-              <w:spacing w:before="40" w:after="40"/>
-            </w:pPr>
-            <w:r>
-              <w:rPr>
-                <w:sz w:val="18"/>
-              </w:rPr>
-              <w:t>Found, NotFound</w:t>
-            </w:r>
-          </w:p>
-        </w:tc>
-        <w:tc>
-          <w:tcPr>
-            <w:tcW w:type="dxa" w:w="2422"/>
-            <w:shd w:val="clear" w:color="auto" w:fill="F8F9FC"/>
-          </w:tcPr>
-          <w:p>
-            <w:pPr>
-              <w:spacing w:before="40" w:after="40"/>
-            </w:pPr>
-            <w:r>
-              <w:rPr>
-                <w:sz w:val="18"/>
-              </w:rPr>
-              <w:t>Verificação adicional de identidade.</w:t>
-            </w:r>
-          </w:p>
-        </w:tc>
-      </w:tr>
-      <w:tr>
-        <w:tc>
-          <w:tcPr>
-            <w:tcW w:type="dxa" w:w="2422"/>
-            <w:shd w:val="clear" w:color="auto" w:fill="FFFFFF"/>
-          </w:tcPr>
-          <w:p>
-            <w:pPr>
-              <w:spacing w:before="40" w:after="40"/>
-            </w:pPr>
-            <w:r>
-              <w:rPr>
-                <w:b/>
-                <w:color w:val="EC4899"/>
-                <w:sz w:val="18"/>
-              </w:rPr>
-              <w:t>id_28</w:t>
-            </w:r>
-          </w:p>
-        </w:tc>
-        <w:tc>
-          <w:tcPr>
-            <w:tcW w:type="dxa" w:w="2422"/>
-            <w:shd w:val="clear" w:color="auto" w:fill="FFFFFF"/>
-          </w:tcPr>
-          <w:p>
-            <w:pPr>
-              <w:spacing w:before="40" w:after="40"/>
-            </w:pPr>
-            <w:r>
-              <w:rPr>
-                <w:sz w:val="18"/>
-              </w:rPr>
-              <w:t>str</w:t>
-            </w:r>
-          </w:p>
-        </w:tc>
-        <w:tc>
-          <w:tcPr>
-            <w:tcW w:type="dxa" w:w="2422"/>
-            <w:shd w:val="clear" w:color="auto" w:fill="FFFFFF"/>
-          </w:tcPr>
-          <w:p>
-            <w:pPr>
-              <w:spacing w:before="40" w:after="40"/>
-            </w:pPr>
-            <w:r>
-              <w:rPr>
-                <w:sz w:val="18"/>
-              </w:rPr>
-              <w:t>New, Found</w:t>
-            </w:r>
-          </w:p>
-        </w:tc>
-        <w:tc>
-          <w:tcPr>
-            <w:tcW w:type="dxa" w:w="2422"/>
-            <w:shd w:val="clear" w:color="auto" w:fill="FFFFFF"/>
-          </w:tcPr>
-          <w:p>
-            <w:pPr>
-              <w:spacing w:before="40" w:after="40"/>
-            </w:pPr>
-            <w:r>
-              <w:rPr>
-                <w:sz w:val="18"/>
-              </w:rPr>
-              <w:t>Status de conta: New = conta recém-criada.</w:t>
-            </w:r>
-          </w:p>
-        </w:tc>
-      </w:tr>
-      <w:tr>
-        <w:tc>
-          <w:tcPr>
-            <w:tcW w:type="dxa" w:w="2422"/>
-            <w:shd w:val="clear" w:color="auto" w:fill="F8F9FC"/>
-          </w:tcPr>
-          <w:p>
-            <w:pPr>
-              <w:spacing w:before="40" w:after="40"/>
-            </w:pPr>
-            <w:r>
-              <w:rPr>
-                <w:b/>
-                <w:color w:val="EC4899"/>
-                <w:sz w:val="18"/>
-              </w:rPr>
-              <w:t>id_29</w:t>
-            </w:r>
-          </w:p>
-        </w:tc>
-        <w:tc>
-          <w:tcPr>
-            <w:tcW w:type="dxa" w:w="2422"/>
-            <w:shd w:val="clear" w:color="auto" w:fill="F8F9FC"/>
-          </w:tcPr>
-          <w:p>
-            <w:pPr>
-              <w:spacing w:before="40" w:after="40"/>
-            </w:pPr>
-            <w:r>
-              <w:rPr>
-                <w:sz w:val="18"/>
-              </w:rPr>
-              <w:t>str</w:t>
-            </w:r>
-          </w:p>
-        </w:tc>
-        <w:tc>
-          <w:tcPr>
-            <w:tcW w:type="dxa" w:w="2422"/>
-            <w:shd w:val="clear" w:color="auto" w:fill="F8F9FC"/>
-          </w:tcPr>
-          <w:p>
-            <w:pPr>
-              <w:spacing w:before="40" w:after="40"/>
-            </w:pPr>
-            <w:r>
-              <w:rPr>
-                <w:sz w:val="18"/>
-              </w:rPr>
-              <w:t>Found, NotFound</w:t>
-            </w:r>
-          </w:p>
-        </w:tc>
-        <w:tc>
-          <w:tcPr>
-            <w:tcW w:type="dxa" w:w="2422"/>
-            <w:shd w:val="clear" w:color="auto" w:fill="F8F9FC"/>
-          </w:tcPr>
-          <w:p>
-            <w:pPr>
-              <w:spacing w:before="40" w:after="40"/>
-            </w:pPr>
-            <w:r>
-              <w:rPr>
-                <w:sz w:val="18"/>
-              </w:rPr>
-              <w:t>Cookie habilitado no browser.</w:t>
-            </w:r>
-          </w:p>
-        </w:tc>
-      </w:tr>
-      <w:tr>
-        <w:tc>
-          <w:tcPr>
-            <w:tcW w:type="dxa" w:w="2422"/>
-            <w:shd w:val="clear" w:color="auto" w:fill="FFFFFF"/>
-          </w:tcPr>
-          <w:p>
-            <w:pPr>
-              <w:spacing w:before="40" w:after="40"/>
-            </w:pPr>
-            <w:r>
-              <w:rPr>
-                <w:b/>
-                <w:color w:val="EC4899"/>
-                <w:sz w:val="18"/>
-              </w:rPr>
-              <w:t>id_30</w:t>
-            </w:r>
-          </w:p>
-        </w:tc>
-        <w:tc>
-          <w:tcPr>
-            <w:tcW w:type="dxa" w:w="2422"/>
-            <w:shd w:val="clear" w:color="auto" w:fill="FFFFFF"/>
-          </w:tcPr>
-          <w:p>
-            <w:pPr>
-              <w:spacing w:before="40" w:after="40"/>
-            </w:pPr>
-            <w:r>
-              <w:rPr>
-                <w:sz w:val="18"/>
-              </w:rPr>
-              <w:t>str</w:t>
-            </w:r>
-          </w:p>
-        </w:tc>
-        <w:tc>
-          <w:tcPr>
-            <w:tcW w:type="dxa" w:w="2422"/>
-            <w:shd w:val="clear" w:color="auto" w:fill="FFFFFF"/>
-          </w:tcPr>
-          <w:p>
-            <w:pPr>
-              <w:spacing w:before="40" w:after="40"/>
-            </w:pPr>
-            <w:r>
-              <w:rPr>
-                <w:sz w:val="18"/>
-              </w:rPr>
-              <w:t>Ex: Windows 10</w:t>
-            </w:r>
-          </w:p>
-        </w:tc>
-        <w:tc>
-          <w:tcPr>
-            <w:tcW w:type="dxa" w:w="2422"/>
-            <w:shd w:val="clear" w:color="auto" w:fill="FFFFFF"/>
-          </w:tcPr>
-          <w:p>
-            <w:pPr>
-              <w:spacing w:before="40" w:after="40"/>
-            </w:pPr>
-            <w:r>
-              <w:rPr>
-                <w:sz w:val="18"/>
-              </w:rPr>
-              <w:t>Sistema operacional e versão do dispositivo.</w:t>
-            </w:r>
-          </w:p>
-        </w:tc>
-      </w:tr>
-      <w:tr>
-        <w:tc>
-          <w:tcPr>
-            <w:tcW w:type="dxa" w:w="2422"/>
-            <w:shd w:val="clear" w:color="auto" w:fill="F8F9FC"/>
-          </w:tcPr>
-          <w:p>
-            <w:pPr>
-              <w:spacing w:before="40" w:after="40"/>
-            </w:pPr>
-            <w:r>
-              <w:rPr>
-                <w:b/>
-                <w:color w:val="EC4899"/>
-                <w:sz w:val="18"/>
-              </w:rPr>
-              <w:t>id_31</w:t>
-            </w:r>
-          </w:p>
-        </w:tc>
-        <w:tc>
-          <w:tcPr>
-            <w:tcW w:type="dxa" w:w="2422"/>
-            <w:shd w:val="clear" w:color="auto" w:fill="F8F9FC"/>
-          </w:tcPr>
-          <w:p>
-            <w:pPr>
-              <w:spacing w:before="40" w:after="40"/>
-            </w:pPr>
-            <w:r>
-              <w:rPr>
-                <w:sz w:val="18"/>
-              </w:rPr>
-              <w:t>str</w:t>
-            </w:r>
-          </w:p>
-        </w:tc>
-        <w:tc>
-          <w:tcPr>
-            <w:tcW w:type="dxa" w:w="2422"/>
-            <w:shd w:val="clear" w:color="auto" w:fill="F8F9FC"/>
-          </w:tcPr>
-          <w:p>
-            <w:pPr>
-              <w:spacing w:before="40" w:after="40"/>
-            </w:pPr>
-            <w:r>
-              <w:rPr>
-                <w:sz w:val="18"/>
-              </w:rPr>
-              <w:t>Ex: chrome 75.0</w:t>
-            </w:r>
-          </w:p>
-        </w:tc>
-        <w:tc>
-          <w:tcPr>
-            <w:tcW w:type="dxa" w:w="2422"/>
-            <w:shd w:val="clear" w:color="auto" w:fill="F8F9FC"/>
-          </w:tcPr>
-          <w:p>
-            <w:pPr>
-              <w:spacing w:before="40" w:after="40"/>
-            </w:pPr>
-            <w:r>
-              <w:rPr>
-                <w:sz w:val="18"/>
-              </w:rPr>
-              <w:t>Browser e versão. Browsers desatualizados → maior risco.</w:t>
-            </w:r>
-          </w:p>
-        </w:tc>
-      </w:tr>
-      <w:tr>
-        <w:tc>
-          <w:tcPr>
-            <w:tcW w:type="dxa" w:w="2422"/>
-            <w:shd w:val="clear" w:color="auto" w:fill="FFFFFF"/>
-          </w:tcPr>
-          <w:p>
-            <w:pPr>
-              <w:spacing w:before="40" w:after="40"/>
-            </w:pPr>
-            <w:r>
-              <w:rPr>
-                <w:b/>
-                <w:color w:val="EC4899"/>
-                <w:sz w:val="18"/>
-              </w:rPr>
-              <w:t>id_32</w:t>
-            </w:r>
-          </w:p>
-        </w:tc>
-        <w:tc>
-          <w:tcPr>
-            <w:tcW w:type="dxa" w:w="2422"/>
-            <w:shd w:val="clear" w:color="auto" w:fill="FFFFFF"/>
-          </w:tcPr>
-          <w:p>
-            <w:pPr>
-              <w:spacing w:before="40" w:after="40"/>
-            </w:pPr>
-            <w:r>
-              <w:rPr>
-                <w:sz w:val="18"/>
-              </w:rPr>
-              <w:t>float</w:t>
-            </w:r>
-          </w:p>
-        </w:tc>
-        <w:tc>
-          <w:tcPr>
-            <w:tcW w:type="dxa" w:w="2422"/>
-            <w:shd w:val="clear" w:color="auto" w:fill="FFFFFF"/>
-          </w:tcPr>
-          <w:p>
-            <w:pPr>
-              <w:spacing w:before="40" w:after="40"/>
-            </w:pPr>
-            <w:r>
-              <w:rPr>
-                <w:sz w:val="18"/>
-              </w:rPr>
-              <w:t>Ex: 32</w:t>
-            </w:r>
-          </w:p>
-        </w:tc>
-        <w:tc>
-          <w:tcPr>
-            <w:tcW w:type="dxa" w:w="2422"/>
-            <w:shd w:val="clear" w:color="auto" w:fill="FFFFFF"/>
-          </w:tcPr>
-          <w:p>
-            <w:pPr>
-              <w:spacing w:before="40" w:after="40"/>
-            </w:pPr>
-            <w:r>
-              <w:rPr>
-                <w:sz w:val="18"/>
-              </w:rPr>
-              <w:t>Profundidade de cor da tela (bits).</w:t>
-            </w:r>
-          </w:p>
-        </w:tc>
-      </w:tr>
-      <w:tr>
-        <w:tc>
-          <w:tcPr>
-            <w:tcW w:type="dxa" w:w="2422"/>
-            <w:shd w:val="clear" w:color="auto" w:fill="F8F9FC"/>
-          </w:tcPr>
-          <w:p>
-            <w:pPr>
-              <w:spacing w:before="40" w:after="40"/>
-            </w:pPr>
-            <w:r>
-              <w:rPr>
-                <w:b/>
-                <w:color w:val="EC4899"/>
-                <w:sz w:val="18"/>
-              </w:rPr>
-              <w:t>id_33</w:t>
-            </w:r>
-          </w:p>
-        </w:tc>
-        <w:tc>
-          <w:tcPr>
-            <w:tcW w:type="dxa" w:w="2422"/>
-            <w:shd w:val="clear" w:color="auto" w:fill="F8F9FC"/>
-          </w:tcPr>
-          <w:p>
-            <w:pPr>
-              <w:spacing w:before="40" w:after="40"/>
-            </w:pPr>
-            <w:r>
-              <w:rPr>
-                <w:sz w:val="18"/>
-              </w:rPr>
-              <w:t>str</w:t>
-            </w:r>
-          </w:p>
-        </w:tc>
-        <w:tc>
-          <w:tcPr>
-            <w:tcW w:type="dxa" w:w="2422"/>
-            <w:shd w:val="clear" w:color="auto" w:fill="F8F9FC"/>
-          </w:tcPr>
-          <w:p>
-            <w:pPr>
-              <w:spacing w:before="40" w:after="40"/>
-            </w:pPr>
-            <w:r>
-              <w:rPr>
-                <w:sz w:val="18"/>
-              </w:rPr>
-              <w:t>Ex: 1920x1080</w:t>
-            </w:r>
-          </w:p>
-        </w:tc>
-        <w:tc>
-          <w:tcPr>
-            <w:tcW w:type="dxa" w:w="2422"/>
-            <w:shd w:val="clear" w:color="auto" w:fill="F8F9FC"/>
-          </w:tcPr>
-          <w:p>
-            <w:pPr>
-              <w:spacing w:before="40" w:after="40"/>
-            </w:pPr>
-            <w:r>
-              <w:rPr>
-                <w:sz w:val="18"/>
-              </w:rPr>
-              <w:t>Resolução da tela. Resoluções incomuns podem indicar bot.</w:t>
-            </w:r>
-          </w:p>
-        </w:tc>
-      </w:tr>
-      <w:tr>
-        <w:tc>
-          <w:tcPr>
-            <w:tcW w:type="dxa" w:w="2422"/>
-            <w:shd w:val="clear" w:color="auto" w:fill="FFFFFF"/>
-          </w:tcPr>
-          <w:p>
-            <w:pPr>
-              <w:spacing w:before="40" w:after="40"/>
-            </w:pPr>
-            <w:r>
-              <w:rPr>
-                <w:b/>
-                <w:color w:val="EC4899"/>
-                <w:sz w:val="18"/>
-              </w:rPr>
-              <w:t>id_34</w:t>
-            </w:r>
-          </w:p>
-        </w:tc>
-        <w:tc>
-          <w:tcPr>
-            <w:tcW w:type="dxa" w:w="2422"/>
-            <w:shd w:val="clear" w:color="auto" w:fill="FFFFFF"/>
-          </w:tcPr>
-          <w:p>
-            <w:pPr>
-              <w:spacing w:before="40" w:after="40"/>
-            </w:pPr>
-            <w:r>
-              <w:rPr>
-                <w:sz w:val="18"/>
-              </w:rPr>
-              <w:t>str</w:t>
-            </w:r>
-          </w:p>
-        </w:tc>
-        <w:tc>
-          <w:tcPr>
-            <w:tcW w:type="dxa" w:w="2422"/>
-            <w:shd w:val="clear" w:color="auto" w:fill="FFFFFF"/>
-          </w:tcPr>
-          <w:p>
-            <w:pPr>
-              <w:spacing w:before="40" w:after="40"/>
-            </w:pPr>
-            <w:r>
-              <w:rPr>
-                <w:sz w:val="18"/>
-              </w:rPr>
-              <w:t>match_status:1</w:t>
-            </w:r>
-          </w:p>
-        </w:tc>
-        <w:tc>
-          <w:tcPr>
-            <w:tcW w:type="dxa" w:w="2422"/>
-            <w:shd w:val="clear" w:color="auto" w:fill="FFFFFF"/>
-          </w:tcPr>
-          <w:p>
-            <w:pPr>
-              <w:spacing w:before="40" w:after="40"/>
-            </w:pPr>
-            <w:r>
-              <w:rPr>
-                <w:sz w:val="18"/>
-              </w:rPr>
-              <w:t>Status de match de identidade com valor numérico.</w:t>
-            </w:r>
-          </w:p>
-        </w:tc>
-      </w:tr>
-      <w:tr>
-        <w:tc>
-          <w:tcPr>
-            <w:tcW w:type="dxa" w:w="2422"/>
-            <w:shd w:val="clear" w:color="auto" w:fill="F8F9FC"/>
-          </w:tcPr>
-          <w:p>
-            <w:pPr>
-              <w:spacing w:before="40" w:after="40"/>
-            </w:pPr>
-            <w:r>
-              <w:rPr>
-                <w:b/>
-                <w:color w:val="EC4899"/>
-                <w:sz w:val="18"/>
-              </w:rPr>
-              <w:t>id_35</w:t>
-            </w:r>
-          </w:p>
-        </w:tc>
-        <w:tc>
-          <w:tcPr>
-            <w:tcW w:type="dxa" w:w="2422"/>
-            <w:shd w:val="clear" w:color="auto" w:fill="F8F9FC"/>
-          </w:tcPr>
-          <w:p>
-            <w:pPr>
-              <w:spacing w:before="40" w:after="40"/>
-            </w:pPr>
-            <w:r>
-              <w:rPr>
-                <w:sz w:val="18"/>
-              </w:rPr>
-              <w:t>str</w:t>
-            </w:r>
-          </w:p>
-        </w:tc>
-        <w:tc>
-          <w:tcPr>
-            <w:tcW w:type="dxa" w:w="2422"/>
-            <w:shd w:val="clear" w:color="auto" w:fill="F8F9FC"/>
-          </w:tcPr>
-          <w:p>
-            <w:pPr>
-              <w:spacing w:before="40" w:after="40"/>
-            </w:pPr>
-            <w:r>
-              <w:rPr>
-                <w:sz w:val="18"/>
-              </w:rPr>
-              <w:t>T, F</w:t>
-            </w:r>
-          </w:p>
-        </w:tc>
-        <w:tc>
-          <w:tcPr>
-            <w:tcW w:type="dxa" w:w="2422"/>
-            <w:shd w:val="clear" w:color="auto" w:fill="F8F9FC"/>
-          </w:tcPr>
-          <w:p>
-            <w:pPr>
-              <w:spacing w:before="40" w:after="40"/>
-            </w:pPr>
-            <w:r>
-              <w:rPr>
-                <w:sz w:val="18"/>
-              </w:rPr>
-              <w:t>Cookie de terceiros habilitado.</w:t>
-            </w:r>
-          </w:p>
-        </w:tc>
-      </w:tr>
-      <w:tr>
-        <w:tc>
-          <w:tcPr>
-            <w:tcW w:type="dxa" w:w="2422"/>
-            <w:shd w:val="clear" w:color="auto" w:fill="FFFFFF"/>
-          </w:tcPr>
-          <w:p>
-            <w:pPr>
-              <w:spacing w:before="40" w:after="40"/>
-            </w:pPr>
-            <w:r>
-              <w:rPr>
-                <w:b/>
-                <w:color w:val="EC4899"/>
-                <w:sz w:val="18"/>
-              </w:rPr>
-              <w:t>id_36</w:t>
-            </w:r>
-          </w:p>
-        </w:tc>
-        <w:tc>
-          <w:tcPr>
-            <w:tcW w:type="dxa" w:w="2422"/>
-            <w:shd w:val="clear" w:color="auto" w:fill="FFFFFF"/>
-          </w:tcPr>
-          <w:p>
-            <w:pPr>
-              <w:spacing w:before="40" w:after="40"/>
-            </w:pPr>
-            <w:r>
-              <w:rPr>
-                <w:sz w:val="18"/>
-              </w:rPr>
-              <w:t>str</w:t>
-            </w:r>
-          </w:p>
-        </w:tc>
-        <w:tc>
-          <w:tcPr>
-            <w:tcW w:type="dxa" w:w="2422"/>
-            <w:shd w:val="clear" w:color="auto" w:fill="FFFFFF"/>
-          </w:tcPr>
-          <w:p>
-            <w:pPr>
-              <w:spacing w:before="40" w:after="40"/>
-            </w:pPr>
-            <w:r>
-              <w:rPr>
-                <w:sz w:val="18"/>
-              </w:rPr>
-              <w:t>T, F</w:t>
-            </w:r>
-          </w:p>
-        </w:tc>
-        <w:tc>
-          <w:tcPr>
-            <w:tcW w:type="dxa" w:w="2422"/>
-            <w:shd w:val="clear" w:color="auto" w:fill="FFFFFF"/>
-          </w:tcPr>
-          <w:p>
-            <w:pPr>
-              <w:spacing w:before="40" w:after="40"/>
-            </w:pPr>
-            <w:r>
-              <w:rPr>
-                <w:sz w:val="18"/>
-              </w:rPr>
-              <w:t>Uso de proxy detectado (complemento de id_12).</w:t>
-            </w:r>
-          </w:p>
-        </w:tc>
-      </w:tr>
-      <w:tr>
-        <w:tc>
-          <w:tcPr>
-            <w:tcW w:type="dxa" w:w="2422"/>
-            <w:shd w:val="clear" w:color="auto" w:fill="F8F9FC"/>
-          </w:tcPr>
-          <w:p>
-            <w:pPr>
-              <w:spacing w:before="40" w:after="40"/>
-            </w:pPr>
-            <w:r>
-              <w:rPr>
-                <w:b/>
-                <w:color w:val="EC4899"/>
-                <w:sz w:val="18"/>
-              </w:rPr>
-              <w:t>id_37</w:t>
-            </w:r>
-          </w:p>
-        </w:tc>
-        <w:tc>
-          <w:tcPr>
-            <w:tcW w:type="dxa" w:w="2422"/>
-            <w:shd w:val="clear" w:color="auto" w:fill="F8F9FC"/>
-          </w:tcPr>
-          <w:p>
-            <w:pPr>
-              <w:spacing w:before="40" w:after="40"/>
-            </w:pPr>
-            <w:r>
-              <w:rPr>
-                <w:sz w:val="18"/>
-              </w:rPr>
-              <w:t>str</w:t>
-            </w:r>
-          </w:p>
-        </w:tc>
-        <w:tc>
-          <w:tcPr>
-            <w:tcW w:type="dxa" w:w="2422"/>
-            <w:shd w:val="clear" w:color="auto" w:fill="F8F9FC"/>
-          </w:tcPr>
-          <w:p>
-            <w:pPr>
-              <w:spacing w:before="40" w:after="40"/>
-            </w:pPr>
-            <w:r>
-              <w:rPr>
-                <w:sz w:val="18"/>
-              </w:rPr>
-              <w:t>T, F</w:t>
-            </w:r>
-          </w:p>
-        </w:tc>
-        <w:tc>
-          <w:tcPr>
-            <w:tcW w:type="dxa" w:w="2422"/>
-            <w:shd w:val="clear" w:color="auto" w:fill="F8F9FC"/>
-          </w:tcPr>
-          <w:p>
-            <w:pPr>
-              <w:spacing w:before="40" w:after="40"/>
-            </w:pPr>
-            <w:r>
-              <w:rPr>
-                <w:sz w:val="18"/>
-              </w:rPr>
-              <w:t>Browser mobile.</w:t>
-            </w:r>
-          </w:p>
-        </w:tc>
-      </w:tr>
-      <w:tr>
-        <w:tc>
-          <w:tcPr>
-            <w:tcW w:type="dxa" w:w="2422"/>
-            <w:shd w:val="clear" w:color="auto" w:fill="FFFFFF"/>
-          </w:tcPr>
-          <w:p>
-            <w:pPr>
-              <w:spacing w:before="40" w:after="40"/>
-            </w:pPr>
-            <w:r>
-              <w:rPr>
-                <w:b/>
-                <w:color w:val="EC4899"/>
-                <w:sz w:val="18"/>
-              </w:rPr>
-              <w:t>id_38</w:t>
-            </w:r>
-          </w:p>
-        </w:tc>
-        <w:tc>
-          <w:tcPr>
-            <w:tcW w:type="dxa" w:w="2422"/>
-            <w:shd w:val="clear" w:color="auto" w:fill="FFFFFF"/>
-          </w:tcPr>
-          <w:p>
-            <w:pPr>
-              <w:spacing w:before="40" w:after="40"/>
-            </w:pPr>
-            <w:r>
-              <w:rPr>
-                <w:sz w:val="18"/>
-              </w:rPr>
-              <w:t>str</w:t>
-            </w:r>
-          </w:p>
-        </w:tc>
-        <w:tc>
-          <w:tcPr>
-            <w:tcW w:type="dxa" w:w="2422"/>
-            <w:shd w:val="clear" w:color="auto" w:fill="FFFFFF"/>
-          </w:tcPr>
-          <w:p>
-            <w:pPr>
-              <w:spacing w:before="40" w:after="40"/>
-            </w:pPr>
-            <w:r>
-              <w:rPr>
-                <w:sz w:val="18"/>
-              </w:rPr>
-              <w:t>T, F</w:t>
-            </w:r>
-          </w:p>
-        </w:tc>
-        <w:tc>
-          <w:tcPr>
-            <w:tcW w:type="dxa" w:w="2422"/>
-            <w:shd w:val="clear" w:color="auto" w:fill="FFFFFF"/>
-          </w:tcPr>
-          <w:p>
-            <w:pPr>
-              <w:spacing w:before="40" w:after="40"/>
-            </w:pPr>
-            <w:r>
-              <w:rPr>
-                <w:sz w:val="18"/>
-              </w:rPr>
-              <w:t>JavaScript habilitado no browser.</w:t>
+              <w:t>Atributos anonimizados; preservar nomes e não inferir significado individual.</w:t>
             </w:r>
           </w:p>
         </w:tc>
@@ -9024,7 +3408,7 @@
               <w:rPr>
                 <w:sz w:val="18"/>
               </w:rPr>
-              <w:t>Tipo do dispositivo. Mobile tem taxa de fraude levemente diferente de desktop.</w:t>
+              <w:t>Tipo do dispositivo no domínio original. Associação com o alvo deve ser medida.</w:t>
             </w:r>
           </w:p>
         </w:tc>
@@ -9096,7 +3480,7 @@
               <w:rPr>
                 <w:sz w:val="18"/>
               </w:rPr>
-              <w:t>Modelo/sistema do dispositivo. Alta cardinalidade — agrupe em categorias (iOS, Android, Windows, Mac, Other) para usar como feature.</w:t>
+              <w:t>Informação textual do dispositivo. Tem alta cardinalidade e valores ausentes; qualquer agrupamento precisa de regra documentada.</w:t>
             </w:r>
           </w:p>
         </w:tc>
@@ -9149,13 +3533,13 @@
           <w:b/>
           <w:sz w:val="20"/>
         </w:rPr>
-        <w:t xml:space="preserve">⚠ Muitos nulos não são erro: </w:t>
+        <w:t xml:space="preserve">⚠ Muitos nulos não são necessariamente erro: </w:t>
       </w:r>
       <w:r>
         <w:rPr>
           <w:sz w:val="20"/>
         </w:rPr>
-        <w:t>Colunas como D6, D7, D12–D14 têm &gt;90% de nulos porque nem toda transação gera esses eventos. O nulo em si é uma informação — crie uma flag is_null para essas colunas.</w:t>
+        <w:t>A ausência pode refletir o processo de coleta. Meça por coluna e valide se indicadores de ausência ajudam sem causar vazamento; não presuma a causa do nulo.</w:t>
       </w:r>
     </w:p>
     <w:p>
@@ -9173,7 +3557,7 @@
         <w:rPr>
           <w:sz w:val="20"/>
         </w:rPr>
-        <w:t>Você pode extrair padrões de hora do dia (dt % 86400 // 3600) e dia da semana (dt // 86400 % 7), mas não sabe a data absoluta.</w:t>
+        <w:t>O módulo por 86400 permite uma posição cíclica relativa, mas a data-base e o fuso não foram divulgados. Não chame o resultado de hora local.</w:t>
       </w:r>
     </w:p>
     <w:p>
@@ -9185,13 +3569,13 @@
           <w:b/>
           <w:sz w:val="20"/>
         </w:rPr>
-        <w:t xml:space="preserve">⚠ train_identity.csv só tem 60% das transações: </w:t>
+        <w:t xml:space="preserve">⚠ train_identity.csv cobre 24,4% do treino: </w:t>
       </w:r>
       <w:r>
         <w:rPr>
           <w:sz w:val="20"/>
         </w:rPr>
-        <w:t>Após o left join, todas as colunas id_ e Device* terão NaN para os 40% sem identity. Trate esses NaNs com imputação ou indicadores de ausência.</w:t>
+        <w:t>Após o left join, as colunas id_ e Device* ficam ausentes nas demais transações. Imputação e indicadores devem ser ajustados apenas no treino.</w:t>
       </w:r>
     </w:p>
     <w:p>
@@ -9209,7 +3593,25 @@
         <w:rPr>
           <w:sz w:val="20"/>
         </w:rPr>
-        <w:t>Com milhares de valores únicos, one-hot encoding vai explodir a dimensionalidade. Prefira target encoding ou frequency encoding para essas colunas.</w:t>
+        <w:t>Avalie codificação e memória. Se usar target encoding, calcule-o dentro das partições de treino para evitar vazamento do alvo.</w:t>
+      </w:r>
+    </w:p>
+    <w:p>
+      <w:pPr>
+        <w:spacing w:before="0" w:after="160"/>
+      </w:pPr>
+      <w:r>
+        <w:rPr>
+          <w:b/>
+          <w:sz w:val="20"/>
+        </w:rPr>
+        <w:t xml:space="preserve">⚠ Colunas anônimas não ganham significado com SHAP: </w:t>
+      </w:r>
+      <w:r>
+        <w:rPr>
+          <w:sz w:val="20"/>
+        </w:rPr>
+        <w:t>SHAP mede contribuição para a previsão. Não converta C*, D*, M*, V* ou id_* em conceitos Pix sem atributo derivado, definição e validação.</w:t>
       </w:r>
     </w:p>
     <w:sectPr>
